--- a/05-数字电路/01-组合逻辑电路/数据分配器电路DEMUX/数据分配器电路DEMUX.docx
+++ b/05-数字电路/01-组合逻辑电路/数据分配器电路DEMUX/数据分配器电路DEMUX.docx
@@ -2482,6 +2482,20 @@
     </w:p>
     <w:bookmarkEnd w:id="26"/>
     <w:bookmarkEnd w:id="27"/>
+    <w:p>
+      <w:pPr>
+        <w:spacing w:before="360"/>
+        <w:jc w:val="center"/>
+      </w:pPr>
+      <w:r>
+        <w:rPr>
+          <w:rFonts w:ascii="Times New Roman" w:hAnsi="Times New Roman"/>
+          <w:color w:val="555555"/>
+          <w:sz w:val="21"/>
+        </w:rPr>
+        <w:t>材料收集者：杜文杰</w:t>
+      </w:r>
+    </w:p>
     <w:sectPr>
       <w:headerReference r:id="rId9" w:type="default"/>
       <w:footerReference r:id="rId10" w:type="default"/>

--- a/05-数字电路/01-组合逻辑电路/数据分配器电路DEMUX/数据分配器电路DEMUX.docx
+++ b/05-数字电路/01-组合逻辑电路/数据分配器电路DEMUX/数据分配器电路DEMUX.docx
@@ -1,6 +1,6 @@
 
 <file path=word/document.xml><?xml version="1.0" encoding="utf-8"?>
-<w:document xmlns:w="http://schemas.openxmlformats.org/wordprocessingml/2006/main" xmlns:m="http://schemas.openxmlformats.org/officeDocument/2006/math" xmlns:r="http://schemas.openxmlformats.org/officeDocument/2006/relationships" xmlns:o="urn:schemas-microsoft-com:office:office" xmlns:v="urn:schemas-microsoft-com:vml" xmlns:w10="urn:schemas-microsoft-com:office:word" xmlns:a="http://schemas.openxmlformats.org/drawingml/2006/main" xmlns:pic="http://schemas.openxmlformats.org/drawingml/2006/picture" xmlns:wp="http://schemas.openxmlformats.org/drawingml/2006/wordprocessingDrawing">
+<w:document xmlns:m="http://schemas.openxmlformats.org/officeDocument/2006/math" xmlns:r="http://schemas.openxmlformats.org/officeDocument/2006/relationships" xmlns:w="http://schemas.openxmlformats.org/wordprocessingml/2006/main" xmlns:o="urn:schemas-microsoft-com:office:office" xmlns:v="urn:schemas-microsoft-com:vml" xmlns:w10="urn:schemas-microsoft-com:office:word" xmlns:a="http://schemas.openxmlformats.org/drawingml/2006/main" xmlns:pic="http://schemas.openxmlformats.org/drawingml/2006/picture" xmlns:wp="http://schemas.openxmlformats.org/drawingml/2006/wordprocessingDrawing">
   <w:body>
     <w:bookmarkStart w:id="27" w:name="数据分配器电路demux"/>
     <w:p>
@@ -9,7 +9,7 @@
       </w:pPr>
       <w:r>
         <w:rPr>
-          <w:rFonts w:hint="eastAsia"/>
+          <w:rFonts w:hint="eastAsia" w:eastAsia="黑体"/>
         </w:rPr>
         <w:t xml:space="preserve">数据分配器电路（DEMUX）</w:t>
       </w:r>
@@ -21,7 +21,7 @@
       </w:pPr>
       <w:r>
         <w:rPr>
-          <w:rFonts w:hint="eastAsia"/>
+          <w:rFonts w:hint="eastAsia" w:eastAsia="黑体"/>
         </w:rPr>
         <w:t xml:space="preserve">拓扑描述</w:t>
       </w:r>
@@ -32,13 +32,13 @@
       </w:pPr>
       <w:r>
         <w:rPr>
-          <w:rFonts w:hint="eastAsia"/>
+          <w:rFonts w:hint="eastAsia" w:eastAsia="黑体"/>
         </w:rPr>
         <w:t xml:space="preserve">由</w:t>
       </w:r>
       <w:r>
         <w:rPr>
-          <w:rFonts w:hint="eastAsia"/>
+          <w:rFonts w:hint="eastAsia" w:eastAsia="黑体"/>
           <w:b/>
           <w:bCs/>
         </w:rPr>
@@ -46,23 +46,27 @@
       </w:r>
       <w:r>
         <w:rPr>
+          <w:rFonts w:eastAsia="黑体"/>
           <w:b/>
           <w:bCs/>
         </w:rPr>
         <w:t xml:space="preserve"> D1</w:t>
       </w:r>
       <w:r>
+        <w:rPr>
+          <w:rFonts w:eastAsia="黑体"/>
+        </w:rPr>
         <w:t xml:space="preserve"> </w:t>
       </w:r>
       <w:r>
         <w:rPr>
-          <w:rFonts w:hint="eastAsia"/>
+          <w:rFonts w:hint="eastAsia" w:eastAsia="黑体"/>
         </w:rPr>
         <w:t xml:space="preserve">与</w:t>
       </w:r>
       <w:r>
         <w:rPr>
-          <w:rFonts w:hint="eastAsia"/>
+          <w:rFonts w:hint="eastAsia" w:eastAsia="黑体"/>
           <w:b/>
           <w:bCs/>
         </w:rPr>
@@ -70,50 +74,63 @@
       </w:r>
       <w:r>
         <w:rPr>
+          <w:rFonts w:eastAsia="黑体"/>
           <w:b/>
           <w:bCs/>
         </w:rPr>
         <w:t xml:space="preserve"> G0~G3</w:t>
       </w:r>
       <w:r>
+        <w:rPr>
+          <w:rFonts w:eastAsia="黑体"/>
+        </w:rPr>
         <w:t xml:space="preserve"> </w:t>
       </w:r>
       <w:r>
         <w:rPr>
-          <w:rFonts w:hint="eastAsia"/>
+          <w:rFonts w:hint="eastAsia" w:eastAsia="黑体"/>
         </w:rPr>
         <w:t xml:space="preserve">构成</w:t>
       </w:r>
       <w:r>
+        <w:rPr>
+          <w:rFonts w:eastAsia="黑体"/>
+        </w:rPr>
         <w:t xml:space="preserve"> 1 </w:t>
       </w:r>
       <w:r>
         <w:rPr>
-          <w:rFonts w:hint="eastAsia"/>
+          <w:rFonts w:hint="eastAsia" w:eastAsia="黑体"/>
         </w:rPr>
         <w:t xml:space="preserve">线—4</w:t>
       </w:r>
       <w:r>
+        <w:rPr>
+          <w:rFonts w:eastAsia="黑体"/>
+        </w:rPr>
         <w:t xml:space="preserve"> </w:t>
       </w:r>
       <w:r>
         <w:rPr>
-          <w:rFonts w:hint="eastAsia"/>
+          <w:rFonts w:hint="eastAsia" w:eastAsia="黑体"/>
         </w:rPr>
         <w:t xml:space="preserve">线数据分配器（DEMUX），是数据选择器（MUX）的逆过程。电路共有</w:t>
       </w:r>
       <w:r>
+        <w:rPr>
+          <w:rFonts w:eastAsia="黑体"/>
+        </w:rPr>
         <w:t xml:space="preserve"> 9 </w:t>
       </w:r>
       <w:r>
         <w:rPr>
-          <w:rFonts w:hint="eastAsia"/>
+          <w:rFonts w:hint="eastAsia" w:eastAsia="黑体"/>
         </w:rPr>
         <w:t xml:space="preserve">个关键节点：</w:t>
       </w:r>
       <w:r>
         <w:rPr>
-          <w:rFonts w:hint="eastAsia"/>
+          <w:rFonts w:hint="eastAsia" w:eastAsia="黑体"/>
           <w:b/>
           <w:bCs/>
         </w:rPr>
@@ -121,6 +138,7 @@
       </w:r>
       <w:r>
         <w:rPr>
+          <w:rFonts w:eastAsia="黑体"/>
           <w:b/>
           <w:bCs/>
         </w:rPr>
@@ -128,7 +146,7 @@
       </w:r>
       <w:r>
         <w:rPr>
-          <w:rFonts w:hint="eastAsia"/>
+          <w:rFonts w:hint="eastAsia" w:eastAsia="黑体"/>
           <w:b/>
           <w:bCs/>
         </w:rPr>
@@ -136,6 +154,7 @@
       </w:r>
       <w:r>
         <w:rPr>
+          <w:rFonts w:eastAsia="黑体"/>
           <w:b/>
           <w:bCs/>
         </w:rPr>
@@ -143,13 +162,13 @@
       </w:r>
       <w:r>
         <w:rPr>
-          <w:rFonts w:hint="eastAsia"/>
+          <w:rFonts w:hint="eastAsia" w:eastAsia="黑体"/>
         </w:rPr>
         <w:t xml:space="preserve">；</w:t>
       </w:r>
       <w:r>
         <w:rPr>
-          <w:rFonts w:hint="eastAsia"/>
+          <w:rFonts w:hint="eastAsia" w:eastAsia="黑体"/>
           <w:b/>
           <w:bCs/>
         </w:rPr>
@@ -157,6 +176,7 @@
       </w:r>
       <w:r>
         <w:rPr>
+          <w:rFonts w:eastAsia="黑体"/>
           <w:b/>
           <w:bCs/>
         </w:rPr>
@@ -164,7 +184,7 @@
       </w:r>
       <w:r>
         <w:rPr>
-          <w:rFonts w:hint="eastAsia"/>
+          <w:rFonts w:hint="eastAsia" w:eastAsia="黑体"/>
           <w:b/>
           <w:bCs/>
         </w:rPr>
@@ -172,6 +192,7 @@
       </w:r>
       <w:r>
         <w:rPr>
+          <w:rFonts w:eastAsia="黑体"/>
           <w:b/>
           <w:bCs/>
         </w:rPr>
@@ -192,11 +213,14 @@
         </m:sSub>
       </m:oMath>
       <w:r>
+        <w:rPr>
+          <w:rFonts w:eastAsia="黑体"/>
+        </w:rPr>
         <w:t xml:space="preserve">、</w:t>
       </w:r>
       <w:r>
         <w:rPr>
-          <w:rFonts w:hint="eastAsia"/>
+          <w:rFonts w:hint="eastAsia" w:eastAsia="黑体"/>
           <w:b/>
           <w:bCs/>
         </w:rPr>
@@ -204,6 +228,7 @@
       </w:r>
       <w:r>
         <w:rPr>
+          <w:rFonts w:eastAsia="黑体"/>
           <w:b/>
           <w:bCs/>
         </w:rPr>
@@ -211,7 +236,7 @@
       </w:r>
       <w:r>
         <w:rPr>
-          <w:rFonts w:hint="eastAsia"/>
+          <w:rFonts w:hint="eastAsia" w:eastAsia="黑体"/>
           <w:b/>
           <w:bCs/>
         </w:rPr>
@@ -219,6 +244,7 @@
       </w:r>
       <w:r>
         <w:rPr>
+          <w:rFonts w:eastAsia="黑体"/>
           <w:b/>
           <w:bCs/>
         </w:rPr>
@@ -240,22 +266,25 @@
       </m:oMath>
       <w:r>
         <w:rPr>
-          <w:rFonts w:hint="eastAsia"/>
+          <w:rFonts w:hint="eastAsia" w:eastAsia="黑体"/>
         </w:rPr>
         <w:t xml:space="preserve">（译码器</w:t>
       </w:r>
       <w:r>
+        <w:rPr>
+          <w:rFonts w:eastAsia="黑体"/>
+        </w:rPr>
         <w:t xml:space="preserve"> D1 </w:t>
       </w:r>
       <w:r>
         <w:rPr>
-          <w:rFonts w:hint="eastAsia"/>
+          <w:rFonts w:hint="eastAsia" w:eastAsia="黑体"/>
         </w:rPr>
         <w:t xml:space="preserve">的地址输入）；</w:t>
       </w:r>
       <w:r>
         <w:rPr>
-          <w:rFonts w:hint="eastAsia"/>
+          <w:rFonts w:hint="eastAsia" w:eastAsia="黑体"/>
           <w:b/>
           <w:bCs/>
         </w:rPr>
@@ -263,6 +292,7 @@
       </w:r>
       <w:r>
         <w:rPr>
+          <w:rFonts w:eastAsia="黑体"/>
           <w:b/>
           <w:bCs/>
         </w:rPr>
@@ -270,7 +300,7 @@
       </w:r>
       <w:r>
         <w:rPr>
-          <w:rFonts w:hint="eastAsia"/>
+          <w:rFonts w:hint="eastAsia" w:eastAsia="黑体"/>
           <w:b/>
           <w:bCs/>
         </w:rPr>
@@ -278,6 +308,7 @@
       </w:r>
       <w:r>
         <w:rPr>
+          <w:rFonts w:eastAsia="黑体"/>
           <w:b/>
           <w:bCs/>
         </w:rPr>
@@ -317,22 +348,25 @@
       </m:oMath>
       <w:r>
         <w:rPr>
-          <w:rFonts w:hint="eastAsia"/>
+          <w:rFonts w:hint="eastAsia" w:eastAsia="黑体"/>
         </w:rPr>
         <w:t xml:space="preserve">（D1</w:t>
       </w:r>
       <w:r>
+        <w:rPr>
+          <w:rFonts w:eastAsia="黑体"/>
+        </w:rPr>
         <w:t xml:space="preserve"> </w:t>
       </w:r>
       <w:r>
         <w:rPr>
-          <w:rFonts w:hint="eastAsia"/>
+          <w:rFonts w:hint="eastAsia" w:eastAsia="黑体"/>
         </w:rPr>
         <w:t xml:space="preserve">的四路译码输出）；</w:t>
       </w:r>
       <w:r>
         <w:rPr>
-          <w:rFonts w:hint="eastAsia"/>
+          <w:rFonts w:hint="eastAsia" w:eastAsia="黑体"/>
           <w:b/>
           <w:bCs/>
         </w:rPr>
@@ -340,6 +374,7 @@
       </w:r>
       <w:r>
         <w:rPr>
+          <w:rFonts w:eastAsia="黑体"/>
           <w:b/>
           <w:bCs/>
         </w:rPr>
@@ -347,7 +382,7 @@
       </w:r>
       <w:r>
         <w:rPr>
-          <w:rFonts w:hint="eastAsia"/>
+          <w:rFonts w:hint="eastAsia" w:eastAsia="黑体"/>
           <w:b/>
           <w:bCs/>
         </w:rPr>
@@ -355,6 +390,7 @@
       </w:r>
       <w:r>
         <w:rPr>
+          <w:rFonts w:eastAsia="黑体"/>
           <w:b/>
           <w:bCs/>
         </w:rPr>
@@ -376,6 +412,7 @@
       </m:oMath>
       <w:r>
         <w:rPr>
+          <w:rFonts w:eastAsia="黑体"/>
           <w:b/>
           <w:bCs/>
         </w:rPr>
@@ -397,6 +434,7 @@
       </m:oMath>
       <w:r>
         <w:rPr>
+          <w:rFonts w:eastAsia="黑体"/>
           <w:b/>
           <w:bCs/>
         </w:rPr>
@@ -418,6 +456,7 @@
       </m:oMath>
       <w:r>
         <w:rPr>
+          <w:rFonts w:eastAsia="黑体"/>
           <w:b/>
           <w:bCs/>
         </w:rPr>
@@ -439,7 +478,7 @@
       </m:oMath>
       <w:r>
         <w:rPr>
-          <w:rFonts w:hint="eastAsia"/>
+          <w:rFonts w:hint="eastAsia" w:eastAsia="黑体"/>
         </w:rPr>
         <w:t xml:space="preserve">（四路输出）。</w:t>
       </w:r>
@@ -448,28 +487,34 @@
       <w:pPr/>
       <w:r>
         <w:rPr>
-          <w:rFonts w:hint="eastAsia"/>
+          <w:rFonts w:hint="eastAsia" w:eastAsia="黑体"/>
         </w:rPr>
         <w:t xml:space="preserve">各单元管脚连接：</w:t>
       </w:r>
       <w:r>
         <w:rPr>
-          <w:rFonts w:hint="eastAsia"/>
+          <w:rFonts w:hint="eastAsia" w:eastAsia="黑体"/>
           <w:b/>
           <w:bCs/>
         </w:rPr>
         <w:t xml:space="preserve">D1（地址译码器）</w:t>
       </w:r>
       <w:r>
+        <w:rPr>
+          <w:rFonts w:eastAsia="黑体"/>
+        </w:rPr>
         <w:t xml:space="preserve"> </w:t>
       </w:r>
       <w:r>
         <w:rPr>
-          <w:rFonts w:hint="eastAsia"/>
+          <w:rFonts w:hint="eastAsia" w:eastAsia="黑体"/>
         </w:rPr>
         <w:t xml:space="preserve">的两条地址脚分别接</w:t>
       </w:r>
       <w:r>
+        <w:rPr>
+          <w:rFonts w:eastAsia="黑体"/>
+        </w:rPr>
         <w:t xml:space="preserve"> </w:t>
       </w:r>
       <m:oMath>
@@ -487,6 +532,9 @@
         </m:sSub>
       </m:oMath>
       <w:r>
+        <w:rPr>
+          <w:rFonts w:eastAsia="黑体"/>
+        </w:rPr>
         <w:t xml:space="preserve">、</w:t>
       </w:r>
       <m:oMath>
@@ -505,11 +553,14 @@
       </m:oMath>
       <w:r>
         <w:rPr>
-          <w:rFonts w:hint="eastAsia"/>
+          <w:rFonts w:hint="eastAsia" w:eastAsia="黑体"/>
         </w:rPr>
         <w:t xml:space="preserve">，四条译码输出脚分别接选择线节点</w:t>
       </w:r>
       <w:r>
+        <w:rPr>
+          <w:rFonts w:eastAsia="黑体"/>
+        </w:rPr>
         <w:t xml:space="preserve"> </w:t>
       </w:r>
       <m:oMath>
@@ -527,6 +578,9 @@
         </m:sSub>
       </m:oMath>
       <w:r>
+        <w:rPr>
+          <w:rFonts w:eastAsia="黑体"/>
+        </w:rPr>
         <w:t xml:space="preserve">、</w:t>
       </w:r>
       <m:oMath>
@@ -544,6 +598,9 @@
         </m:sSub>
       </m:oMath>
       <w:r>
+        <w:rPr>
+          <w:rFonts w:eastAsia="黑体"/>
+        </w:rPr>
         <w:t xml:space="preserve">、</w:t>
       </w:r>
       <m:oMath>
@@ -561,6 +618,9 @@
         </m:sSub>
       </m:oMath>
       <w:r>
+        <w:rPr>
+          <w:rFonts w:eastAsia="黑体"/>
+        </w:rPr>
         <w:t xml:space="preserve">、</w:t>
       </w:r>
       <m:oMath>
@@ -579,37 +639,46 @@
       </m:oMath>
       <w:r>
         <w:rPr>
-          <w:rFonts w:hint="eastAsia"/>
+          <w:rFonts w:hint="eastAsia" w:eastAsia="黑体"/>
         </w:rPr>
         <w:t xml:space="preserve">；</w:t>
       </w:r>
       <w:r>
         <w:rPr>
-          <w:rFonts w:hint="eastAsia"/>
+          <w:rFonts w:hint="eastAsia" w:eastAsia="黑体"/>
           <w:b/>
           <w:bCs/>
         </w:rPr>
         <w:t xml:space="preserve">G0（与门）</w:t>
       </w:r>
       <w:r>
+        <w:rPr>
+          <w:rFonts w:eastAsia="黑体"/>
+        </w:rPr>
         <w:t xml:space="preserve"> </w:t>
       </w:r>
       <w:r>
         <w:rPr>
-          <w:rFonts w:hint="eastAsia"/>
+          <w:rFonts w:hint="eastAsia" w:eastAsia="黑体"/>
         </w:rPr>
         <w:t xml:space="preserve">的一端接数据输入节点</w:t>
       </w:r>
       <w:r>
+        <w:rPr>
+          <w:rFonts w:eastAsia="黑体"/>
+        </w:rPr>
         <w:t xml:space="preserve"> </w:t>
       </w:r>
       <w:r>
         <w:rPr>
-          <w:rFonts w:hint="eastAsia"/>
+          <w:rFonts w:hint="eastAsia" w:eastAsia="黑体"/>
         </w:rPr>
         <w:t xml:space="preserve">D、另一端接选择线节点</w:t>
       </w:r>
       <w:r>
+        <w:rPr>
+          <w:rFonts w:eastAsia="黑体"/>
+        </w:rPr>
         <w:t xml:space="preserve"> </w:t>
       </w:r>
       <m:oMath>
@@ -628,20 +697,26 @@
       </m:oMath>
       <w:r>
         <w:rPr>
-          <w:rFonts w:hint="eastAsia"/>
+          <w:rFonts w:hint="eastAsia" w:eastAsia="黑体"/>
         </w:rPr>
         <w:t xml:space="preserve">，输出</w:t>
       </w:r>
       <w:r>
+        <w:rPr>
+          <w:rFonts w:eastAsia="黑体"/>
+        </w:rPr>
         <w:t xml:space="preserve"> Y </w:t>
       </w:r>
       <w:r>
         <w:rPr>
-          <w:rFonts w:hint="eastAsia"/>
+          <w:rFonts w:hint="eastAsia" w:eastAsia="黑体"/>
         </w:rPr>
         <w:t xml:space="preserve">端接分配输出节点</w:t>
       </w:r>
       <w:r>
+        <w:rPr>
+          <w:rFonts w:eastAsia="黑体"/>
+        </w:rPr>
         <w:t xml:space="preserve"> </w:t>
       </w:r>
       <m:oMath>
@@ -660,36 +735,46 @@
       </m:oMath>
       <w:r>
         <w:rPr>
-          <w:rFonts w:hint="eastAsia"/>
+          <w:rFonts w:hint="eastAsia" w:eastAsia="黑体"/>
         </w:rPr>
         <w:t xml:space="preserve">；</w:t>
       </w:r>
       <w:r>
         <w:rPr>
+          <w:rFonts w:eastAsia="黑体"/>
           <w:b/>
           <w:bCs/>
         </w:rPr>
         <w:t xml:space="preserve">G1</w:t>
       </w:r>
       <w:r>
+        <w:rPr>
+          <w:rFonts w:eastAsia="黑体"/>
+        </w:rPr>
         <w:t xml:space="preserve"> </w:t>
       </w:r>
       <w:r>
         <w:rPr>
-          <w:rFonts w:hint="eastAsia"/>
+          <w:rFonts w:hint="eastAsia" w:eastAsia="黑体"/>
         </w:rPr>
         <w:t xml:space="preserve">接</w:t>
       </w:r>
       <w:r>
+        <w:rPr>
+          <w:rFonts w:eastAsia="黑体"/>
+        </w:rPr>
         <w:t xml:space="preserve"> D </w:t>
       </w:r>
       <w:r>
         <w:rPr>
-          <w:rFonts w:hint="eastAsia"/>
+          <w:rFonts w:hint="eastAsia" w:eastAsia="黑体"/>
         </w:rPr>
         <w:t xml:space="preserve">与</w:t>
       </w:r>
       <w:r>
+        <w:rPr>
+          <w:rFonts w:eastAsia="黑体"/>
+        </w:rPr>
         <w:t xml:space="preserve"> </w:t>
       </w:r>
       <m:oMath>
@@ -708,11 +793,14 @@
       </m:oMath>
       <w:r>
         <w:rPr>
-          <w:rFonts w:hint="eastAsia"/>
+          <w:rFonts w:hint="eastAsia" w:eastAsia="黑体"/>
         </w:rPr>
         <w:t xml:space="preserve">、输出端接</w:t>
       </w:r>
       <w:r>
+        <w:rPr>
+          <w:rFonts w:eastAsia="黑体"/>
+        </w:rPr>
         <w:t xml:space="preserve"> </w:t>
       </w:r>
       <m:oMath>
@@ -731,36 +819,46 @@
       </m:oMath>
       <w:r>
         <w:rPr>
-          <w:rFonts w:hint="eastAsia"/>
+          <w:rFonts w:hint="eastAsia" w:eastAsia="黑体"/>
         </w:rPr>
         <w:t xml:space="preserve">；</w:t>
       </w:r>
       <w:r>
         <w:rPr>
+          <w:rFonts w:eastAsia="黑体"/>
           <w:b/>
           <w:bCs/>
         </w:rPr>
         <w:t xml:space="preserve">G2</w:t>
       </w:r>
       <w:r>
+        <w:rPr>
+          <w:rFonts w:eastAsia="黑体"/>
+        </w:rPr>
         <w:t xml:space="preserve"> </w:t>
       </w:r>
       <w:r>
         <w:rPr>
-          <w:rFonts w:hint="eastAsia"/>
+          <w:rFonts w:hint="eastAsia" w:eastAsia="黑体"/>
         </w:rPr>
         <w:t xml:space="preserve">接</w:t>
       </w:r>
       <w:r>
+        <w:rPr>
+          <w:rFonts w:eastAsia="黑体"/>
+        </w:rPr>
         <w:t xml:space="preserve"> D </w:t>
       </w:r>
       <w:r>
         <w:rPr>
-          <w:rFonts w:hint="eastAsia"/>
+          <w:rFonts w:hint="eastAsia" w:eastAsia="黑体"/>
         </w:rPr>
         <w:t xml:space="preserve">与</w:t>
       </w:r>
       <w:r>
+        <w:rPr>
+          <w:rFonts w:eastAsia="黑体"/>
+        </w:rPr>
         <w:t xml:space="preserve"> </w:t>
       </w:r>
       <m:oMath>
@@ -779,11 +877,14 @@
       </m:oMath>
       <w:r>
         <w:rPr>
-          <w:rFonts w:hint="eastAsia"/>
+          <w:rFonts w:hint="eastAsia" w:eastAsia="黑体"/>
         </w:rPr>
         <w:t xml:space="preserve">、输出端接</w:t>
       </w:r>
       <w:r>
+        <w:rPr>
+          <w:rFonts w:eastAsia="黑体"/>
+        </w:rPr>
         <w:t xml:space="preserve"> </w:t>
       </w:r>
       <m:oMath>
@@ -802,36 +903,46 @@
       </m:oMath>
       <w:r>
         <w:rPr>
-          <w:rFonts w:hint="eastAsia"/>
+          <w:rFonts w:hint="eastAsia" w:eastAsia="黑体"/>
         </w:rPr>
         <w:t xml:space="preserve">；</w:t>
       </w:r>
       <w:r>
         <w:rPr>
+          <w:rFonts w:eastAsia="黑体"/>
           <w:b/>
           <w:bCs/>
         </w:rPr>
         <w:t xml:space="preserve">G3</w:t>
       </w:r>
       <w:r>
+        <w:rPr>
+          <w:rFonts w:eastAsia="黑体"/>
+        </w:rPr>
         <w:t xml:space="preserve"> </w:t>
       </w:r>
       <w:r>
         <w:rPr>
-          <w:rFonts w:hint="eastAsia"/>
+          <w:rFonts w:hint="eastAsia" w:eastAsia="黑体"/>
         </w:rPr>
         <w:t xml:space="preserve">接</w:t>
       </w:r>
       <w:r>
+        <w:rPr>
+          <w:rFonts w:eastAsia="黑体"/>
+        </w:rPr>
         <w:t xml:space="preserve"> D </w:t>
       </w:r>
       <w:r>
         <w:rPr>
-          <w:rFonts w:hint="eastAsia"/>
+          <w:rFonts w:hint="eastAsia" w:eastAsia="黑体"/>
         </w:rPr>
         <w:t xml:space="preserve">与</w:t>
       </w:r>
       <w:r>
+        <w:rPr>
+          <w:rFonts w:eastAsia="黑体"/>
+        </w:rPr>
         <w:t xml:space="preserve"> </w:t>
       </w:r>
       <m:oMath>
@@ -850,11 +961,14 @@
       </m:oMath>
       <w:r>
         <w:rPr>
-          <w:rFonts w:hint="eastAsia"/>
+          <w:rFonts w:hint="eastAsia" w:eastAsia="黑体"/>
         </w:rPr>
         <w:t xml:space="preserve">、输出端接</w:t>
       </w:r>
       <w:r>
+        <w:rPr>
+          <w:rFonts w:eastAsia="黑体"/>
+        </w:rPr>
         <w:t xml:space="preserve"> </w:t>
       </w:r>
       <m:oMath>
@@ -873,20 +987,26 @@
       </m:oMath>
       <w:r>
         <w:rPr>
-          <w:rFonts w:hint="eastAsia"/>
+          <w:rFonts w:hint="eastAsia" w:eastAsia="黑体"/>
         </w:rPr>
         <w:t xml:space="preserve">；各单元正电源脚</w:t>
       </w:r>
       <w:r>
+        <w:rPr>
+          <w:rFonts w:eastAsia="黑体"/>
+        </w:rPr>
         <w:t xml:space="preserve"> VDD </w:t>
       </w:r>
       <w:r>
         <w:rPr>
-          <w:rFonts w:hint="eastAsia"/>
+          <w:rFonts w:hint="eastAsia" w:eastAsia="黑体"/>
         </w:rPr>
         <w:t xml:space="preserve">接</w:t>
       </w:r>
       <w:r>
+        <w:rPr>
+          <w:rFonts w:eastAsia="黑体"/>
+        </w:rPr>
         <w:t xml:space="preserve"> </w:t>
       </w:r>
       <m:oMath>
@@ -914,20 +1034,26 @@
       </m:oMath>
       <w:r>
         <w:rPr>
-          <w:rFonts w:hint="eastAsia"/>
+          <w:rFonts w:hint="eastAsia" w:eastAsia="黑体"/>
         </w:rPr>
         <w:t xml:space="preserve">、接地脚</w:t>
       </w:r>
       <w:r>
+        <w:rPr>
+          <w:rFonts w:eastAsia="黑体"/>
+        </w:rPr>
         <w:t xml:space="preserve"> GND </w:t>
       </w:r>
       <w:r>
         <w:rPr>
-          <w:rFonts w:hint="eastAsia"/>
+          <w:rFonts w:hint="eastAsia" w:eastAsia="黑体"/>
         </w:rPr>
         <w:t xml:space="preserve">接</w:t>
       </w:r>
       <w:r>
+        <w:rPr>
+          <w:rFonts w:eastAsia="黑体"/>
+        </w:rPr>
         <w:t xml:space="preserve"> GND。</w:t>
       </w:r>
     </w:p>
@@ -935,29 +1061,38 @@
       <w:pPr/>
       <w:r>
         <w:rPr>
-          <w:rFonts w:hint="eastAsia"/>
+          <w:rFonts w:hint="eastAsia" w:eastAsia="黑体"/>
         </w:rPr>
         <w:t xml:space="preserve">由此构成”地址译码选中唯一一路、数据直通该路”的</w:t>
       </w:r>
       <w:r>
+        <w:rPr>
+          <w:rFonts w:eastAsia="黑体"/>
+        </w:rPr>
         <w:t xml:space="preserve"> 1 </w:t>
       </w:r>
       <w:r>
         <w:rPr>
-          <w:rFonts w:hint="eastAsia"/>
+          <w:rFonts w:hint="eastAsia" w:eastAsia="黑体"/>
         </w:rPr>
         <w:t xml:space="preserve">线—4</w:t>
       </w:r>
       <w:r>
+        <w:rPr>
+          <w:rFonts w:eastAsia="黑体"/>
+        </w:rPr>
         <w:t xml:space="preserve"> </w:t>
       </w:r>
       <w:r>
         <w:rPr>
-          <w:rFonts w:hint="eastAsia"/>
+          <w:rFonts w:hint="eastAsia" w:eastAsia="黑体"/>
         </w:rPr>
         <w:t xml:space="preserve">线分配组态，输出</w:t>
       </w:r>
       <w:r>
+        <w:rPr>
+          <w:rFonts w:eastAsia="黑体"/>
+        </w:rPr>
         <w:t xml:space="preserve"> </w:t>
       </w:r>
       <m:oMath>
@@ -1003,7 +1138,7 @@
       </m:oMath>
       <w:r>
         <w:rPr>
-          <w:rFonts w:hint="eastAsia"/>
+          <w:rFonts w:hint="eastAsia" w:eastAsia="黑体"/>
         </w:rPr>
         <w:t xml:space="preserve">，被选中的那一路输出等于输入数据、其余输出为无效电平；常配合使能端级联多个分配器以扩展输出路数。</w:t>
       </w:r>
@@ -1016,7 +1151,7 @@
       </w:pPr>
       <w:r>
         <w:rPr>
-          <w:rFonts w:hint="eastAsia"/>
+          <w:rFonts w:hint="eastAsia" w:eastAsia="黑体"/>
         </w:rPr>
         <w:t xml:space="preserve">工作原理</w:t>
       </w:r>
@@ -1027,7 +1162,7 @@
       </w:pPr>
       <w:r>
         <w:rPr>
-          <w:rFonts w:hint="eastAsia"/>
+          <w:rFonts w:hint="eastAsia" w:eastAsia="黑体"/>
         </w:rPr>
         <w:t xml:space="preserve">地址输入经译码选中唯一一路输出，使该路输出直通数据输入，其余输出保持为无效电平（高有效或低有效视器件而定）。从而把一路串行或单路数据按地址分时送到不同目的端，常配合使能端扩展更多路输出。</w:t>
       </w:r>
@@ -1040,7 +1175,7 @@
       </w:pPr>
       <w:r>
         <w:rPr>
-          <w:rFonts w:hint="eastAsia"/>
+          <w:rFonts w:hint="eastAsia" w:eastAsia="黑体"/>
         </w:rPr>
         <w:t xml:space="preserve">关键计算公式</w:t>
       </w:r>
@@ -1053,11 +1188,14 @@
         </w:numPr>
       </w:pPr>
       <w:r>
+        <w:rPr>
+          <w:rFonts w:eastAsia="黑体"/>
+        </w:rPr>
         <w:t xml:space="preserve">1-4 </w:t>
       </w:r>
       <w:r>
         <w:rPr>
-          <w:rFonts w:hint="eastAsia"/>
+          <w:rFonts w:hint="eastAsia" w:eastAsia="黑体"/>
         </w:rPr>
         <w:t xml:space="preserve">数据分配输出（</w:t>
       </w:r>
@@ -1067,11 +1205,14 @@
         </m:r>
       </m:oMath>
       <w:r>
+        <w:rPr>
+          <w:rFonts w:eastAsia="黑体"/>
+        </w:rPr>
         <w:t xml:space="preserve"> </w:t>
       </w:r>
       <w:r>
         <w:rPr>
-          <w:rFonts w:hint="eastAsia"/>
+          <w:rFonts w:hint="eastAsia" w:eastAsia="黑体"/>
         </w:rPr>
         <w:t xml:space="preserve">为数据，</w:t>
       </w:r>
@@ -1102,11 +1243,14 @@
         </m:sSub>
       </m:oMath>
       <w:r>
+        <w:rPr>
+          <w:rFonts w:eastAsia="黑体"/>
+        </w:rPr>
         <w:t xml:space="preserve"> </w:t>
       </w:r>
       <w:r>
         <w:rPr>
-          <w:rFonts w:hint="eastAsia"/>
+          <w:rFonts w:hint="eastAsia" w:eastAsia="黑体"/>
         </w:rPr>
         <w:t xml:space="preserve">为地址）：</w:t>
       </w:r>
@@ -1383,7 +1527,7 @@
       </w:pPr>
       <w:r>
         <w:rPr>
-          <w:rFonts w:hint="eastAsia"/>
+          <w:rFonts w:hint="eastAsia" w:eastAsia="黑体"/>
         </w:rPr>
         <w:t xml:space="preserve">一般形式：</w:t>
       </w:r>
@@ -1518,11 +1662,14 @@
       </w:pPr>
       <w:r>
         <w:rPr>
-          <w:rFonts w:hint="eastAsia"/>
+          <w:rFonts w:hint="eastAsia" w:eastAsia="黑体"/>
         </w:rPr>
         <w:t xml:space="preserve">其中</w:t>
       </w:r>
       <w:r>
+        <w:rPr>
+          <w:rFonts w:eastAsia="黑体"/>
+        </w:rPr>
         <w:t xml:space="preserve"> </w:t>
       </w:r>
       <m:oMath>
@@ -1540,11 +1687,14 @@
         </m:sSub>
       </m:oMath>
       <w:r>
+        <w:rPr>
+          <w:rFonts w:eastAsia="黑体"/>
+        </w:rPr>
         <w:t xml:space="preserve"> </w:t>
       </w:r>
       <w:r>
         <w:rPr>
-          <w:rFonts w:hint="eastAsia"/>
+          <w:rFonts w:hint="eastAsia" w:eastAsia="黑体"/>
         </w:rPr>
         <w:t xml:space="preserve">为最小项：</w:t>
       </w:r>
@@ -1699,7 +1849,7 @@
             </w:pPr>
             <w:r>
               <w:rPr>
-                <w:rFonts w:hint="eastAsia"/>
+                <w:rFonts w:hint="eastAsia" w:eastAsia="黑体"/>
               </w:rPr>
               <w:t xml:space="preserve">符号</w:t>
             </w:r>
@@ -1713,7 +1863,7 @@
             </w:pPr>
             <w:r>
               <w:rPr>
-                <w:rFonts w:hint="eastAsia"/>
+                <w:rFonts w:hint="eastAsia" w:eastAsia="黑体"/>
               </w:rPr>
               <w:t xml:space="preserve">含义</w:t>
             </w:r>
@@ -1727,7 +1877,7 @@
             </w:pPr>
             <w:r>
               <w:rPr>
-                <w:rFonts w:hint="eastAsia"/>
+                <w:rFonts w:hint="eastAsia" w:eastAsia="黑体"/>
               </w:rPr>
               <w:t xml:space="preserve">单位</w:t>
             </w:r>
@@ -1747,6 +1897,9 @@
               </m:r>
             </m:oMath>
             <w:r>
+              <w:rPr>
+                <w:rFonts w:eastAsia="黑体"/>
+              </w:rPr>
               <w:t xml:space="preserve">​</w:t>
             </w:r>
           </w:p>
@@ -1759,7 +1912,7 @@
             </w:pPr>
             <w:r>
               <w:rPr>
-                <w:rFonts w:hint="eastAsia"/>
+                <w:rFonts w:hint="eastAsia" w:eastAsia="黑体"/>
               </w:rPr>
               <w:t xml:space="preserve">数据输入</w:t>
             </w:r>
@@ -1772,6 +1925,9 @@
               <w:pStyle w:val="Compact"/>
             </w:pPr>
             <w:r>
+              <w:rPr>
+                <w:rFonts w:eastAsia="黑体"/>
+              </w:rPr>
               <w:t xml:space="preserve">—</w:t>
             </w:r>
           </w:p>
@@ -1799,6 +1955,9 @@
               </m:sSub>
             </m:oMath>
             <w:r>
+              <w:rPr>
+                <w:rFonts w:eastAsia="黑体"/>
+              </w:rPr>
               <w:t xml:space="preserve">​</w:t>
             </w:r>
           </w:p>
@@ -1811,16 +1970,19 @@
             </w:pPr>
             <w:r>
               <w:rPr>
-                <w:rFonts w:hint="eastAsia"/>
+                <w:rFonts w:hint="eastAsia" w:eastAsia="黑体"/>
               </w:rPr>
               <w:t xml:space="preserve">第</w:t>
             </w:r>
             <w:r>
+              <w:rPr>
+                <w:rFonts w:eastAsia="黑体"/>
+              </w:rPr>
               <w:t xml:space="preserve"> i </w:t>
             </w:r>
             <w:r>
               <w:rPr>
-                <w:rFonts w:hint="eastAsia"/>
+                <w:rFonts w:hint="eastAsia" w:eastAsia="黑体"/>
               </w:rPr>
               <w:t xml:space="preserve">位地址</w:t>
             </w:r>
@@ -1833,6 +1995,9 @@
               <w:pStyle w:val="Compact"/>
             </w:pPr>
             <w:r>
+              <w:rPr>
+                <w:rFonts w:eastAsia="黑体"/>
+              </w:rPr>
               <w:t xml:space="preserve">—</w:t>
             </w:r>
           </w:p>
@@ -1860,6 +2025,9 @@
               </m:sSub>
             </m:oMath>
             <w:r>
+              <w:rPr>
+                <w:rFonts w:eastAsia="黑体"/>
+              </w:rPr>
               <w:t xml:space="preserve">​</w:t>
             </w:r>
           </w:p>
@@ -1872,16 +2040,19 @@
             </w:pPr>
             <w:r>
               <w:rPr>
-                <w:rFonts w:hint="eastAsia"/>
+                <w:rFonts w:hint="eastAsia" w:eastAsia="黑体"/>
               </w:rPr>
               <w:t xml:space="preserve">第</w:t>
             </w:r>
             <w:r>
+              <w:rPr>
+                <w:rFonts w:eastAsia="黑体"/>
+              </w:rPr>
               <w:t xml:space="preserve"> k </w:t>
             </w:r>
             <w:r>
               <w:rPr>
-                <w:rFonts w:hint="eastAsia"/>
+                <w:rFonts w:hint="eastAsia" w:eastAsia="黑体"/>
               </w:rPr>
               <w:t xml:space="preserve">路输出</w:t>
             </w:r>
@@ -1894,6 +2065,9 @@
               <w:pStyle w:val="Compact"/>
             </w:pPr>
             <w:r>
+              <w:rPr>
+                <w:rFonts w:eastAsia="黑体"/>
+              </w:rPr>
               <w:t xml:space="preserve">—</w:t>
             </w:r>
           </w:p>
@@ -1912,6 +2086,9 @@
               </m:r>
             </m:oMath>
             <w:r>
+              <w:rPr>
+                <w:rFonts w:eastAsia="黑体"/>
+              </w:rPr>
               <w:t xml:space="preserve">​</w:t>
             </w:r>
           </w:p>
@@ -1924,7 +2101,7 @@
             </w:pPr>
             <w:r>
               <w:rPr>
-                <w:rFonts w:hint="eastAsia"/>
+                <w:rFonts w:hint="eastAsia" w:eastAsia="黑体"/>
               </w:rPr>
               <w:t xml:space="preserve">地址位数（</w:t>
             </w:r>
@@ -1943,11 +2120,14 @@
               </m:sSup>
             </m:oMath>
             <w:r>
+              <w:rPr>
+                <w:rFonts w:eastAsia="黑体"/>
+              </w:rPr>
               <w:t xml:space="preserve"> </w:t>
             </w:r>
             <w:r>
               <w:rPr>
-                <w:rFonts w:hint="eastAsia"/>
+                <w:rFonts w:hint="eastAsia" w:eastAsia="黑体"/>
               </w:rPr>
               <w:t xml:space="preserve">路输出）</w:t>
             </w:r>
@@ -1960,6 +2140,9 @@
               <w:pStyle w:val="Compact"/>
             </w:pPr>
             <w:r>
+              <w:rPr>
+                <w:rFonts w:eastAsia="黑体"/>
+              </w:rPr>
               <w:t xml:space="preserve">—</w:t>
             </w:r>
           </w:p>
@@ -1974,7 +2157,7 @@
       </w:pPr>
       <w:r>
         <w:rPr>
-          <w:rFonts w:hint="eastAsia"/>
+          <w:rFonts w:hint="eastAsia" w:eastAsia="黑体"/>
         </w:rPr>
         <w:t xml:space="preserve">元件调整影响</w:t>
       </w:r>
@@ -1989,20 +2172,26 @@
       </w:pPr>
       <w:r>
         <w:rPr>
-          <w:rFonts w:hint="eastAsia"/>
+          <w:rFonts w:hint="eastAsia" w:eastAsia="黑体"/>
         </w:rPr>
         <w:t xml:space="preserve">地址位宽</w:t>
       </w:r>
       <w:r>
+        <w:rPr>
+          <w:rFonts w:eastAsia="黑体"/>
+        </w:rPr>
         <w:t xml:space="preserve"> n </w:t>
       </w:r>
       <w:r>
         <w:rPr>
-          <w:rFonts w:hint="eastAsia"/>
+          <w:rFonts w:hint="eastAsia" w:eastAsia="黑体"/>
         </w:rPr>
         <w:t xml:space="preserve">决定输出路数</w:t>
       </w:r>
       <w:r>
+        <w:rPr>
+          <w:rFonts w:eastAsia="黑体"/>
+        </w:rPr>
         <w:t xml:space="preserve"> </w:t>
       </w:r>
       <m:oMath>
@@ -2021,7 +2210,7 @@
       </m:oMath>
       <w:r>
         <w:rPr>
-          <w:rFonts w:hint="eastAsia"/>
+          <w:rFonts w:hint="eastAsia" w:eastAsia="黑体"/>
         </w:rPr>
         <w:t xml:space="preserve">；增加地址位可扩展更多输出通道。</w:t>
       </w:r>
@@ -2036,7 +2225,7 @@
       </w:pPr>
       <w:r>
         <w:rPr>
-          <w:rFonts w:hint="eastAsia"/>
+          <w:rFonts w:hint="eastAsia" w:eastAsia="黑体"/>
         </w:rPr>
         <w:t xml:space="preserve">使能端配合可级联多个分配器扩展输出规模。</w:t>
       </w:r>
@@ -2051,7 +2240,7 @@
       </w:pPr>
       <w:r>
         <w:rPr>
-          <w:rFonts w:hint="eastAsia"/>
+          <w:rFonts w:hint="eastAsia" w:eastAsia="黑体"/>
         </w:rPr>
         <w:t xml:space="preserve">纯组合逻辑，无模拟调整参数；门延迟决定切换速度。</w:t>
       </w:r>
@@ -2064,7 +2253,7 @@
       </w:pPr>
       <w:r>
         <w:rPr>
-          <w:rFonts w:hint="eastAsia"/>
+          <w:rFonts w:hint="eastAsia" w:eastAsia="黑体"/>
         </w:rPr>
         <w:t xml:space="preserve">典型参数示例</w:t>
       </w:r>
@@ -2078,11 +2267,14 @@
         </w:numPr>
       </w:pPr>
       <w:r>
+        <w:rPr>
+          <w:rFonts w:eastAsia="黑体"/>
+        </w:rPr>
         <w:t xml:space="preserve">1-4 </w:t>
       </w:r>
       <w:r>
         <w:rPr>
-          <w:rFonts w:hint="eastAsia"/>
+          <w:rFonts w:hint="eastAsia" w:eastAsia="黑体"/>
         </w:rPr>
         <w:t xml:space="preserve">分配器，</w:t>
       </w:r>
@@ -2102,11 +2294,14 @@
       </m:oMath>
       <w:r>
         <w:rPr>
-          <w:rFonts w:hint="eastAsia"/>
+          <w:rFonts w:hint="eastAsia" w:eastAsia="黑体"/>
         </w:rPr>
         <w:t xml:space="preserve">、地址</w:t>
       </w:r>
       <w:r>
+        <w:rPr>
+          <w:rFonts w:eastAsia="黑体"/>
+        </w:rPr>
         <w:t xml:space="preserve"> </w:t>
       </w:r>
       <m:oMath>
@@ -2146,11 +2341,14 @@
       </m:oMath>
       <w:r>
         <w:rPr>
-          <w:rFonts w:hint="eastAsia"/>
+          <w:rFonts w:hint="eastAsia" w:eastAsia="黑体"/>
         </w:rPr>
         <w:t xml:space="preserve">：由</w:t>
       </w:r>
       <w:r>
+        <w:rPr>
+          <w:rFonts w:eastAsia="黑体"/>
+        </w:rPr>
         <w:t xml:space="preserve"> </w:t>
       </w:r>
       <m:oMath>
@@ -2251,20 +2449,26 @@
       </m:oMath>
       <w:r>
         <w:rPr>
-          <w:rFonts w:hint="eastAsia"/>
+          <w:rFonts w:hint="eastAsia" w:eastAsia="黑体"/>
         </w:rPr>
         <w:t xml:space="preserve">，其余输出为</w:t>
       </w:r>
       <w:r>
+        <w:rPr>
+          <w:rFonts w:eastAsia="黑体"/>
+        </w:rPr>
         <w:t xml:space="preserve"> </w:t>
       </w:r>
       <w:r>
         <w:rPr>
-          <w:rFonts w:hint="eastAsia"/>
+          <w:rFonts w:hint="eastAsia" w:eastAsia="黑体"/>
         </w:rPr>
         <w:t xml:space="preserve">0，即数据从</w:t>
       </w:r>
       <w:r>
+        <w:rPr>
+          <w:rFonts w:eastAsia="黑体"/>
+        </w:rPr>
         <w:t xml:space="preserve"> </w:t>
       </w:r>
       <m:oMath>
@@ -2282,11 +2486,14 @@
         </m:sSub>
       </m:oMath>
       <w:r>
+        <w:rPr>
+          <w:rFonts w:eastAsia="黑体"/>
+        </w:rPr>
         <w:t xml:space="preserve"> </w:t>
       </w:r>
       <w:r>
         <w:rPr>
-          <w:rFonts w:hint="eastAsia"/>
+          <w:rFonts w:hint="eastAsia" w:eastAsia="黑体"/>
         </w:rPr>
         <w:t xml:space="preserve">输出。</w:t>
       </w:r>
@@ -2299,7 +2506,7 @@
       </w:pPr>
       <w:r>
         <w:rPr>
-          <w:rFonts w:hint="eastAsia"/>
+          <w:rFonts w:hint="eastAsia" w:eastAsia="黑体"/>
         </w:rPr>
         <w:t xml:space="preserve">常见器件型号</w:t>
       </w:r>
@@ -2314,43 +2521,55 @@
       </w:pPr>
       <w:r>
         <w:rPr>
-          <w:rFonts w:hint="eastAsia"/>
+          <w:rFonts w:hint="eastAsia" w:eastAsia="黑体"/>
         </w:rPr>
         <w:t xml:space="preserve">74HC139（双</w:t>
       </w:r>
       <w:r>
+        <w:rPr>
+          <w:rFonts w:eastAsia="黑体"/>
+        </w:rPr>
         <w:t xml:space="preserve"> 2-4 </w:t>
       </w:r>
       <w:r>
         <w:rPr>
-          <w:rFonts w:hint="eastAsia"/>
+          <w:rFonts w:hint="eastAsia" w:eastAsia="黑体"/>
         </w:rPr>
         <w:t xml:space="preserve">译码器</w:t>
       </w:r>
       <w:r>
+        <w:rPr>
+          <w:rFonts w:eastAsia="黑体"/>
+        </w:rPr>
         <w:t xml:space="preserve"> / </w:t>
       </w:r>
       <w:r>
         <w:rPr>
-          <w:rFonts w:hint="eastAsia"/>
+          <w:rFonts w:hint="eastAsia" w:eastAsia="黑体"/>
         </w:rPr>
         <w:t xml:space="preserve">分配器）、74LS139、74HC138（3-8</w:t>
       </w:r>
       <w:r>
+        <w:rPr>
+          <w:rFonts w:eastAsia="黑体"/>
+        </w:rPr>
         <w:t xml:space="preserve"> </w:t>
       </w:r>
       <w:r>
         <w:rPr>
-          <w:rFonts w:hint="eastAsia"/>
+          <w:rFonts w:hint="eastAsia" w:eastAsia="黑体"/>
         </w:rPr>
         <w:t xml:space="preserve">译码器，可用作分配器）、74HC154（4-16</w:t>
       </w:r>
       <w:r>
+        <w:rPr>
+          <w:rFonts w:eastAsia="黑体"/>
+        </w:rPr>
         <w:t xml:space="preserve"> </w:t>
       </w:r>
       <w:r>
         <w:rPr>
-          <w:rFonts w:hint="eastAsia"/>
+          <w:rFonts w:hint="eastAsia" w:eastAsia="黑体"/>
         </w:rPr>
         <w:t xml:space="preserve">译码器）。</w:t>
       </w:r>
@@ -2363,7 +2582,7 @@
       </w:pPr>
       <w:r>
         <w:rPr>
-          <w:rFonts w:hint="eastAsia"/>
+          <w:rFonts w:hint="eastAsia" w:eastAsia="黑体"/>
         </w:rPr>
         <w:t xml:space="preserve">注意事项</w:t>
       </w:r>
@@ -2378,7 +2597,7 @@
       </w:pPr>
       <w:r>
         <w:rPr>
-          <w:rFonts w:hint="eastAsia"/>
+          <w:rFonts w:hint="eastAsia" w:eastAsia="黑体"/>
         </w:rPr>
         <w:t xml:space="preserve">未选中的输出电平（高/低有效）需按器件手册核对，避免误判。</w:t>
       </w:r>
@@ -2393,16 +2612,19 @@
       </w:pPr>
       <w:r>
         <w:rPr>
-          <w:rFonts w:hint="eastAsia"/>
+          <w:rFonts w:hint="eastAsia" w:eastAsia="黑体"/>
         </w:rPr>
         <w:t xml:space="preserve">数据与地址需满足建立</w:t>
       </w:r>
       <w:r>
+        <w:rPr>
+          <w:rFonts w:eastAsia="黑体"/>
+        </w:rPr>
         <w:t xml:space="preserve"> / </w:t>
       </w:r>
       <w:r>
         <w:rPr>
-          <w:rFonts w:hint="eastAsia"/>
+          <w:rFonts w:hint="eastAsia" w:eastAsia="黑体"/>
         </w:rPr>
         <w:t xml:space="preserve">保持时间，切换时可能有瞬时毛刺。</w:t>
       </w:r>
@@ -2417,7 +2639,7 @@
       </w:pPr>
       <w:r>
         <w:rPr>
-          <w:rFonts w:hint="eastAsia"/>
+          <w:rFonts w:hint="eastAsia" w:eastAsia="黑体"/>
         </w:rPr>
         <w:t xml:space="preserve">多路分时输出注意使能时序，避免数据串扰。</w:t>
       </w:r>
@@ -2430,7 +2652,7 @@
       </w:pPr>
       <w:r>
         <w:rPr>
-          <w:rFonts w:hint="eastAsia"/>
+          <w:rFonts w:hint="eastAsia" w:eastAsia="黑体"/>
         </w:rPr>
         <w:t xml:space="preserve">参考资料</w:t>
       </w:r>
@@ -2444,6 +2666,9 @@
         </w:numPr>
       </w:pPr>
       <w:r>
+        <w:rPr>
+          <w:rFonts w:eastAsia="黑体"/>
+        </w:rPr>
         <w:t xml:space="preserve">Wikipedia: Demultiplexer。</w:t>
       </w:r>
     </w:p>
@@ -2457,7 +2682,7 @@
       </w:pPr>
       <w:r>
         <w:rPr>
-          <w:rFonts w:hint="eastAsia"/>
+          <w:rFonts w:hint="eastAsia" w:eastAsia="黑体"/>
         </w:rPr>
         <w:t xml:space="preserve">《数字电子技术基础》（阎石）。</w:t>
       </w:r>
@@ -2471,11 +2696,14 @@
         </w:numPr>
       </w:pPr>
       <w:r>
+        <w:rPr>
+          <w:rFonts w:eastAsia="黑体"/>
+        </w:rPr>
         <w:t xml:space="preserve">74HC138 / 74HC154 </w:t>
       </w:r>
       <w:r>
         <w:rPr>
-          <w:rFonts w:hint="eastAsia"/>
+          <w:rFonts w:hint="eastAsia" w:eastAsia="黑体"/>
         </w:rPr>
         <w:t xml:space="preserve">数据手册。</w:t>
       </w:r>
@@ -2489,11 +2717,11 @@
       </w:pPr>
       <w:r>
         <w:rPr>
-          <w:rFonts w:ascii="Times New Roman" w:hAnsi="Times New Roman"/>
+          <w:rFonts w:ascii="Times New Roman" w:hAnsi="Times New Roman" w:eastAsia="黑体"/>
           <w:color w:val="555555"/>
           <w:sz w:val="21"/>
         </w:rPr>
-        <w:t>材料收集者：杜文杰</w:t>
+        <w:t>材料收集者：杜文杰，WX手机：19519196569，QQ:3478827729</w:t>
       </w:r>
     </w:p>
     <w:sectPr>
@@ -2513,7 +2741,7 @@
 </file>
 
 <file path=word/footer1.xml><?xml version="1.0" encoding="utf-8"?>
-<w:ftr xmlns:m="http://schemas.openxmlformats.org/officeDocument/2006/math" xmlns:mc="http://schemas.openxmlformats.org/markup-compatibility/2006" xmlns:mo="http://schemas.microsoft.com/office/mac/office/2008/main" xmlns:mv="urn:schemas-microsoft-com:mac:vml" xmlns:o="urn:schemas-microsoft-com:office:office" xmlns:r="http://schemas.openxmlformats.org/officeDocument/2006/relationships" xmlns:v="urn:schemas-microsoft-com:vml" xmlns:w10="urn:schemas-microsoft-com:office:word" xmlns:w14="http://schemas.microsoft.com/office/word/2010/wordml" xmlns:w="http://schemas.openxmlformats.org/wordprocessingml/2006/main" xmlns:wne="http://schemas.microsoft.com/office/word/2006/wordml" xmlns:wp14="http://schemas.microsoft.com/office/word/2010/wordprocessingDrawing" xmlns:wp="http://schemas.openxmlformats.org/drawingml/2006/wordprocessingDrawing" xmlns:wpc="http://schemas.microsoft.com/office/word/2010/wordprocessingCanvas" xmlns:wpg="http://schemas.microsoft.com/office/word/2010/wordprocessingGroup" xmlns:wpi="http://schemas.microsoft.com/office/word/2010/wordprocessingInk" xmlns:wps="http://schemas.microsoft.com/office/word/2010/wordprocessingShape" mc:Ignorable="w14 wp14">
+<w:ftr xmlns:mc="http://schemas.openxmlformats.org/markup-compatibility/2006" xmlns:w="http://schemas.openxmlformats.org/wordprocessingml/2006/main" xmlns:m="http://schemas.openxmlformats.org/officeDocument/2006/math" xmlns:mo="http://schemas.microsoft.com/office/mac/office/2008/main" xmlns:mv="urn:schemas-microsoft-com:mac:vml" xmlns:o="urn:schemas-microsoft-com:office:office" xmlns:r="http://schemas.openxmlformats.org/officeDocument/2006/relationships" xmlns:v="urn:schemas-microsoft-com:vml" xmlns:w10="urn:schemas-microsoft-com:office:word" xmlns:w14="http://schemas.microsoft.com/office/word/2010/wordml" xmlns:wne="http://schemas.microsoft.com/office/word/2006/wordml" xmlns:wp14="http://schemas.microsoft.com/office/word/2010/wordprocessingDrawing" xmlns:wp="http://schemas.openxmlformats.org/drawingml/2006/wordprocessingDrawing" xmlns:wpc="http://schemas.microsoft.com/office/word/2010/wordprocessingCanvas" xmlns:wpg="http://schemas.microsoft.com/office/word/2010/wordprocessingGroup" xmlns:wpi="http://schemas.microsoft.com/office/word/2010/wordprocessingInk" xmlns:wps="http://schemas.microsoft.com/office/word/2010/wordprocessingShape" mc:Ignorable="w14 wp14">
   <w:p>
     <w:pPr>
       <w:pStyle w:val="Footer"/>
@@ -2521,12 +2749,14 @@
     </w:pPr>
     <w:r>
       <w:rPr>
+        <w:rFonts w:eastAsia="黑体"/>
         <w:sz w:val="18"/>
       </w:rPr>
       <w:t xml:space="preserve">第 </w:t>
     </w:r>
     <w:r>
       <w:rPr>
+        <w:rFonts w:eastAsia="黑体"/>
         <w:sz w:val="18"/>
       </w:rPr>
       <w:fldChar w:fldCharType="begin"/>
@@ -2535,6 +2765,7 @@
     </w:r>
     <w:r>
       <w:rPr>
+        <w:rFonts w:eastAsia="黑体"/>
         <w:sz w:val="18"/>
       </w:rPr>
       <w:t xml:space="preserve"> 页</w:t>
@@ -2548,6 +2779,9 @@
   <w:footnote w:type="continuationSeparator" w:id="0">
     <w:p>
       <w:r>
+        <w:rPr>
+          <w:rFonts w:eastAsia="黑体"/>
+        </w:rPr>
         <w:continuationSeparator/>
       </w:r>
     </w:p>
@@ -2555,6 +2789,9 @@
   <w:footnote w:type="separator" w:id="-1">
     <w:p>
       <w:r>
+        <w:rPr>
+          <w:rFonts w:eastAsia="黑体"/>
+        </w:rPr>
         <w:separator/>
       </w:r>
     </w:p>
@@ -2563,7 +2800,7 @@
 </file>
 
 <file path=word/header1.xml><?xml version="1.0" encoding="utf-8"?>
-<w:hdr xmlns:m="http://schemas.openxmlformats.org/officeDocument/2006/math" xmlns:mc="http://schemas.openxmlformats.org/markup-compatibility/2006" xmlns:mo="http://schemas.microsoft.com/office/mac/office/2008/main" xmlns:mv="urn:schemas-microsoft-com:mac:vml" xmlns:o="urn:schemas-microsoft-com:office:office" xmlns:r="http://schemas.openxmlformats.org/officeDocument/2006/relationships" xmlns:v="urn:schemas-microsoft-com:vml" xmlns:w10="urn:schemas-microsoft-com:office:word" xmlns:w14="http://schemas.microsoft.com/office/word/2010/wordml" xmlns:w="http://schemas.openxmlformats.org/wordprocessingml/2006/main" xmlns:wne="http://schemas.microsoft.com/office/word/2006/wordml" xmlns:wp14="http://schemas.microsoft.com/office/word/2010/wordprocessingDrawing" xmlns:wp="http://schemas.openxmlformats.org/drawingml/2006/wordprocessingDrawing" xmlns:wpc="http://schemas.microsoft.com/office/word/2010/wordprocessingCanvas" xmlns:wpg="http://schemas.microsoft.com/office/word/2010/wordprocessingGroup" xmlns:wpi="http://schemas.microsoft.com/office/word/2010/wordprocessingInk" xmlns:wps="http://schemas.microsoft.com/office/word/2010/wordprocessingShape" mc:Ignorable="w14 wp14">
+<w:hdr xmlns:mc="http://schemas.openxmlformats.org/markup-compatibility/2006" xmlns:w="http://schemas.openxmlformats.org/wordprocessingml/2006/main" xmlns:m="http://schemas.openxmlformats.org/officeDocument/2006/math" xmlns:mo="http://schemas.microsoft.com/office/mac/office/2008/main" xmlns:mv="urn:schemas-microsoft-com:mac:vml" xmlns:o="urn:schemas-microsoft-com:office:office" xmlns:r="http://schemas.openxmlformats.org/officeDocument/2006/relationships" xmlns:v="urn:schemas-microsoft-com:vml" xmlns:w10="urn:schemas-microsoft-com:office:word" xmlns:w14="http://schemas.microsoft.com/office/word/2010/wordml" xmlns:wne="http://schemas.microsoft.com/office/word/2006/wordml" xmlns:wp14="http://schemas.microsoft.com/office/word/2010/wordprocessingDrawing" xmlns:wp="http://schemas.openxmlformats.org/drawingml/2006/wordprocessingDrawing" xmlns:wpc="http://schemas.microsoft.com/office/word/2010/wordprocessingCanvas" xmlns:wpg="http://schemas.microsoft.com/office/word/2010/wordprocessingGroup" xmlns:wpi="http://schemas.microsoft.com/office/word/2010/wordprocessingInk" xmlns:wps="http://schemas.microsoft.com/office/word/2010/wordprocessingShape" mc:Ignorable="w14 wp14">
   <w:p>
     <w:pPr>
       <w:pStyle w:val="Header"/>
@@ -2571,7 +2808,7 @@
     </w:pPr>
     <w:r>
       <w:rPr>
-        <w:rFonts w:ascii="Times New Roman" w:hAnsi="Times New Roman"/>
+        <w:rFonts w:ascii="Times New Roman" w:hAnsi="Times New Roman" w:eastAsia="黑体"/>
         <w:sz w:val="18"/>
         <w:rFonts w:eastAsia="黑体"/>
         <w:rFonts w:eastAsia="黑体"/>
@@ -2583,7 +2820,7 @@
 </file>
 
 <file path=word/numbering.xml><?xml version="1.0" encoding="utf-8"?>
-<w:numbering xmlns:m="http://schemas.openxmlformats.org/officeDocument/2006/math" xmlns:mc="http://schemas.openxmlformats.org/markup-compatibility/2006" xmlns:mo="http://schemas.microsoft.com/office/mac/office/2008/main" xmlns:mv="urn:schemas-microsoft-com:mac:vml" xmlns:o="urn:schemas-microsoft-com:office:office" xmlns:r="http://schemas.openxmlformats.org/officeDocument/2006/relationships" xmlns:v="urn:schemas-microsoft-com:vml" xmlns:w="http://schemas.openxmlformats.org/wordprocessingml/2006/main" xmlns:w10="urn:schemas-microsoft-com:office:word" xmlns:w14="http://schemas.microsoft.com/office/word/2010/wordml" xmlns:wne="http://schemas.microsoft.com/office/word/2006/wordml" xmlns:wp="http://schemas.openxmlformats.org/drawingml/2006/wordprocessingDrawing" xmlns:wp14="http://schemas.microsoft.com/office/word/2010/wordprocessingDrawing" xmlns:wpc="http://schemas.microsoft.com/office/word/2010/wordprocessingCanvas" xmlns:wpg="http://schemas.microsoft.com/office/word/2010/wordprocessingGroup" xmlns:wpi="http://schemas.microsoft.com/office/word/2010/wordprocessingInk" xmlns:wps="http://schemas.microsoft.com/office/word/2010/wordprocessingShape" mc:Ignorable="w14 wp14">
+<w:numbering xmlns:mc="http://schemas.openxmlformats.org/markup-compatibility/2006" xmlns:w="http://schemas.openxmlformats.org/wordprocessingml/2006/main" xmlns:m="http://schemas.openxmlformats.org/officeDocument/2006/math" xmlns:mo="http://schemas.microsoft.com/office/mac/office/2008/main" xmlns:mv="urn:schemas-microsoft-com:mac:vml" xmlns:o="urn:schemas-microsoft-com:office:office" xmlns:r="http://schemas.openxmlformats.org/officeDocument/2006/relationships" xmlns:v="urn:schemas-microsoft-com:vml" xmlns:w10="urn:schemas-microsoft-com:office:word" xmlns:w14="http://schemas.microsoft.com/office/word/2010/wordml" xmlns:wne="http://schemas.microsoft.com/office/word/2006/wordml" xmlns:wp="http://schemas.openxmlformats.org/drawingml/2006/wordprocessingDrawing" xmlns:wp14="http://schemas.microsoft.com/office/word/2010/wordprocessingDrawing" xmlns:wpc="http://schemas.microsoft.com/office/word/2010/wordprocessingCanvas" xmlns:wpg="http://schemas.microsoft.com/office/word/2010/wordprocessingGroup" xmlns:wpi="http://schemas.microsoft.com/office/word/2010/wordprocessingInk" xmlns:wps="http://schemas.microsoft.com/office/word/2010/wordprocessingShape" mc:Ignorable="w14 wp14">
   <w:abstractNum w:abstractNumId="0">
     <w:nsid w:val="FFFFFF7C"/>
     <w:multiLevelType w:val="singleLevel"/>
@@ -2670,7 +2907,7 @@
         <w:ind w:hanging="360" w:left="1440"/>
       </w:pPr>
       <w:rPr>
-        <w:rFonts w:ascii="Symbol" w:hAnsi="Symbol" w:hint="default"/>
+        <w:rFonts w:ascii="Symbol" w:hAnsi="Symbol" w:hint="default" w:eastAsia="黑体"/>
       </w:rPr>
     </w:lvl>
   </w:abstractNum>
@@ -2691,7 +2928,7 @@
         <w:ind w:hanging="360" w:left="1080"/>
       </w:pPr>
       <w:rPr>
-        <w:rFonts w:ascii="Symbol" w:hAnsi="Symbol" w:hint="default"/>
+        <w:rFonts w:ascii="Symbol" w:hAnsi="Symbol" w:hint="default" w:eastAsia="黑体"/>
       </w:rPr>
     </w:lvl>
   </w:abstractNum>
@@ -2712,7 +2949,7 @@
         <w:ind w:hanging="360" w:left="720"/>
       </w:pPr>
       <w:rPr>
-        <w:rFonts w:ascii="Symbol" w:hAnsi="Symbol" w:hint="default"/>
+        <w:rFonts w:ascii="Symbol" w:hAnsi="Symbol" w:hint="default" w:eastAsia="黑体"/>
       </w:rPr>
     </w:lvl>
   </w:abstractNum>
@@ -2751,7 +2988,7 @@
         <w:ind w:hanging="360" w:left="360"/>
       </w:pPr>
       <w:rPr>
-        <w:rFonts w:ascii="Symbol" w:hAnsi="Symbol" w:hint="default"/>
+        <w:rFonts w:ascii="Symbol" w:hAnsi="Symbol" w:hint="default" w:eastAsia="黑体"/>
       </w:rPr>
     </w:lvl>
   </w:abstractNum>
@@ -2842,7 +3079,7 @@
         <w:ind w:left="720" w:hanging="360"/>
       </w:pPr>
       <w:rPr>
-        <w:rFonts w:ascii="Symbol" w:hAnsi="Symbol" w:cs="Symbol" w:hint="default"/>
+        <w:rFonts w:ascii="Symbol" w:hAnsi="Symbol" w:cs="Symbol" w:hint="default" w:eastAsia="黑体"/>
       </w:rPr>
     </w:lvl>
     <w:lvl w:ilvl="1">
@@ -2853,7 +3090,7 @@
         <w:ind w:left="1440" w:hanging="360"/>
       </w:pPr>
       <w:rPr>
-        <w:rFonts w:ascii="Courier New" w:hAnsi="Courier New" w:cs="Courier New" w:hint="default"/>
+        <w:rFonts w:ascii="Courier New" w:hAnsi="Courier New" w:cs="Courier New" w:hint="default" w:eastAsia="黑体"/>
       </w:rPr>
     </w:lvl>
     <w:lvl w:ilvl="2">
@@ -2864,7 +3101,7 @@
         <w:ind w:left="2160" w:hanging="360"/>
       </w:pPr>
       <w:rPr>
-        <w:rFonts w:ascii="Wingdings" w:hAnsi="Wingdings" w:cs="Wingdings" w:hint="default"/>
+        <w:rFonts w:ascii="Wingdings" w:hAnsi="Wingdings" w:cs="Wingdings" w:hint="default" w:eastAsia="黑体"/>
       </w:rPr>
     </w:lvl>
     <w:lvl w:ilvl="3">
@@ -2875,7 +3112,7 @@
         <w:ind w:left="2880" w:hanging="360"/>
       </w:pPr>
       <w:rPr>
-        <w:rFonts w:ascii="Symbol" w:hAnsi="Symbol" w:cs="Symbol" w:hint="default"/>
+        <w:rFonts w:ascii="Symbol" w:hAnsi="Symbol" w:cs="Symbol" w:hint="default" w:eastAsia="黑体"/>
       </w:rPr>
     </w:lvl>
     <w:lvl w:ilvl="4">
@@ -2886,7 +3123,7 @@
         <w:ind w:left="3600" w:hanging="360"/>
       </w:pPr>
       <w:rPr>
-        <w:rFonts w:ascii="Courier New" w:hAnsi="Courier New" w:cs="Courier New" w:hint="default"/>
+        <w:rFonts w:ascii="Courier New" w:hAnsi="Courier New" w:cs="Courier New" w:hint="default" w:eastAsia="黑体"/>
       </w:rPr>
     </w:lvl>
     <w:lvl w:ilvl="5">
@@ -2897,7 +3134,7 @@
         <w:ind w:left="4320" w:hanging="360"/>
       </w:pPr>
       <w:rPr>
-        <w:rFonts w:ascii="Wingdings" w:hAnsi="Wingdings" w:cs="Wingdings" w:hint="default"/>
+        <w:rFonts w:ascii="Wingdings" w:hAnsi="Wingdings" w:cs="Wingdings" w:hint="default" w:eastAsia="黑体"/>
       </w:rPr>
     </w:lvl>
     <w:lvl w:ilvl="6">
@@ -2908,7 +3145,7 @@
         <w:ind w:left="5040" w:hanging="360"/>
       </w:pPr>
       <w:rPr>
-        <w:rFonts w:ascii="Symbol" w:hAnsi="Symbol" w:cs="Symbol" w:hint="default"/>
+        <w:rFonts w:ascii="Symbol" w:hAnsi="Symbol" w:cs="Symbol" w:hint="default" w:eastAsia="黑体"/>
       </w:rPr>
     </w:lvl>
     <w:lvl w:ilvl="7">
@@ -2919,7 +3156,7 @@
         <w:ind w:left="5760" w:hanging="360"/>
       </w:pPr>
       <w:rPr>
-        <w:rFonts w:ascii="Courier New" w:hAnsi="Courier New" w:cs="Courier New" w:hint="default"/>
+        <w:rFonts w:ascii="Courier New" w:hAnsi="Courier New" w:cs="Courier New" w:hint="default" w:eastAsia="黑体"/>
       </w:rPr>
     </w:lvl>
     <w:lvl w:ilvl="8">
@@ -2930,7 +3167,7 @@
         <w:ind w:left="6480" w:hanging="360"/>
       </w:pPr>
       <w:rPr>
-        <w:rFonts w:ascii="Wingdings" w:hAnsi="Wingdings" w:cs="Wingdings" w:hint="default"/>
+        <w:rFonts w:ascii="Wingdings" w:hAnsi="Wingdings" w:cs="Wingdings" w:hint="default" w:eastAsia="黑体"/>
       </w:rPr>
     </w:lvl>
   </w:abstractNum>
@@ -2986,11 +3223,11 @@
 </file>
 
 <file path=word/styles.xml><?xml version="1.0" encoding="utf-8"?>
-<w:styles xmlns:mc="http://schemas.openxmlformats.org/markup-compatibility/2006" xmlns:r="http://schemas.openxmlformats.org/officeDocument/2006/relationships" xmlns:w="http://schemas.openxmlformats.org/wordprocessingml/2006/main" xmlns:w14="http://schemas.microsoft.com/office/word/2010/wordml" mc:Ignorable="w14">
+<w:styles xmlns:mc="http://schemas.openxmlformats.org/markup-compatibility/2006" xmlns:w="http://schemas.openxmlformats.org/wordprocessingml/2006/main" xmlns:r="http://schemas.openxmlformats.org/officeDocument/2006/relationships" xmlns:w14="http://schemas.microsoft.com/office/word/2010/wordml" mc:Ignorable="w14">
   <w:docDefaults>
     <w:rPrDefault>
       <w:rPr>
-        <w:rFonts w:asciiTheme="minorHAnsi" w:cstheme="minorBidi" w:eastAsiaTheme="minorEastAsia" w:hAnsiTheme="minorHAnsi"/>
+        <w:rFonts w:asciiTheme="minorHAnsi" w:cstheme="minorBidi" w:hAnsiTheme="minorHAnsi" w:eastAsia="黑体"/>
         <w:sz w:val="22"/>
         <w:szCs w:val="22"/>
         <w:lang w:bidi="ar-SA" w:eastAsia="en-US" w:val="en-US"/>
@@ -3212,7 +3449,7 @@
       <w:outlineLvl w:val="0"/>
     </w:pPr>
     <w:rPr>
-      <w:rFonts w:ascii="Times New Roman" w:asciiTheme="majorHAnsi" w:cstheme="majorBidi" w:eastAsia="黑体" w:eastAsiaTheme="majorEastAsia" w:hAnsi="Times New Roman" w:hAnsiTheme="majorHAnsi"/>
+      <w:rFonts w:ascii="Times New Roman" w:asciiTheme="majorHAnsi" w:cstheme="majorBidi" w:eastAsia="黑体" w:hAnsi="Times New Roman" w:hAnsiTheme="majorHAnsi"/>
       <w:b/>
       <w:bCs/>
       <w:color w:val="1F3864"/>
@@ -3236,7 +3473,7 @@
       <w:outlineLvl w:val="1"/>
     </w:pPr>
     <w:rPr>
-      <w:rFonts w:ascii="Times New Roman" w:asciiTheme="majorHAnsi" w:cstheme="majorBidi" w:eastAsia="黑体" w:eastAsiaTheme="majorEastAsia" w:hAnsi="Times New Roman" w:hAnsiTheme="majorHAnsi"/>
+      <w:rFonts w:ascii="Times New Roman" w:asciiTheme="majorHAnsi" w:cstheme="majorBidi" w:eastAsia="黑体" w:hAnsi="Times New Roman" w:hAnsiTheme="majorHAnsi"/>
       <w:b/>
       <w:bCs/>
       <w:color w:val="2E4E7E"/>
@@ -3260,7 +3497,7 @@
       <w:outlineLvl w:val="2"/>
     </w:pPr>
     <w:rPr>
-      <w:rFonts w:ascii="Times New Roman" w:asciiTheme="majorHAnsi" w:cstheme="majorBidi" w:eastAsia="黑体" w:eastAsiaTheme="majorEastAsia" w:hAnsi="Times New Roman" w:hAnsiTheme="majorHAnsi"/>
+      <w:rFonts w:ascii="Times New Roman" w:asciiTheme="majorHAnsi" w:cstheme="majorBidi" w:eastAsia="黑体" w:hAnsi="Times New Roman" w:hAnsiTheme="majorHAnsi"/>
       <w:b/>
       <w:bCs/>
       <w:color w:val="2E4E7E"/>
@@ -3284,7 +3521,7 @@
       <w:outlineLvl w:val="3"/>
     </w:pPr>
     <w:rPr>
-      <w:rFonts w:ascii="Times New Roman" w:asciiTheme="majorHAnsi" w:cstheme="majorBidi" w:eastAsia="黑体" w:eastAsiaTheme="majorEastAsia" w:hAnsi="Times New Roman" w:hAnsiTheme="majorHAnsi"/>
+      <w:rFonts w:ascii="Times New Roman" w:asciiTheme="majorHAnsi" w:cstheme="majorBidi" w:eastAsia="黑体" w:hAnsi="Times New Roman" w:hAnsiTheme="majorHAnsi"/>
       <w:b/>
       <w:bCs/>
       <w:i/>
@@ -3310,7 +3547,7 @@
       <w:outlineLvl w:val="4"/>
     </w:pPr>
     <w:rPr>
-      <w:rFonts w:ascii="Times New Roman" w:asciiTheme="majorHAnsi" w:cstheme="majorBidi" w:eastAsia="黑体" w:eastAsiaTheme="majorEastAsia" w:hAnsi="Times New Roman" w:hAnsiTheme="majorHAnsi"/>
+      <w:rFonts w:ascii="Times New Roman" w:asciiTheme="majorHAnsi" w:cstheme="majorBidi" w:eastAsia="黑体" w:hAnsi="Times New Roman" w:hAnsiTheme="majorHAnsi"/>
       <w:b/>
       <w:color w:val="333333"/>
       <w:sz w:val="22"/>
@@ -3333,7 +3570,7 @@
       <w:outlineLvl w:val="5"/>
     </w:pPr>
     <w:rPr>
-      <w:rFonts w:asciiTheme="majorHAnsi" w:cstheme="majorBidi" w:eastAsiaTheme="majorEastAsia" w:hAnsiTheme="majorHAnsi"/>
+      <w:rFonts w:asciiTheme="majorHAnsi" w:cstheme="majorBidi" w:hAnsiTheme="majorHAnsi" w:eastAsia="黑体"/>
       <w:i/>
       <w:iCs/>
       <w:color w:themeColor="accent1" w:themeShade="7F" w:val="243F60"/>
@@ -3356,7 +3593,7 @@
       <w:outlineLvl w:val="6"/>
     </w:pPr>
     <w:rPr>
-      <w:rFonts w:asciiTheme="majorHAnsi" w:cstheme="majorBidi" w:eastAsiaTheme="majorEastAsia" w:hAnsiTheme="majorHAnsi"/>
+      <w:rFonts w:asciiTheme="majorHAnsi" w:cstheme="majorBidi" w:hAnsiTheme="majorHAnsi" w:eastAsia="黑体"/>
       <w:i/>
       <w:iCs/>
       <w:color w:themeColor="text1" w:themeTint="BF" w:val="404040"/>
@@ -3379,7 +3616,7 @@
       <w:outlineLvl w:val="7"/>
     </w:pPr>
     <w:rPr>
-      <w:rFonts w:asciiTheme="majorHAnsi" w:cstheme="majorBidi" w:eastAsiaTheme="majorEastAsia" w:hAnsiTheme="majorHAnsi"/>
+      <w:rFonts w:asciiTheme="majorHAnsi" w:cstheme="majorBidi" w:hAnsiTheme="majorHAnsi" w:eastAsia="黑体"/>
       <w:color w:themeColor="accent1" w:val="4F81BD"/>
       <w:sz w:val="20"/>
       <w:szCs w:val="20"/>
@@ -3402,7 +3639,7 @@
       <w:outlineLvl w:val="8"/>
     </w:pPr>
     <w:rPr>
-      <w:rFonts w:asciiTheme="majorHAnsi" w:cstheme="majorBidi" w:eastAsiaTheme="majorEastAsia" w:hAnsiTheme="majorHAnsi"/>
+      <w:rFonts w:asciiTheme="majorHAnsi" w:cstheme="majorBidi" w:hAnsiTheme="majorHAnsi" w:eastAsia="黑体"/>
       <w:i/>
       <w:iCs/>
       <w:color w:themeColor="text1" w:themeTint="BF" w:val="404040"/>
@@ -3453,7 +3690,7 @@
     <w:uiPriority w:val="9"/>
     <w:rsid w:val="00FC693F"/>
     <w:rPr>
-      <w:rFonts w:asciiTheme="majorHAnsi" w:cstheme="majorBidi" w:eastAsiaTheme="majorEastAsia" w:hAnsiTheme="majorHAnsi"/>
+      <w:rFonts w:asciiTheme="majorHAnsi" w:cstheme="majorBidi" w:hAnsiTheme="majorHAnsi" w:eastAsia="黑体"/>
       <w:b/>
       <w:bCs/>
       <w:color w:themeColor="accent1" w:themeShade="BF" w:val="365F91"/>
@@ -3468,7 +3705,7 @@
     <w:uiPriority w:val="9"/>
     <w:rsid w:val="00FC693F"/>
     <w:rPr>
-      <w:rFonts w:asciiTheme="majorHAnsi" w:cstheme="majorBidi" w:eastAsiaTheme="majorEastAsia" w:hAnsiTheme="majorHAnsi"/>
+      <w:rFonts w:asciiTheme="majorHAnsi" w:cstheme="majorBidi" w:hAnsiTheme="majorHAnsi" w:eastAsia="黑体"/>
       <w:b/>
       <w:bCs/>
       <w:color w:themeColor="accent1" w:val="4F81BD"/>
@@ -3483,7 +3720,7 @@
     <w:uiPriority w:val="9"/>
     <w:rsid w:val="00FC693F"/>
     <w:rPr>
-      <w:rFonts w:asciiTheme="majorHAnsi" w:cstheme="majorBidi" w:eastAsiaTheme="majorEastAsia" w:hAnsiTheme="majorHAnsi"/>
+      <w:rFonts w:asciiTheme="majorHAnsi" w:cstheme="majorBidi" w:hAnsiTheme="majorHAnsi" w:eastAsia="黑体"/>
       <w:b/>
       <w:bCs/>
       <w:color w:themeColor="accent1" w:val="4F81BD"/>
@@ -3506,7 +3743,7 @@
       <w:contextualSpacing/>
     </w:pPr>
     <w:rPr>
-      <w:rFonts w:ascii="Times New Roman" w:asciiTheme="majorHAnsi" w:cstheme="majorBidi" w:eastAsia="黑体" w:eastAsiaTheme="majorEastAsia" w:hAnsi="Times New Roman" w:hAnsiTheme="majorHAnsi"/>
+      <w:rFonts w:ascii="Times New Roman" w:asciiTheme="majorHAnsi" w:cstheme="majorBidi" w:eastAsia="黑体" w:hAnsi="Times New Roman" w:hAnsiTheme="majorHAnsi"/>
       <w:b/>
       <w:color w:val="1F3864"/>
       <w:spacing w:val="5"/>
@@ -3522,7 +3759,7 @@
     <w:uiPriority w:val="10"/>
     <w:rsid w:val="00FC693F"/>
     <w:rPr>
-      <w:rFonts w:asciiTheme="majorHAnsi" w:cstheme="majorBidi" w:eastAsiaTheme="majorEastAsia" w:hAnsiTheme="majorHAnsi"/>
+      <w:rFonts w:asciiTheme="majorHAnsi" w:cstheme="majorBidi" w:hAnsiTheme="majorHAnsi" w:eastAsia="黑体"/>
       <w:color w:themeColor="text2" w:themeShade="BF" w:val="17365D"/>
       <w:spacing w:val="5"/>
       <w:kern w:val="28"/>
@@ -3544,7 +3781,7 @@
       </w:numPr>
     </w:pPr>
     <w:rPr>
-      <w:rFonts w:asciiTheme="majorHAnsi" w:cstheme="majorBidi" w:eastAsiaTheme="majorEastAsia" w:hAnsiTheme="majorHAnsi"/>
+      <w:rFonts w:asciiTheme="majorHAnsi" w:cstheme="majorBidi" w:hAnsiTheme="majorHAnsi" w:eastAsia="黑体"/>
       <w:i/>
       <w:iCs/>
       <w:color w:themeColor="accent1" w:val="4F81BD"/>
@@ -3560,7 +3797,7 @@
     <w:uiPriority w:val="11"/>
     <w:rsid w:val="00FC693F"/>
     <w:rPr>
-      <w:rFonts w:asciiTheme="majorHAnsi" w:cstheme="majorBidi" w:eastAsiaTheme="majorEastAsia" w:hAnsiTheme="majorHAnsi"/>
+      <w:rFonts w:asciiTheme="majorHAnsi" w:cstheme="majorBidi" w:hAnsiTheme="majorHAnsi" w:eastAsia="黑体"/>
       <w:i/>
       <w:iCs/>
       <w:color w:themeColor="accent1" w:val="4F81BD"/>
@@ -3627,6 +3864,7 @@
       <w:spacing w:after="120"/>
     </w:pPr>
     <w:rPr>
+      <w:rFonts w:eastAsia="黑体"/>
       <w:sz w:val="16"/>
       <w:szCs w:val="16"/>
     </w:rPr>
@@ -3638,6 +3876,7 @@
     <w:uiPriority w:val="99"/>
     <w:rsid w:val="00AA1D8D"/>
     <w:rPr>
+      <w:rFonts w:eastAsia="黑体"/>
       <w:sz w:val="16"/>
       <w:szCs w:val="16"/>
     </w:rPr>
@@ -3807,7 +4046,7 @@
       </w:tabs>
     </w:pPr>
     <w:rPr>
-      <w:rFonts w:ascii="Courier" w:hAnsi="Courier"/>
+      <w:rFonts w:ascii="Courier" w:hAnsi="Courier" w:eastAsia="黑体"/>
       <w:sz w:val="20"/>
       <w:szCs w:val="20"/>
     </w:rPr>
@@ -3819,7 +4058,7 @@
     <w:uiPriority w:val="99"/>
     <w:rsid w:val="0029639D"/>
     <w:rPr>
-      <w:rFonts w:ascii="Courier" w:hAnsi="Courier"/>
+      <w:rFonts w:ascii="Courier" w:hAnsi="Courier" w:eastAsia="黑体"/>
       <w:sz w:val="20"/>
       <w:szCs w:val="20"/>
     </w:rPr>
@@ -3855,6 +4094,7 @@
     <w:uiPriority w:val="29"/>
     <w:rsid w:val="00FC693F"/>
     <w:rPr>
+      <w:rFonts w:eastAsia="黑体"/>
       <w:i/>
       <w:iCs/>
       <w:color w:themeColor="text1" w:val="000000"/>
@@ -3868,7 +4108,7 @@
     <w:semiHidden/>
     <w:rsid w:val="00FC693F"/>
     <w:rPr>
-      <w:rFonts w:asciiTheme="majorHAnsi" w:cstheme="majorBidi" w:eastAsiaTheme="majorEastAsia" w:hAnsiTheme="majorHAnsi"/>
+      <w:rFonts w:asciiTheme="majorHAnsi" w:cstheme="majorBidi" w:hAnsiTheme="majorHAnsi" w:eastAsia="黑体"/>
       <w:b/>
       <w:bCs/>
       <w:i/>
@@ -3884,7 +4124,7 @@
     <w:semiHidden/>
     <w:rsid w:val="00FC693F"/>
     <w:rPr>
-      <w:rFonts w:asciiTheme="majorHAnsi" w:cstheme="majorBidi" w:eastAsiaTheme="majorEastAsia" w:hAnsiTheme="majorHAnsi"/>
+      <w:rFonts w:asciiTheme="majorHAnsi" w:cstheme="majorBidi" w:hAnsiTheme="majorHAnsi" w:eastAsia="黑体"/>
       <w:color w:themeColor="accent1" w:themeShade="7F" w:val="243F60"/>
     </w:rPr>
   </w:style>
@@ -3896,7 +4136,7 @@
     <w:semiHidden/>
     <w:rsid w:val="00FC693F"/>
     <w:rPr>
-      <w:rFonts w:asciiTheme="majorHAnsi" w:cstheme="majorBidi" w:eastAsiaTheme="majorEastAsia" w:hAnsiTheme="majorHAnsi"/>
+      <w:rFonts w:asciiTheme="majorHAnsi" w:cstheme="majorBidi" w:hAnsiTheme="majorHAnsi" w:eastAsia="黑体"/>
       <w:i/>
       <w:iCs/>
       <w:color w:themeColor="accent1" w:themeShade="7F" w:val="243F60"/>
@@ -3910,7 +4150,7 @@
     <w:semiHidden/>
     <w:rsid w:val="00FC693F"/>
     <w:rPr>
-      <w:rFonts w:asciiTheme="majorHAnsi" w:cstheme="majorBidi" w:eastAsiaTheme="majorEastAsia" w:hAnsiTheme="majorHAnsi"/>
+      <w:rFonts w:asciiTheme="majorHAnsi" w:cstheme="majorBidi" w:hAnsiTheme="majorHAnsi" w:eastAsia="黑体"/>
       <w:i/>
       <w:iCs/>
       <w:color w:themeColor="text1" w:themeTint="BF" w:val="404040"/>
@@ -3924,7 +4164,7 @@
     <w:semiHidden/>
     <w:rsid w:val="00FC693F"/>
     <w:rPr>
-      <w:rFonts w:asciiTheme="majorHAnsi" w:cstheme="majorBidi" w:eastAsiaTheme="majorEastAsia" w:hAnsiTheme="majorHAnsi"/>
+      <w:rFonts w:asciiTheme="majorHAnsi" w:cstheme="majorBidi" w:hAnsiTheme="majorHAnsi" w:eastAsia="黑体"/>
       <w:color w:themeColor="accent1" w:val="4F81BD"/>
       <w:sz w:val="20"/>
       <w:szCs w:val="20"/>
@@ -3938,7 +4178,7 @@
     <w:semiHidden/>
     <w:rsid w:val="00FC693F"/>
     <w:rPr>
-      <w:rFonts w:asciiTheme="majorHAnsi" w:cstheme="majorBidi" w:eastAsiaTheme="majorEastAsia" w:hAnsiTheme="majorHAnsi"/>
+      <w:rFonts w:asciiTheme="majorHAnsi" w:cstheme="majorBidi" w:hAnsiTheme="majorHAnsi" w:eastAsia="黑体"/>
       <w:i/>
       <w:iCs/>
       <w:color w:themeColor="text1" w:themeTint="BF" w:val="404040"/>
@@ -3959,6 +4199,7 @@
       <w:spacing w:line="240" w:lineRule="auto"/>
     </w:pPr>
     <w:rPr>
+      <w:rFonts w:eastAsia="黑体"/>
       <w:b/>
       <w:bCs/>
       <w:color w:themeColor="accent1" w:val="4F81BD"/>
@@ -3973,6 +4214,7 @@
     <w:qFormat/>
     <w:rsid w:val="00FC693F"/>
     <w:rPr>
+      <w:rFonts w:eastAsia="黑体"/>
       <w:b/>
       <w:bCs/>
     </w:rPr>
@@ -3984,6 +4226,7 @@
     <w:qFormat/>
     <w:rsid w:val="00FC693F"/>
     <w:rPr>
+      <w:rFonts w:eastAsia="黑体"/>
       <w:i/>
       <w:iCs/>
     </w:rPr>
@@ -4004,6 +4247,7 @@
       <w:ind w:left="936" w:right="936"/>
     </w:pPr>
     <w:rPr>
+      <w:rFonts w:eastAsia="黑体"/>
       <w:b/>
       <w:bCs/>
       <w:i/>
@@ -4018,6 +4262,7 @@
     <w:uiPriority w:val="30"/>
     <w:rsid w:val="00FC693F"/>
     <w:rPr>
+      <w:rFonts w:eastAsia="黑体"/>
       <w:b/>
       <w:bCs/>
       <w:i/>
@@ -4032,6 +4277,7 @@
     <w:qFormat/>
     <w:rsid w:val="00FC693F"/>
     <w:rPr>
+      <w:rFonts w:eastAsia="黑体"/>
       <w:i/>
       <w:iCs/>
       <w:color w:themeColor="text1" w:themeTint="7F" w:val="808080"/>
@@ -4044,6 +4290,7 @@
     <w:qFormat/>
     <w:rsid w:val="00FC693F"/>
     <w:rPr>
+      <w:rFonts w:eastAsia="黑体"/>
       <w:b/>
       <w:bCs/>
       <w:i/>
@@ -4058,6 +4305,7 @@
     <w:qFormat/>
     <w:rsid w:val="00FC693F"/>
     <w:rPr>
+      <w:rFonts w:eastAsia="黑体"/>
       <w:smallCaps/>
       <w:color w:themeColor="accent2" w:val="C0504D"/>
       <w:u w:val="single"/>
@@ -4070,6 +4318,7 @@
     <w:qFormat/>
     <w:rsid w:val="00FC693F"/>
     <w:rPr>
+      <w:rFonts w:eastAsia="黑体"/>
       <w:b/>
       <w:bCs/>
       <w:smallCaps/>
@@ -4085,6 +4334,7 @@
     <w:qFormat/>
     <w:rsid w:val="00FC693F"/>
     <w:rPr>
+      <w:rFonts w:eastAsia="黑体"/>
       <w:b/>
       <w:bCs/>
       <w:smallCaps/>
@@ -4139,6 +4389,7 @@
       <w:spacing w:after="0" w:line="240" w:lineRule="auto"/>
     </w:pPr>
     <w:rPr>
+      <w:rFonts w:eastAsia="黑体"/>
       <w:color w:themeColor="text1" w:themeShade="BF" w:val="000000"/>
     </w:rPr>
     <w:tblPr>
@@ -4161,6 +4412,7 @@
         <w:spacing w:after="0" w:before="0" w:line="240" w:lineRule="auto"/>
       </w:pPr>
       <w:rPr>
+        <w:rFonts w:eastAsia="黑体"/>
         <w:b/>
         <w:bCs/>
       </w:rPr>
@@ -4181,6 +4433,7 @@
         <w:spacing w:after="0" w:before="0" w:line="240" w:lineRule="auto"/>
       </w:pPr>
       <w:rPr>
+        <w:rFonts w:eastAsia="黑体"/>
         <w:b/>
         <w:bCs/>
       </w:rPr>
@@ -4198,12 +4451,14 @@
     </w:tblStylePr>
     <w:tblStylePr w:type="firstCol">
       <w:rPr>
+        <w:rFonts w:eastAsia="黑体"/>
         <w:b/>
         <w:bCs/>
       </w:rPr>
     </w:tblStylePr>
     <w:tblStylePr w:type="lastCol">
       <w:rPr>
+        <w:rFonts w:eastAsia="黑体"/>
         <w:b/>
         <w:bCs/>
       </w:rPr>
@@ -4242,6 +4497,7 @@
       <w:spacing w:after="0" w:line="240" w:lineRule="auto"/>
     </w:pPr>
     <w:rPr>
+      <w:rFonts w:eastAsia="黑体"/>
       <w:color w:themeColor="accent1" w:themeShade="BF" w:val="365F91"/>
     </w:rPr>
     <w:tblPr>
@@ -4264,6 +4520,7 @@
         <w:spacing w:after="0" w:before="0" w:line="240" w:lineRule="auto"/>
       </w:pPr>
       <w:rPr>
+        <w:rFonts w:eastAsia="黑体"/>
         <w:b/>
         <w:bCs/>
       </w:rPr>
@@ -4284,6 +4541,7 @@
         <w:spacing w:after="0" w:before="0" w:line="240" w:lineRule="auto"/>
       </w:pPr>
       <w:rPr>
+        <w:rFonts w:eastAsia="黑体"/>
         <w:b/>
         <w:bCs/>
       </w:rPr>
@@ -4301,12 +4559,14 @@
     </w:tblStylePr>
     <w:tblStylePr w:type="firstCol">
       <w:rPr>
+        <w:rFonts w:eastAsia="黑体"/>
         <w:b/>
         <w:bCs/>
       </w:rPr>
     </w:tblStylePr>
     <w:tblStylePr w:type="lastCol">
       <w:rPr>
+        <w:rFonts w:eastAsia="黑体"/>
         <w:b/>
         <w:bCs/>
       </w:rPr>
@@ -4345,6 +4605,7 @@
       <w:spacing w:after="0" w:line="240" w:lineRule="auto"/>
     </w:pPr>
     <w:rPr>
+      <w:rFonts w:eastAsia="黑体"/>
       <w:color w:themeColor="accent2" w:themeShade="BF" w:val="943634"/>
     </w:rPr>
     <w:tblPr>
@@ -4367,6 +4628,7 @@
         <w:spacing w:after="0" w:before="0" w:line="240" w:lineRule="auto"/>
       </w:pPr>
       <w:rPr>
+        <w:rFonts w:eastAsia="黑体"/>
         <w:b/>
         <w:bCs/>
       </w:rPr>
@@ -4387,6 +4649,7 @@
         <w:spacing w:after="0" w:before="0" w:line="240" w:lineRule="auto"/>
       </w:pPr>
       <w:rPr>
+        <w:rFonts w:eastAsia="黑体"/>
         <w:b/>
         <w:bCs/>
       </w:rPr>
@@ -4404,12 +4667,14 @@
     </w:tblStylePr>
     <w:tblStylePr w:type="firstCol">
       <w:rPr>
+        <w:rFonts w:eastAsia="黑体"/>
         <w:b/>
         <w:bCs/>
       </w:rPr>
     </w:tblStylePr>
     <w:tblStylePr w:type="lastCol">
       <w:rPr>
+        <w:rFonts w:eastAsia="黑体"/>
         <w:b/>
         <w:bCs/>
       </w:rPr>
@@ -4448,6 +4713,7 @@
       <w:spacing w:after="0" w:line="240" w:lineRule="auto"/>
     </w:pPr>
     <w:rPr>
+      <w:rFonts w:eastAsia="黑体"/>
       <w:color w:themeColor="accent3" w:themeShade="BF" w:val="76923C"/>
     </w:rPr>
     <w:tblPr>
@@ -4470,6 +4736,7 @@
         <w:spacing w:after="0" w:before="0" w:line="240" w:lineRule="auto"/>
       </w:pPr>
       <w:rPr>
+        <w:rFonts w:eastAsia="黑体"/>
         <w:b/>
         <w:bCs/>
       </w:rPr>
@@ -4490,6 +4757,7 @@
         <w:spacing w:after="0" w:before="0" w:line="240" w:lineRule="auto"/>
       </w:pPr>
       <w:rPr>
+        <w:rFonts w:eastAsia="黑体"/>
         <w:b/>
         <w:bCs/>
       </w:rPr>
@@ -4507,12 +4775,14 @@
     </w:tblStylePr>
     <w:tblStylePr w:type="firstCol">
       <w:rPr>
+        <w:rFonts w:eastAsia="黑体"/>
         <w:b/>
         <w:bCs/>
       </w:rPr>
     </w:tblStylePr>
     <w:tblStylePr w:type="lastCol">
       <w:rPr>
+        <w:rFonts w:eastAsia="黑体"/>
         <w:b/>
         <w:bCs/>
       </w:rPr>
@@ -4551,6 +4821,7 @@
       <w:spacing w:after="0" w:line="240" w:lineRule="auto"/>
     </w:pPr>
     <w:rPr>
+      <w:rFonts w:eastAsia="黑体"/>
       <w:color w:themeColor="accent4" w:themeShade="BF" w:val="5F497A"/>
     </w:rPr>
     <w:tblPr>
@@ -4573,6 +4844,7 @@
         <w:spacing w:after="0" w:before="0" w:line="240" w:lineRule="auto"/>
       </w:pPr>
       <w:rPr>
+        <w:rFonts w:eastAsia="黑体"/>
         <w:b/>
         <w:bCs/>
       </w:rPr>
@@ -4593,6 +4865,7 @@
         <w:spacing w:after="0" w:before="0" w:line="240" w:lineRule="auto"/>
       </w:pPr>
       <w:rPr>
+        <w:rFonts w:eastAsia="黑体"/>
         <w:b/>
         <w:bCs/>
       </w:rPr>
@@ -4610,12 +4883,14 @@
     </w:tblStylePr>
     <w:tblStylePr w:type="firstCol">
       <w:rPr>
+        <w:rFonts w:eastAsia="黑体"/>
         <w:b/>
         <w:bCs/>
       </w:rPr>
     </w:tblStylePr>
     <w:tblStylePr w:type="lastCol">
       <w:rPr>
+        <w:rFonts w:eastAsia="黑体"/>
         <w:b/>
         <w:bCs/>
       </w:rPr>
@@ -4654,6 +4929,7 @@
       <w:spacing w:after="0" w:line="240" w:lineRule="auto"/>
     </w:pPr>
     <w:rPr>
+      <w:rFonts w:eastAsia="黑体"/>
       <w:color w:themeColor="accent5" w:themeShade="BF" w:val="31849B"/>
     </w:rPr>
     <w:tblPr>
@@ -4676,6 +4952,7 @@
         <w:spacing w:after="0" w:before="0" w:line="240" w:lineRule="auto"/>
       </w:pPr>
       <w:rPr>
+        <w:rFonts w:eastAsia="黑体"/>
         <w:b/>
         <w:bCs/>
       </w:rPr>
@@ -4696,6 +4973,7 @@
         <w:spacing w:after="0" w:before="0" w:line="240" w:lineRule="auto"/>
       </w:pPr>
       <w:rPr>
+        <w:rFonts w:eastAsia="黑体"/>
         <w:b/>
         <w:bCs/>
       </w:rPr>
@@ -4713,12 +4991,14 @@
     </w:tblStylePr>
     <w:tblStylePr w:type="firstCol">
       <w:rPr>
+        <w:rFonts w:eastAsia="黑体"/>
         <w:b/>
         <w:bCs/>
       </w:rPr>
     </w:tblStylePr>
     <w:tblStylePr w:type="lastCol">
       <w:rPr>
+        <w:rFonts w:eastAsia="黑体"/>
         <w:b/>
         <w:bCs/>
       </w:rPr>
@@ -4757,6 +5037,7 @@
       <w:spacing w:after="0" w:line="240" w:lineRule="auto"/>
     </w:pPr>
     <w:rPr>
+      <w:rFonts w:eastAsia="黑体"/>
       <w:color w:themeColor="accent6" w:themeShade="BF" w:val="E36C0A"/>
     </w:rPr>
     <w:tblPr>
@@ -4779,6 +5060,7 @@
         <w:spacing w:after="0" w:before="0" w:line="240" w:lineRule="auto"/>
       </w:pPr>
       <w:rPr>
+        <w:rFonts w:eastAsia="黑体"/>
         <w:b/>
         <w:bCs/>
       </w:rPr>
@@ -4799,6 +5081,7 @@
         <w:spacing w:after="0" w:before="0" w:line="240" w:lineRule="auto"/>
       </w:pPr>
       <w:rPr>
+        <w:rFonts w:eastAsia="黑体"/>
         <w:b/>
         <w:bCs/>
       </w:rPr>
@@ -4816,12 +5099,14 @@
     </w:tblStylePr>
     <w:tblStylePr w:type="firstCol">
       <w:rPr>
+        <w:rFonts w:eastAsia="黑体"/>
         <w:b/>
         <w:bCs/>
       </w:rPr>
     </w:tblStylePr>
     <w:tblStylePr w:type="lastCol">
       <w:rPr>
+        <w:rFonts w:eastAsia="黑体"/>
         <w:b/>
         <w:bCs/>
       </w:rPr>
@@ -4881,6 +5166,7 @@
         <w:spacing w:after="0" w:before="0" w:line="240" w:lineRule="auto"/>
       </w:pPr>
       <w:rPr>
+        <w:rFonts w:eastAsia="黑体"/>
         <w:b/>
         <w:bCs/>
         <w:color w:themeColor="background1" w:val="FFFFFF"/>
@@ -4895,6 +5181,7 @@
         <w:spacing w:after="0" w:before="0" w:line="240" w:lineRule="auto"/>
       </w:pPr>
       <w:rPr>
+        <w:rFonts w:eastAsia="黑体"/>
         <w:b/>
         <w:bCs/>
       </w:rPr>
@@ -4910,12 +5197,14 @@
     </w:tblStylePr>
     <w:tblStylePr w:type="firstCol">
       <w:rPr>
+        <w:rFonts w:eastAsia="黑体"/>
         <w:b/>
         <w:bCs/>
       </w:rPr>
     </w:tblStylePr>
     <w:tblStylePr w:type="lastCol">
       <w:rPr>
+        <w:rFonts w:eastAsia="黑体"/>
         <w:b/>
         <w:bCs/>
       </w:rPr>
@@ -4973,6 +5262,7 @@
         <w:spacing w:after="0" w:before="0" w:line="240" w:lineRule="auto"/>
       </w:pPr>
       <w:rPr>
+        <w:rFonts w:eastAsia="黑体"/>
         <w:b/>
         <w:bCs/>
         <w:color w:themeColor="background1" w:val="FFFFFF"/>
@@ -4987,6 +5277,7 @@
         <w:spacing w:after="0" w:before="0" w:line="240" w:lineRule="auto"/>
       </w:pPr>
       <w:rPr>
+        <w:rFonts w:eastAsia="黑体"/>
         <w:b/>
         <w:bCs/>
       </w:rPr>
@@ -5002,12 +5293,14 @@
     </w:tblStylePr>
     <w:tblStylePr w:type="firstCol">
       <w:rPr>
+        <w:rFonts w:eastAsia="黑体"/>
         <w:b/>
         <w:bCs/>
       </w:rPr>
     </w:tblStylePr>
     <w:tblStylePr w:type="lastCol">
       <w:rPr>
+        <w:rFonts w:eastAsia="黑体"/>
         <w:b/>
         <w:bCs/>
       </w:rPr>
@@ -5065,6 +5358,7 @@
         <w:spacing w:after="0" w:before="0" w:line="240" w:lineRule="auto"/>
       </w:pPr>
       <w:rPr>
+        <w:rFonts w:eastAsia="黑体"/>
         <w:b/>
         <w:bCs/>
         <w:color w:themeColor="background1" w:val="FFFFFF"/>
@@ -5079,6 +5373,7 @@
         <w:spacing w:after="0" w:before="0" w:line="240" w:lineRule="auto"/>
       </w:pPr>
       <w:rPr>
+        <w:rFonts w:eastAsia="黑体"/>
         <w:b/>
         <w:bCs/>
       </w:rPr>
@@ -5094,12 +5389,14 @@
     </w:tblStylePr>
     <w:tblStylePr w:type="firstCol">
       <w:rPr>
+        <w:rFonts w:eastAsia="黑体"/>
         <w:b/>
         <w:bCs/>
       </w:rPr>
     </w:tblStylePr>
     <w:tblStylePr w:type="lastCol">
       <w:rPr>
+        <w:rFonts w:eastAsia="黑体"/>
         <w:b/>
         <w:bCs/>
       </w:rPr>
@@ -5157,6 +5454,7 @@
         <w:spacing w:after="0" w:before="0" w:line="240" w:lineRule="auto"/>
       </w:pPr>
       <w:rPr>
+        <w:rFonts w:eastAsia="黑体"/>
         <w:b/>
         <w:bCs/>
         <w:color w:themeColor="background1" w:val="FFFFFF"/>
@@ -5171,6 +5469,7 @@
         <w:spacing w:after="0" w:before="0" w:line="240" w:lineRule="auto"/>
       </w:pPr>
       <w:rPr>
+        <w:rFonts w:eastAsia="黑体"/>
         <w:b/>
         <w:bCs/>
       </w:rPr>
@@ -5186,12 +5485,14 @@
     </w:tblStylePr>
     <w:tblStylePr w:type="firstCol">
       <w:rPr>
+        <w:rFonts w:eastAsia="黑体"/>
         <w:b/>
         <w:bCs/>
       </w:rPr>
     </w:tblStylePr>
     <w:tblStylePr w:type="lastCol">
       <w:rPr>
+        <w:rFonts w:eastAsia="黑体"/>
         <w:b/>
         <w:bCs/>
       </w:rPr>
@@ -5249,6 +5550,7 @@
         <w:spacing w:after="0" w:before="0" w:line="240" w:lineRule="auto"/>
       </w:pPr>
       <w:rPr>
+        <w:rFonts w:eastAsia="黑体"/>
         <w:b/>
         <w:bCs/>
         <w:color w:themeColor="background1" w:val="FFFFFF"/>
@@ -5263,6 +5565,7 @@
         <w:spacing w:after="0" w:before="0" w:line="240" w:lineRule="auto"/>
       </w:pPr>
       <w:rPr>
+        <w:rFonts w:eastAsia="黑体"/>
         <w:b/>
         <w:bCs/>
       </w:rPr>
@@ -5278,12 +5581,14 @@
     </w:tblStylePr>
     <w:tblStylePr w:type="firstCol">
       <w:rPr>
+        <w:rFonts w:eastAsia="黑体"/>
         <w:b/>
         <w:bCs/>
       </w:rPr>
     </w:tblStylePr>
     <w:tblStylePr w:type="lastCol">
       <w:rPr>
+        <w:rFonts w:eastAsia="黑体"/>
         <w:b/>
         <w:bCs/>
       </w:rPr>
@@ -5341,6 +5646,7 @@
         <w:spacing w:after="0" w:before="0" w:line="240" w:lineRule="auto"/>
       </w:pPr>
       <w:rPr>
+        <w:rFonts w:eastAsia="黑体"/>
         <w:b/>
         <w:bCs/>
         <w:color w:themeColor="background1" w:val="FFFFFF"/>
@@ -5355,6 +5661,7 @@
         <w:spacing w:after="0" w:before="0" w:line="240" w:lineRule="auto"/>
       </w:pPr>
       <w:rPr>
+        <w:rFonts w:eastAsia="黑体"/>
         <w:b/>
         <w:bCs/>
       </w:rPr>
@@ -5370,12 +5677,14 @@
     </w:tblStylePr>
     <w:tblStylePr w:type="firstCol">
       <w:rPr>
+        <w:rFonts w:eastAsia="黑体"/>
         <w:b/>
         <w:bCs/>
       </w:rPr>
     </w:tblStylePr>
     <w:tblStylePr w:type="lastCol">
       <w:rPr>
+        <w:rFonts w:eastAsia="黑体"/>
         <w:b/>
         <w:bCs/>
       </w:rPr>
@@ -5433,6 +5742,7 @@
         <w:spacing w:after="0" w:before="0" w:line="240" w:lineRule="auto"/>
       </w:pPr>
       <w:rPr>
+        <w:rFonts w:eastAsia="黑体"/>
         <w:b/>
         <w:bCs/>
         <w:color w:themeColor="background1" w:val="FFFFFF"/>
@@ -5447,6 +5757,7 @@
         <w:spacing w:after="0" w:before="0" w:line="240" w:lineRule="auto"/>
       </w:pPr>
       <w:rPr>
+        <w:rFonts w:eastAsia="黑体"/>
         <w:b/>
         <w:bCs/>
       </w:rPr>
@@ -5462,12 +5773,14 @@
     </w:tblStylePr>
     <w:tblStylePr w:type="firstCol">
       <w:rPr>
+        <w:rFonts w:eastAsia="黑体"/>
         <w:b/>
         <w:bCs/>
       </w:rPr>
     </w:tblStylePr>
     <w:tblStylePr w:type="lastCol">
       <w:rPr>
+        <w:rFonts w:eastAsia="黑体"/>
         <w:b/>
         <w:bCs/>
       </w:rPr>
@@ -5527,7 +5840,7 @@
         <w:spacing w:after="0" w:before="0" w:line="240" w:lineRule="auto"/>
       </w:pPr>
       <w:rPr>
-        <w:rFonts w:asciiTheme="majorHAnsi" w:cstheme="majorBidi" w:eastAsiaTheme="majorEastAsia" w:hAnsiTheme="majorHAnsi"/>
+        <w:rFonts w:asciiTheme="majorHAnsi" w:cstheme="majorBidi" w:hAnsiTheme="majorHAnsi" w:eastAsia="黑体"/>
         <w:b/>
         <w:bCs/>
       </w:rPr>
@@ -5548,7 +5861,7 @@
         <w:spacing w:after="0" w:before="0" w:line="240" w:lineRule="auto"/>
       </w:pPr>
       <w:rPr>
-        <w:rFonts w:asciiTheme="majorHAnsi" w:cstheme="majorBidi" w:eastAsiaTheme="majorEastAsia" w:hAnsiTheme="majorHAnsi"/>
+        <w:rFonts w:asciiTheme="majorHAnsi" w:cstheme="majorBidi" w:hAnsiTheme="majorHAnsi" w:eastAsia="黑体"/>
         <w:b/>
         <w:bCs/>
       </w:rPr>
@@ -5566,14 +5879,14 @@
     </w:tblStylePr>
     <w:tblStylePr w:type="firstCol">
       <w:rPr>
-        <w:rFonts w:asciiTheme="majorHAnsi" w:cstheme="majorBidi" w:eastAsiaTheme="majorEastAsia" w:hAnsiTheme="majorHAnsi"/>
+        <w:rFonts w:asciiTheme="majorHAnsi" w:cstheme="majorBidi" w:hAnsiTheme="majorHAnsi" w:eastAsia="黑体"/>
         <w:b/>
         <w:bCs/>
       </w:rPr>
     </w:tblStylePr>
     <w:tblStylePr w:type="lastCol">
       <w:rPr>
-        <w:rFonts w:asciiTheme="majorHAnsi" w:cstheme="majorBidi" w:eastAsiaTheme="majorEastAsia" w:hAnsiTheme="majorHAnsi"/>
+        <w:rFonts w:asciiTheme="majorHAnsi" w:cstheme="majorBidi" w:hAnsiTheme="majorHAnsi" w:eastAsia="黑体"/>
         <w:b/>
         <w:bCs/>
       </w:rPr>
@@ -5657,7 +5970,7 @@
         <w:spacing w:after="0" w:before="0" w:line="240" w:lineRule="auto"/>
       </w:pPr>
       <w:rPr>
-        <w:rFonts w:asciiTheme="majorHAnsi" w:cstheme="majorBidi" w:eastAsiaTheme="majorEastAsia" w:hAnsiTheme="majorHAnsi"/>
+        <w:rFonts w:asciiTheme="majorHAnsi" w:cstheme="majorBidi" w:hAnsiTheme="majorHAnsi" w:eastAsia="黑体"/>
         <w:b/>
         <w:bCs/>
       </w:rPr>
@@ -5678,7 +5991,7 @@
         <w:spacing w:after="0" w:before="0" w:line="240" w:lineRule="auto"/>
       </w:pPr>
       <w:rPr>
-        <w:rFonts w:asciiTheme="majorHAnsi" w:cstheme="majorBidi" w:eastAsiaTheme="majorEastAsia" w:hAnsiTheme="majorHAnsi"/>
+        <w:rFonts w:asciiTheme="majorHAnsi" w:cstheme="majorBidi" w:hAnsiTheme="majorHAnsi" w:eastAsia="黑体"/>
         <w:b/>
         <w:bCs/>
       </w:rPr>
@@ -5696,14 +6009,14 @@
     </w:tblStylePr>
     <w:tblStylePr w:type="firstCol">
       <w:rPr>
-        <w:rFonts w:asciiTheme="majorHAnsi" w:cstheme="majorBidi" w:eastAsiaTheme="majorEastAsia" w:hAnsiTheme="majorHAnsi"/>
+        <w:rFonts w:asciiTheme="majorHAnsi" w:cstheme="majorBidi" w:hAnsiTheme="majorHAnsi" w:eastAsia="黑体"/>
         <w:b/>
         <w:bCs/>
       </w:rPr>
     </w:tblStylePr>
     <w:tblStylePr w:type="lastCol">
       <w:rPr>
-        <w:rFonts w:asciiTheme="majorHAnsi" w:cstheme="majorBidi" w:eastAsiaTheme="majorEastAsia" w:hAnsiTheme="majorHAnsi"/>
+        <w:rFonts w:asciiTheme="majorHAnsi" w:cstheme="majorBidi" w:hAnsiTheme="majorHAnsi" w:eastAsia="黑体"/>
         <w:b/>
         <w:bCs/>
       </w:rPr>
@@ -5787,7 +6100,7 @@
         <w:spacing w:after="0" w:before="0" w:line="240" w:lineRule="auto"/>
       </w:pPr>
       <w:rPr>
-        <w:rFonts w:asciiTheme="majorHAnsi" w:cstheme="majorBidi" w:eastAsiaTheme="majorEastAsia" w:hAnsiTheme="majorHAnsi"/>
+        <w:rFonts w:asciiTheme="majorHAnsi" w:cstheme="majorBidi" w:hAnsiTheme="majorHAnsi" w:eastAsia="黑体"/>
         <w:b/>
         <w:bCs/>
       </w:rPr>
@@ -5808,7 +6121,7 @@
         <w:spacing w:after="0" w:before="0" w:line="240" w:lineRule="auto"/>
       </w:pPr>
       <w:rPr>
-        <w:rFonts w:asciiTheme="majorHAnsi" w:cstheme="majorBidi" w:eastAsiaTheme="majorEastAsia" w:hAnsiTheme="majorHAnsi"/>
+        <w:rFonts w:asciiTheme="majorHAnsi" w:cstheme="majorBidi" w:hAnsiTheme="majorHAnsi" w:eastAsia="黑体"/>
         <w:b/>
         <w:bCs/>
       </w:rPr>
@@ -5826,14 +6139,14 @@
     </w:tblStylePr>
     <w:tblStylePr w:type="firstCol">
       <w:rPr>
-        <w:rFonts w:asciiTheme="majorHAnsi" w:cstheme="majorBidi" w:eastAsiaTheme="majorEastAsia" w:hAnsiTheme="majorHAnsi"/>
+        <w:rFonts w:asciiTheme="majorHAnsi" w:cstheme="majorBidi" w:hAnsiTheme="majorHAnsi" w:eastAsia="黑体"/>
         <w:b/>
         <w:bCs/>
       </w:rPr>
     </w:tblStylePr>
     <w:tblStylePr w:type="lastCol">
       <w:rPr>
-        <w:rFonts w:asciiTheme="majorHAnsi" w:cstheme="majorBidi" w:eastAsiaTheme="majorEastAsia" w:hAnsiTheme="majorHAnsi"/>
+        <w:rFonts w:asciiTheme="majorHAnsi" w:cstheme="majorBidi" w:hAnsiTheme="majorHAnsi" w:eastAsia="黑体"/>
         <w:b/>
         <w:bCs/>
       </w:rPr>
@@ -5917,7 +6230,7 @@
         <w:spacing w:after="0" w:before="0" w:line="240" w:lineRule="auto"/>
       </w:pPr>
       <w:rPr>
-        <w:rFonts w:asciiTheme="majorHAnsi" w:cstheme="majorBidi" w:eastAsiaTheme="majorEastAsia" w:hAnsiTheme="majorHAnsi"/>
+        <w:rFonts w:asciiTheme="majorHAnsi" w:cstheme="majorBidi" w:hAnsiTheme="majorHAnsi" w:eastAsia="黑体"/>
         <w:b/>
         <w:bCs/>
       </w:rPr>
@@ -5938,7 +6251,7 @@
         <w:spacing w:after="0" w:before="0" w:line="240" w:lineRule="auto"/>
       </w:pPr>
       <w:rPr>
-        <w:rFonts w:asciiTheme="majorHAnsi" w:cstheme="majorBidi" w:eastAsiaTheme="majorEastAsia" w:hAnsiTheme="majorHAnsi"/>
+        <w:rFonts w:asciiTheme="majorHAnsi" w:cstheme="majorBidi" w:hAnsiTheme="majorHAnsi" w:eastAsia="黑体"/>
         <w:b/>
         <w:bCs/>
       </w:rPr>
@@ -5956,14 +6269,14 @@
     </w:tblStylePr>
     <w:tblStylePr w:type="firstCol">
       <w:rPr>
-        <w:rFonts w:asciiTheme="majorHAnsi" w:cstheme="majorBidi" w:eastAsiaTheme="majorEastAsia" w:hAnsiTheme="majorHAnsi"/>
+        <w:rFonts w:asciiTheme="majorHAnsi" w:cstheme="majorBidi" w:hAnsiTheme="majorHAnsi" w:eastAsia="黑体"/>
         <w:b/>
         <w:bCs/>
       </w:rPr>
     </w:tblStylePr>
     <w:tblStylePr w:type="lastCol">
       <w:rPr>
-        <w:rFonts w:asciiTheme="majorHAnsi" w:cstheme="majorBidi" w:eastAsiaTheme="majorEastAsia" w:hAnsiTheme="majorHAnsi"/>
+        <w:rFonts w:asciiTheme="majorHAnsi" w:cstheme="majorBidi" w:hAnsiTheme="majorHAnsi" w:eastAsia="黑体"/>
         <w:b/>
         <w:bCs/>
       </w:rPr>
@@ -6047,7 +6360,7 @@
         <w:spacing w:after="0" w:before="0" w:line="240" w:lineRule="auto"/>
       </w:pPr>
       <w:rPr>
-        <w:rFonts w:asciiTheme="majorHAnsi" w:cstheme="majorBidi" w:eastAsiaTheme="majorEastAsia" w:hAnsiTheme="majorHAnsi"/>
+        <w:rFonts w:asciiTheme="majorHAnsi" w:cstheme="majorBidi" w:hAnsiTheme="majorHAnsi" w:eastAsia="黑体"/>
         <w:b/>
         <w:bCs/>
       </w:rPr>
@@ -6068,7 +6381,7 @@
         <w:spacing w:after="0" w:before="0" w:line="240" w:lineRule="auto"/>
       </w:pPr>
       <w:rPr>
-        <w:rFonts w:asciiTheme="majorHAnsi" w:cstheme="majorBidi" w:eastAsiaTheme="majorEastAsia" w:hAnsiTheme="majorHAnsi"/>
+        <w:rFonts w:asciiTheme="majorHAnsi" w:cstheme="majorBidi" w:hAnsiTheme="majorHAnsi" w:eastAsia="黑体"/>
         <w:b/>
         <w:bCs/>
       </w:rPr>
@@ -6086,14 +6399,14 @@
     </w:tblStylePr>
     <w:tblStylePr w:type="firstCol">
       <w:rPr>
-        <w:rFonts w:asciiTheme="majorHAnsi" w:cstheme="majorBidi" w:eastAsiaTheme="majorEastAsia" w:hAnsiTheme="majorHAnsi"/>
+        <w:rFonts w:asciiTheme="majorHAnsi" w:cstheme="majorBidi" w:hAnsiTheme="majorHAnsi" w:eastAsia="黑体"/>
         <w:b/>
         <w:bCs/>
       </w:rPr>
     </w:tblStylePr>
     <w:tblStylePr w:type="lastCol">
       <w:rPr>
-        <w:rFonts w:asciiTheme="majorHAnsi" w:cstheme="majorBidi" w:eastAsiaTheme="majorEastAsia" w:hAnsiTheme="majorHAnsi"/>
+        <w:rFonts w:asciiTheme="majorHAnsi" w:cstheme="majorBidi" w:hAnsiTheme="majorHAnsi" w:eastAsia="黑体"/>
         <w:b/>
         <w:bCs/>
       </w:rPr>
@@ -6177,7 +6490,7 @@
         <w:spacing w:after="0" w:before="0" w:line="240" w:lineRule="auto"/>
       </w:pPr>
       <w:rPr>
-        <w:rFonts w:asciiTheme="majorHAnsi" w:cstheme="majorBidi" w:eastAsiaTheme="majorEastAsia" w:hAnsiTheme="majorHAnsi"/>
+        <w:rFonts w:asciiTheme="majorHAnsi" w:cstheme="majorBidi" w:hAnsiTheme="majorHAnsi" w:eastAsia="黑体"/>
         <w:b/>
         <w:bCs/>
       </w:rPr>
@@ -6198,7 +6511,7 @@
         <w:spacing w:after="0" w:before="0" w:line="240" w:lineRule="auto"/>
       </w:pPr>
       <w:rPr>
-        <w:rFonts w:asciiTheme="majorHAnsi" w:cstheme="majorBidi" w:eastAsiaTheme="majorEastAsia" w:hAnsiTheme="majorHAnsi"/>
+        <w:rFonts w:asciiTheme="majorHAnsi" w:cstheme="majorBidi" w:hAnsiTheme="majorHAnsi" w:eastAsia="黑体"/>
         <w:b/>
         <w:bCs/>
       </w:rPr>
@@ -6216,14 +6529,14 @@
     </w:tblStylePr>
     <w:tblStylePr w:type="firstCol">
       <w:rPr>
-        <w:rFonts w:asciiTheme="majorHAnsi" w:cstheme="majorBidi" w:eastAsiaTheme="majorEastAsia" w:hAnsiTheme="majorHAnsi"/>
+        <w:rFonts w:asciiTheme="majorHAnsi" w:cstheme="majorBidi" w:hAnsiTheme="majorHAnsi" w:eastAsia="黑体"/>
         <w:b/>
         <w:bCs/>
       </w:rPr>
     </w:tblStylePr>
     <w:tblStylePr w:type="lastCol">
       <w:rPr>
-        <w:rFonts w:asciiTheme="majorHAnsi" w:cstheme="majorBidi" w:eastAsiaTheme="majorEastAsia" w:hAnsiTheme="majorHAnsi"/>
+        <w:rFonts w:asciiTheme="majorHAnsi" w:cstheme="majorBidi" w:hAnsiTheme="majorHAnsi" w:eastAsia="黑体"/>
         <w:b/>
         <w:bCs/>
       </w:rPr>
@@ -6307,7 +6620,7 @@
         <w:spacing w:after="0" w:before="0" w:line="240" w:lineRule="auto"/>
       </w:pPr>
       <w:rPr>
-        <w:rFonts w:asciiTheme="majorHAnsi" w:cstheme="majorBidi" w:eastAsiaTheme="majorEastAsia" w:hAnsiTheme="majorHAnsi"/>
+        <w:rFonts w:asciiTheme="majorHAnsi" w:cstheme="majorBidi" w:hAnsiTheme="majorHAnsi" w:eastAsia="黑体"/>
         <w:b/>
         <w:bCs/>
       </w:rPr>
@@ -6328,7 +6641,7 @@
         <w:spacing w:after="0" w:before="0" w:line="240" w:lineRule="auto"/>
       </w:pPr>
       <w:rPr>
-        <w:rFonts w:asciiTheme="majorHAnsi" w:cstheme="majorBidi" w:eastAsiaTheme="majorEastAsia" w:hAnsiTheme="majorHAnsi"/>
+        <w:rFonts w:asciiTheme="majorHAnsi" w:cstheme="majorBidi" w:hAnsiTheme="majorHAnsi" w:eastAsia="黑体"/>
         <w:b/>
         <w:bCs/>
       </w:rPr>
@@ -6346,14 +6659,14 @@
     </w:tblStylePr>
     <w:tblStylePr w:type="firstCol">
       <w:rPr>
-        <w:rFonts w:asciiTheme="majorHAnsi" w:cstheme="majorBidi" w:eastAsiaTheme="majorEastAsia" w:hAnsiTheme="majorHAnsi"/>
+        <w:rFonts w:asciiTheme="majorHAnsi" w:cstheme="majorBidi" w:hAnsiTheme="majorHAnsi" w:eastAsia="黑体"/>
         <w:b/>
         <w:bCs/>
       </w:rPr>
     </w:tblStylePr>
     <w:tblStylePr w:type="lastCol">
       <w:rPr>
-        <w:rFonts w:asciiTheme="majorHAnsi" w:cstheme="majorBidi" w:eastAsiaTheme="majorEastAsia" w:hAnsiTheme="majorHAnsi"/>
+        <w:rFonts w:asciiTheme="majorHAnsi" w:cstheme="majorBidi" w:hAnsiTheme="majorHAnsi" w:eastAsia="黑体"/>
         <w:b/>
         <w:bCs/>
       </w:rPr>
@@ -6436,6 +6749,7 @@
         <w:spacing w:after="0" w:before="0" w:line="240" w:lineRule="auto"/>
       </w:pPr>
       <w:rPr>
+        <w:rFonts w:eastAsia="黑体"/>
         <w:b/>
         <w:bCs/>
         <w:color w:themeColor="background1" w:val="FFFFFF"/>
@@ -6458,6 +6772,7 @@
         <w:spacing w:after="0" w:before="0" w:line="240" w:lineRule="auto"/>
       </w:pPr>
       <w:rPr>
+        <w:rFonts w:eastAsia="黑体"/>
         <w:b/>
         <w:bCs/>
       </w:rPr>
@@ -6475,12 +6790,14 @@
     </w:tblStylePr>
     <w:tblStylePr w:type="firstCol">
       <w:rPr>
+        <w:rFonts w:eastAsia="黑体"/>
         <w:b/>
         <w:bCs/>
       </w:rPr>
     </w:tblStylePr>
     <w:tblStylePr w:type="lastCol">
       <w:rPr>
+        <w:rFonts w:eastAsia="黑体"/>
         <w:b/>
         <w:bCs/>
       </w:rPr>
@@ -6542,6 +6859,7 @@
         <w:spacing w:after="0" w:before="0" w:line="240" w:lineRule="auto"/>
       </w:pPr>
       <w:rPr>
+        <w:rFonts w:eastAsia="黑体"/>
         <w:b/>
         <w:bCs/>
         <w:color w:themeColor="background1" w:val="FFFFFF"/>
@@ -6564,6 +6882,7 @@
         <w:spacing w:after="0" w:before="0" w:line="240" w:lineRule="auto"/>
       </w:pPr>
       <w:rPr>
+        <w:rFonts w:eastAsia="黑体"/>
         <w:b/>
         <w:bCs/>
       </w:rPr>
@@ -6581,12 +6900,14 @@
     </w:tblStylePr>
     <w:tblStylePr w:type="firstCol">
       <w:rPr>
+        <w:rFonts w:eastAsia="黑体"/>
         <w:b/>
         <w:bCs/>
       </w:rPr>
     </w:tblStylePr>
     <w:tblStylePr w:type="lastCol">
       <w:rPr>
+        <w:rFonts w:eastAsia="黑体"/>
         <w:b/>
         <w:bCs/>
       </w:rPr>
@@ -6648,6 +6969,7 @@
         <w:spacing w:after="0" w:before="0" w:line="240" w:lineRule="auto"/>
       </w:pPr>
       <w:rPr>
+        <w:rFonts w:eastAsia="黑体"/>
         <w:b/>
         <w:bCs/>
         <w:color w:themeColor="background1" w:val="FFFFFF"/>
@@ -6670,6 +6992,7 @@
         <w:spacing w:after="0" w:before="0" w:line="240" w:lineRule="auto"/>
       </w:pPr>
       <w:rPr>
+        <w:rFonts w:eastAsia="黑体"/>
         <w:b/>
         <w:bCs/>
       </w:rPr>
@@ -6687,12 +7010,14 @@
     </w:tblStylePr>
     <w:tblStylePr w:type="firstCol">
       <w:rPr>
+        <w:rFonts w:eastAsia="黑体"/>
         <w:b/>
         <w:bCs/>
       </w:rPr>
     </w:tblStylePr>
     <w:tblStylePr w:type="lastCol">
       <w:rPr>
+        <w:rFonts w:eastAsia="黑体"/>
         <w:b/>
         <w:bCs/>
       </w:rPr>
@@ -6754,6 +7079,7 @@
         <w:spacing w:after="0" w:before="0" w:line="240" w:lineRule="auto"/>
       </w:pPr>
       <w:rPr>
+        <w:rFonts w:eastAsia="黑体"/>
         <w:b/>
         <w:bCs/>
         <w:color w:themeColor="background1" w:val="FFFFFF"/>
@@ -6776,6 +7102,7 @@
         <w:spacing w:after="0" w:before="0" w:line="240" w:lineRule="auto"/>
       </w:pPr>
       <w:rPr>
+        <w:rFonts w:eastAsia="黑体"/>
         <w:b/>
         <w:bCs/>
       </w:rPr>
@@ -6793,12 +7120,14 @@
     </w:tblStylePr>
     <w:tblStylePr w:type="firstCol">
       <w:rPr>
+        <w:rFonts w:eastAsia="黑体"/>
         <w:b/>
         <w:bCs/>
       </w:rPr>
     </w:tblStylePr>
     <w:tblStylePr w:type="lastCol">
       <w:rPr>
+        <w:rFonts w:eastAsia="黑体"/>
         <w:b/>
         <w:bCs/>
       </w:rPr>
@@ -6860,6 +7189,7 @@
         <w:spacing w:after="0" w:before="0" w:line="240" w:lineRule="auto"/>
       </w:pPr>
       <w:rPr>
+        <w:rFonts w:eastAsia="黑体"/>
         <w:b/>
         <w:bCs/>
         <w:color w:themeColor="background1" w:val="FFFFFF"/>
@@ -6882,6 +7212,7 @@
         <w:spacing w:after="0" w:before="0" w:line="240" w:lineRule="auto"/>
       </w:pPr>
       <w:rPr>
+        <w:rFonts w:eastAsia="黑体"/>
         <w:b/>
         <w:bCs/>
       </w:rPr>
@@ -6899,12 +7230,14 @@
     </w:tblStylePr>
     <w:tblStylePr w:type="firstCol">
       <w:rPr>
+        <w:rFonts w:eastAsia="黑体"/>
         <w:b/>
         <w:bCs/>
       </w:rPr>
     </w:tblStylePr>
     <w:tblStylePr w:type="lastCol">
       <w:rPr>
+        <w:rFonts w:eastAsia="黑体"/>
         <w:b/>
         <w:bCs/>
       </w:rPr>
@@ -6966,6 +7299,7 @@
         <w:spacing w:after="0" w:before="0" w:line="240" w:lineRule="auto"/>
       </w:pPr>
       <w:rPr>
+        <w:rFonts w:eastAsia="黑体"/>
         <w:b/>
         <w:bCs/>
         <w:color w:themeColor="background1" w:val="FFFFFF"/>
@@ -6988,6 +7322,7 @@
         <w:spacing w:after="0" w:before="0" w:line="240" w:lineRule="auto"/>
       </w:pPr>
       <w:rPr>
+        <w:rFonts w:eastAsia="黑体"/>
         <w:b/>
         <w:bCs/>
       </w:rPr>
@@ -7005,12 +7340,14 @@
     </w:tblStylePr>
     <w:tblStylePr w:type="firstCol">
       <w:rPr>
+        <w:rFonts w:eastAsia="黑体"/>
         <w:b/>
         <w:bCs/>
       </w:rPr>
     </w:tblStylePr>
     <w:tblStylePr w:type="lastCol">
       <w:rPr>
+        <w:rFonts w:eastAsia="黑体"/>
         <w:b/>
         <w:bCs/>
       </w:rPr>
@@ -7072,6 +7409,7 @@
         <w:spacing w:after="0" w:before="0" w:line="240" w:lineRule="auto"/>
       </w:pPr>
       <w:rPr>
+        <w:rFonts w:eastAsia="黑体"/>
         <w:b/>
         <w:bCs/>
         <w:color w:themeColor="background1" w:val="FFFFFF"/>
@@ -7094,6 +7432,7 @@
         <w:spacing w:after="0" w:before="0" w:line="240" w:lineRule="auto"/>
       </w:pPr>
       <w:rPr>
+        <w:rFonts w:eastAsia="黑体"/>
         <w:b/>
         <w:bCs/>
       </w:rPr>
@@ -7111,12 +7450,14 @@
     </w:tblStylePr>
     <w:tblStylePr w:type="firstCol">
       <w:rPr>
+        <w:rFonts w:eastAsia="黑体"/>
         <w:b/>
         <w:bCs/>
       </w:rPr>
     </w:tblStylePr>
     <w:tblStylePr w:type="lastCol">
       <w:rPr>
+        <w:rFonts w:eastAsia="黑体"/>
         <w:b/>
         <w:bCs/>
       </w:rPr>
@@ -7175,6 +7516,7 @@
         <w:spacing w:after="0" w:before="0" w:line="240" w:lineRule="auto"/>
       </w:pPr>
       <w:rPr>
+        <w:rFonts w:eastAsia="黑体"/>
         <w:b/>
         <w:bCs/>
         <w:color w:themeColor="background1" w:val="FFFFFF"/>
@@ -7197,6 +7539,7 @@
         <w:spacing w:after="0" w:before="0" w:line="240" w:lineRule="auto"/>
       </w:pPr>
       <w:rPr>
+        <w:rFonts w:eastAsia="黑体"/>
         <w:color w:val="auto"/>
       </w:rPr>
       <w:tblPr/>
@@ -7214,6 +7557,7 @@
     </w:tblStylePr>
     <w:tblStylePr w:type="firstCol">
       <w:rPr>
+        <w:rFonts w:eastAsia="黑体"/>
         <w:b/>
         <w:bCs/>
         <w:color w:themeColor="background1" w:val="FFFFFF"/>
@@ -7233,6 +7577,7 @@
     </w:tblStylePr>
     <w:tblStylePr w:type="lastCol">
       <w:rPr>
+        <w:rFonts w:eastAsia="黑体"/>
         <w:b/>
         <w:bCs/>
         <w:color w:themeColor="background1" w:val="FFFFFF"/>
@@ -7281,6 +7626,7 @@
     </w:tblStylePr>
     <w:tblStylePr w:type="nwCell">
       <w:rPr>
+        <w:rFonts w:eastAsia="黑体"/>
         <w:color w:themeColor="background1" w:val="FFFFFF"/>
       </w:rPr>
       <w:tblPr/>
@@ -7324,6 +7670,7 @@
         <w:spacing w:after="0" w:before="0" w:line="240" w:lineRule="auto"/>
       </w:pPr>
       <w:rPr>
+        <w:rFonts w:eastAsia="黑体"/>
         <w:b/>
         <w:bCs/>
         <w:color w:themeColor="background1" w:val="FFFFFF"/>
@@ -7346,6 +7693,7 @@
         <w:spacing w:after="0" w:before="0" w:line="240" w:lineRule="auto"/>
       </w:pPr>
       <w:rPr>
+        <w:rFonts w:eastAsia="黑体"/>
         <w:color w:val="auto"/>
       </w:rPr>
       <w:tblPr/>
@@ -7363,6 +7711,7 @@
     </w:tblStylePr>
     <w:tblStylePr w:type="firstCol">
       <w:rPr>
+        <w:rFonts w:eastAsia="黑体"/>
         <w:b/>
         <w:bCs/>
         <w:color w:themeColor="background1" w:val="FFFFFF"/>
@@ -7382,6 +7731,7 @@
     </w:tblStylePr>
     <w:tblStylePr w:type="lastCol">
       <w:rPr>
+        <w:rFonts w:eastAsia="黑体"/>
         <w:b/>
         <w:bCs/>
         <w:color w:themeColor="background1" w:val="FFFFFF"/>
@@ -7430,6 +7780,7 @@
     </w:tblStylePr>
     <w:tblStylePr w:type="nwCell">
       <w:rPr>
+        <w:rFonts w:eastAsia="黑体"/>
         <w:color w:themeColor="background1" w:val="FFFFFF"/>
       </w:rPr>
       <w:tblPr/>
@@ -7473,6 +7824,7 @@
         <w:spacing w:after="0" w:before="0" w:line="240" w:lineRule="auto"/>
       </w:pPr>
       <w:rPr>
+        <w:rFonts w:eastAsia="黑体"/>
         <w:b/>
         <w:bCs/>
         <w:color w:themeColor="background1" w:val="FFFFFF"/>
@@ -7495,6 +7847,7 @@
         <w:spacing w:after="0" w:before="0" w:line="240" w:lineRule="auto"/>
       </w:pPr>
       <w:rPr>
+        <w:rFonts w:eastAsia="黑体"/>
         <w:color w:val="auto"/>
       </w:rPr>
       <w:tblPr/>
@@ -7512,6 +7865,7 @@
     </w:tblStylePr>
     <w:tblStylePr w:type="firstCol">
       <w:rPr>
+        <w:rFonts w:eastAsia="黑体"/>
         <w:b/>
         <w:bCs/>
         <w:color w:themeColor="background1" w:val="FFFFFF"/>
@@ -7531,6 +7885,7 @@
     </w:tblStylePr>
     <w:tblStylePr w:type="lastCol">
       <w:rPr>
+        <w:rFonts w:eastAsia="黑体"/>
         <w:b/>
         <w:bCs/>
         <w:color w:themeColor="background1" w:val="FFFFFF"/>
@@ -7579,6 +7934,7 @@
     </w:tblStylePr>
     <w:tblStylePr w:type="nwCell">
       <w:rPr>
+        <w:rFonts w:eastAsia="黑体"/>
         <w:color w:themeColor="background1" w:val="FFFFFF"/>
       </w:rPr>
       <w:tblPr/>
@@ -7622,6 +7978,7 @@
         <w:spacing w:after="0" w:before="0" w:line="240" w:lineRule="auto"/>
       </w:pPr>
       <w:rPr>
+        <w:rFonts w:eastAsia="黑体"/>
         <w:b/>
         <w:bCs/>
         <w:color w:themeColor="background1" w:val="FFFFFF"/>
@@ -7644,6 +8001,7 @@
         <w:spacing w:after="0" w:before="0" w:line="240" w:lineRule="auto"/>
       </w:pPr>
       <w:rPr>
+        <w:rFonts w:eastAsia="黑体"/>
         <w:color w:val="auto"/>
       </w:rPr>
       <w:tblPr/>
@@ -7661,6 +8019,7 @@
     </w:tblStylePr>
     <w:tblStylePr w:type="firstCol">
       <w:rPr>
+        <w:rFonts w:eastAsia="黑体"/>
         <w:b/>
         <w:bCs/>
         <w:color w:themeColor="background1" w:val="FFFFFF"/>
@@ -7680,6 +8039,7 @@
     </w:tblStylePr>
     <w:tblStylePr w:type="lastCol">
       <w:rPr>
+        <w:rFonts w:eastAsia="黑体"/>
         <w:b/>
         <w:bCs/>
         <w:color w:themeColor="background1" w:val="FFFFFF"/>
@@ -7728,6 +8088,7 @@
     </w:tblStylePr>
     <w:tblStylePr w:type="nwCell">
       <w:rPr>
+        <w:rFonts w:eastAsia="黑体"/>
         <w:color w:themeColor="background1" w:val="FFFFFF"/>
       </w:rPr>
       <w:tblPr/>
@@ -7771,6 +8132,7 @@
         <w:spacing w:after="0" w:before="0" w:line="240" w:lineRule="auto"/>
       </w:pPr>
       <w:rPr>
+        <w:rFonts w:eastAsia="黑体"/>
         <w:b/>
         <w:bCs/>
         <w:color w:themeColor="background1" w:val="FFFFFF"/>
@@ -7793,6 +8155,7 @@
         <w:spacing w:after="0" w:before="0" w:line="240" w:lineRule="auto"/>
       </w:pPr>
       <w:rPr>
+        <w:rFonts w:eastAsia="黑体"/>
         <w:color w:val="auto"/>
       </w:rPr>
       <w:tblPr/>
@@ -7810,6 +8173,7 @@
     </w:tblStylePr>
     <w:tblStylePr w:type="firstCol">
       <w:rPr>
+        <w:rFonts w:eastAsia="黑体"/>
         <w:b/>
         <w:bCs/>
         <w:color w:themeColor="background1" w:val="FFFFFF"/>
@@ -7829,6 +8193,7 @@
     </w:tblStylePr>
     <w:tblStylePr w:type="lastCol">
       <w:rPr>
+        <w:rFonts w:eastAsia="黑体"/>
         <w:b/>
         <w:bCs/>
         <w:color w:themeColor="background1" w:val="FFFFFF"/>
@@ -7877,6 +8242,7 @@
     </w:tblStylePr>
     <w:tblStylePr w:type="nwCell">
       <w:rPr>
+        <w:rFonts w:eastAsia="黑体"/>
         <w:color w:themeColor="background1" w:val="FFFFFF"/>
       </w:rPr>
       <w:tblPr/>
@@ -7920,6 +8286,7 @@
         <w:spacing w:after="0" w:before="0" w:line="240" w:lineRule="auto"/>
       </w:pPr>
       <w:rPr>
+        <w:rFonts w:eastAsia="黑体"/>
         <w:b/>
         <w:bCs/>
         <w:color w:themeColor="background1" w:val="FFFFFF"/>
@@ -7942,6 +8309,7 @@
         <w:spacing w:after="0" w:before="0" w:line="240" w:lineRule="auto"/>
       </w:pPr>
       <w:rPr>
+        <w:rFonts w:eastAsia="黑体"/>
         <w:color w:val="auto"/>
       </w:rPr>
       <w:tblPr/>
@@ -7959,6 +8327,7 @@
     </w:tblStylePr>
     <w:tblStylePr w:type="firstCol">
       <w:rPr>
+        <w:rFonts w:eastAsia="黑体"/>
         <w:b/>
         <w:bCs/>
         <w:color w:themeColor="background1" w:val="FFFFFF"/>
@@ -7978,6 +8347,7 @@
     </w:tblStylePr>
     <w:tblStylePr w:type="lastCol">
       <w:rPr>
+        <w:rFonts w:eastAsia="黑体"/>
         <w:b/>
         <w:bCs/>
         <w:color w:themeColor="background1" w:val="FFFFFF"/>
@@ -8026,6 +8396,7 @@
     </w:tblStylePr>
     <w:tblStylePr w:type="nwCell">
       <w:rPr>
+        <w:rFonts w:eastAsia="黑体"/>
         <w:color w:themeColor="background1" w:val="FFFFFF"/>
       </w:rPr>
       <w:tblPr/>
@@ -8069,6 +8440,7 @@
         <w:spacing w:after="0" w:before="0" w:line="240" w:lineRule="auto"/>
       </w:pPr>
       <w:rPr>
+        <w:rFonts w:eastAsia="黑体"/>
         <w:b/>
         <w:bCs/>
         <w:color w:themeColor="background1" w:val="FFFFFF"/>
@@ -8091,6 +8463,7 @@
         <w:spacing w:after="0" w:before="0" w:line="240" w:lineRule="auto"/>
       </w:pPr>
       <w:rPr>
+        <w:rFonts w:eastAsia="黑体"/>
         <w:color w:val="auto"/>
       </w:rPr>
       <w:tblPr/>
@@ -8108,6 +8481,7 @@
     </w:tblStylePr>
     <w:tblStylePr w:type="firstCol">
       <w:rPr>
+        <w:rFonts w:eastAsia="黑体"/>
         <w:b/>
         <w:bCs/>
         <w:color w:themeColor="background1" w:val="FFFFFF"/>
@@ -8127,6 +8501,7 @@
     </w:tblStylePr>
     <w:tblStylePr w:type="lastCol">
       <w:rPr>
+        <w:rFonts w:eastAsia="黑体"/>
         <w:b/>
         <w:bCs/>
         <w:color w:themeColor="background1" w:val="FFFFFF"/>
@@ -8175,6 +8550,7 @@
     </w:tblStylePr>
     <w:tblStylePr w:type="nwCell">
       <w:rPr>
+        <w:rFonts w:eastAsia="黑体"/>
         <w:color w:themeColor="background1" w:val="FFFFFF"/>
       </w:rPr>
       <w:tblPr/>
@@ -8199,6 +8575,7 @@
       <w:spacing w:after="0" w:line="240" w:lineRule="auto"/>
     </w:pPr>
     <w:rPr>
+      <w:rFonts w:eastAsia="黑体"/>
       <w:color w:themeColor="text1" w:val="000000"/>
     </w:rPr>
     <w:tblPr>
@@ -8218,7 +8595,7 @@
     </w:tblPr>
     <w:tblStylePr w:type="firstRow">
       <w:rPr>
-        <w:rFonts w:asciiTheme="majorHAnsi" w:cstheme="majorBidi" w:eastAsiaTheme="majorEastAsia" w:hAnsiTheme="majorHAnsi"/>
+        <w:rFonts w:asciiTheme="majorHAnsi" w:cstheme="majorBidi" w:hAnsiTheme="majorHAnsi" w:eastAsia="黑体"/>
       </w:rPr>
       <w:tblPr/>
       <w:tcPr>
@@ -8230,6 +8607,7 @@
     </w:tblStylePr>
     <w:tblStylePr w:type="lastRow">
       <w:rPr>
+        <w:rFonts w:eastAsia="黑体"/>
         <w:b/>
         <w:bCs/>
         <w:color w:themeColor="text2" w:val="1F497D"/>
@@ -8244,12 +8622,14 @@
     </w:tblStylePr>
     <w:tblStylePr w:type="firstCol">
       <w:rPr>
+        <w:rFonts w:eastAsia="黑体"/>
         <w:b/>
         <w:bCs/>
       </w:rPr>
     </w:tblStylePr>
     <w:tblStylePr w:type="lastCol">
       <w:rPr>
+        <w:rFonts w:eastAsia="黑体"/>
         <w:b/>
         <w:bCs/>
       </w:rPr>
@@ -8283,6 +8663,7 @@
       <w:spacing w:after="0" w:line="240" w:lineRule="auto"/>
     </w:pPr>
     <w:rPr>
+      <w:rFonts w:eastAsia="黑体"/>
       <w:color w:themeColor="text1" w:val="000000"/>
     </w:rPr>
     <w:tblPr>
@@ -8302,7 +8683,7 @@
     </w:tblPr>
     <w:tblStylePr w:type="firstRow">
       <w:rPr>
-        <w:rFonts w:asciiTheme="majorHAnsi" w:cstheme="majorBidi" w:eastAsiaTheme="majorEastAsia" w:hAnsiTheme="majorHAnsi"/>
+        <w:rFonts w:asciiTheme="majorHAnsi" w:cstheme="majorBidi" w:hAnsiTheme="majorHAnsi" w:eastAsia="黑体"/>
       </w:rPr>
       <w:tblPr/>
       <w:tcPr>
@@ -8314,6 +8695,7 @@
     </w:tblStylePr>
     <w:tblStylePr w:type="lastRow">
       <w:rPr>
+        <w:rFonts w:eastAsia="黑体"/>
         <w:b/>
         <w:bCs/>
         <w:color w:themeColor="text2" w:val="1F497D"/>
@@ -8328,12 +8710,14 @@
     </w:tblStylePr>
     <w:tblStylePr w:type="firstCol">
       <w:rPr>
+        <w:rFonts w:eastAsia="黑体"/>
         <w:b/>
         <w:bCs/>
       </w:rPr>
     </w:tblStylePr>
     <w:tblStylePr w:type="lastCol">
       <w:rPr>
+        <w:rFonts w:eastAsia="黑体"/>
         <w:b/>
         <w:bCs/>
       </w:rPr>
@@ -8367,6 +8751,7 @@
       <w:spacing w:after="0" w:line="240" w:lineRule="auto"/>
     </w:pPr>
     <w:rPr>
+      <w:rFonts w:eastAsia="黑体"/>
       <w:color w:themeColor="text1" w:val="000000"/>
     </w:rPr>
     <w:tblPr>
@@ -8386,7 +8771,7 @@
     </w:tblPr>
     <w:tblStylePr w:type="firstRow">
       <w:rPr>
-        <w:rFonts w:asciiTheme="majorHAnsi" w:cstheme="majorBidi" w:eastAsiaTheme="majorEastAsia" w:hAnsiTheme="majorHAnsi"/>
+        <w:rFonts w:asciiTheme="majorHAnsi" w:cstheme="majorBidi" w:hAnsiTheme="majorHAnsi" w:eastAsia="黑体"/>
       </w:rPr>
       <w:tblPr/>
       <w:tcPr>
@@ -8398,6 +8783,7 @@
     </w:tblStylePr>
     <w:tblStylePr w:type="lastRow">
       <w:rPr>
+        <w:rFonts w:eastAsia="黑体"/>
         <w:b/>
         <w:bCs/>
         <w:color w:themeColor="text2" w:val="1F497D"/>
@@ -8412,12 +8798,14 @@
     </w:tblStylePr>
     <w:tblStylePr w:type="firstCol">
       <w:rPr>
+        <w:rFonts w:eastAsia="黑体"/>
         <w:b/>
         <w:bCs/>
       </w:rPr>
     </w:tblStylePr>
     <w:tblStylePr w:type="lastCol">
       <w:rPr>
+        <w:rFonts w:eastAsia="黑体"/>
         <w:b/>
         <w:bCs/>
       </w:rPr>
@@ -8451,6 +8839,7 @@
       <w:spacing w:after="0" w:line="240" w:lineRule="auto"/>
     </w:pPr>
     <w:rPr>
+      <w:rFonts w:eastAsia="黑体"/>
       <w:color w:themeColor="text1" w:val="000000"/>
     </w:rPr>
     <w:tblPr>
@@ -8470,7 +8859,7 @@
     </w:tblPr>
     <w:tblStylePr w:type="firstRow">
       <w:rPr>
-        <w:rFonts w:asciiTheme="majorHAnsi" w:cstheme="majorBidi" w:eastAsiaTheme="majorEastAsia" w:hAnsiTheme="majorHAnsi"/>
+        <w:rFonts w:asciiTheme="majorHAnsi" w:cstheme="majorBidi" w:hAnsiTheme="majorHAnsi" w:eastAsia="黑体"/>
       </w:rPr>
       <w:tblPr/>
       <w:tcPr>
@@ -8482,6 +8871,7 @@
     </w:tblStylePr>
     <w:tblStylePr w:type="lastRow">
       <w:rPr>
+        <w:rFonts w:eastAsia="黑体"/>
         <w:b/>
         <w:bCs/>
         <w:color w:themeColor="text2" w:val="1F497D"/>
@@ -8496,12 +8886,14 @@
     </w:tblStylePr>
     <w:tblStylePr w:type="firstCol">
       <w:rPr>
+        <w:rFonts w:eastAsia="黑体"/>
         <w:b/>
         <w:bCs/>
       </w:rPr>
     </w:tblStylePr>
     <w:tblStylePr w:type="lastCol">
       <w:rPr>
+        <w:rFonts w:eastAsia="黑体"/>
         <w:b/>
         <w:bCs/>
       </w:rPr>
@@ -8535,6 +8927,7 @@
       <w:spacing w:after="0" w:line="240" w:lineRule="auto"/>
     </w:pPr>
     <w:rPr>
+      <w:rFonts w:eastAsia="黑体"/>
       <w:color w:themeColor="text1" w:val="000000"/>
     </w:rPr>
     <w:tblPr>
@@ -8554,7 +8947,7 @@
     </w:tblPr>
     <w:tblStylePr w:type="firstRow">
       <w:rPr>
-        <w:rFonts w:asciiTheme="majorHAnsi" w:cstheme="majorBidi" w:eastAsiaTheme="majorEastAsia" w:hAnsiTheme="majorHAnsi"/>
+        <w:rFonts w:asciiTheme="majorHAnsi" w:cstheme="majorBidi" w:hAnsiTheme="majorHAnsi" w:eastAsia="黑体"/>
       </w:rPr>
       <w:tblPr/>
       <w:tcPr>
@@ -8566,6 +8959,7 @@
     </w:tblStylePr>
     <w:tblStylePr w:type="lastRow">
       <w:rPr>
+        <w:rFonts w:eastAsia="黑体"/>
         <w:b/>
         <w:bCs/>
         <w:color w:themeColor="text2" w:val="1F497D"/>
@@ -8580,12 +8974,14 @@
     </w:tblStylePr>
     <w:tblStylePr w:type="firstCol">
       <w:rPr>
+        <w:rFonts w:eastAsia="黑体"/>
         <w:b/>
         <w:bCs/>
       </w:rPr>
     </w:tblStylePr>
     <w:tblStylePr w:type="lastCol">
       <w:rPr>
+        <w:rFonts w:eastAsia="黑体"/>
         <w:b/>
         <w:bCs/>
       </w:rPr>
@@ -8619,6 +9015,7 @@
       <w:spacing w:after="0" w:line="240" w:lineRule="auto"/>
     </w:pPr>
     <w:rPr>
+      <w:rFonts w:eastAsia="黑体"/>
       <w:color w:themeColor="text1" w:val="000000"/>
     </w:rPr>
     <w:tblPr>
@@ -8638,7 +9035,7 @@
     </w:tblPr>
     <w:tblStylePr w:type="firstRow">
       <w:rPr>
-        <w:rFonts w:asciiTheme="majorHAnsi" w:cstheme="majorBidi" w:eastAsiaTheme="majorEastAsia" w:hAnsiTheme="majorHAnsi"/>
+        <w:rFonts w:asciiTheme="majorHAnsi" w:cstheme="majorBidi" w:hAnsiTheme="majorHAnsi" w:eastAsia="黑体"/>
       </w:rPr>
       <w:tblPr/>
       <w:tcPr>
@@ -8650,6 +9047,7 @@
     </w:tblStylePr>
     <w:tblStylePr w:type="lastRow">
       <w:rPr>
+        <w:rFonts w:eastAsia="黑体"/>
         <w:b/>
         <w:bCs/>
         <w:color w:themeColor="text2" w:val="1F497D"/>
@@ -8664,12 +9062,14 @@
     </w:tblStylePr>
     <w:tblStylePr w:type="firstCol">
       <w:rPr>
+        <w:rFonts w:eastAsia="黑体"/>
         <w:b/>
         <w:bCs/>
       </w:rPr>
     </w:tblStylePr>
     <w:tblStylePr w:type="lastCol">
       <w:rPr>
+        <w:rFonts w:eastAsia="黑体"/>
         <w:b/>
         <w:bCs/>
       </w:rPr>
@@ -8703,6 +9103,7 @@
       <w:spacing w:after="0" w:line="240" w:lineRule="auto"/>
     </w:pPr>
     <w:rPr>
+      <w:rFonts w:eastAsia="黑体"/>
       <w:color w:themeColor="text1" w:val="000000"/>
     </w:rPr>
     <w:tblPr>
@@ -8722,7 +9123,7 @@
     </w:tblPr>
     <w:tblStylePr w:type="firstRow">
       <w:rPr>
-        <w:rFonts w:asciiTheme="majorHAnsi" w:cstheme="majorBidi" w:eastAsiaTheme="majorEastAsia" w:hAnsiTheme="majorHAnsi"/>
+        <w:rFonts w:asciiTheme="majorHAnsi" w:cstheme="majorBidi" w:hAnsiTheme="majorHAnsi" w:eastAsia="黑体"/>
       </w:rPr>
       <w:tblPr/>
       <w:tcPr>
@@ -8734,6 +9135,7 @@
     </w:tblStylePr>
     <w:tblStylePr w:type="lastRow">
       <w:rPr>
+        <w:rFonts w:eastAsia="黑体"/>
         <w:b/>
         <w:bCs/>
         <w:color w:themeColor="text2" w:val="1F497D"/>
@@ -8748,12 +9150,14 @@
     </w:tblStylePr>
     <w:tblStylePr w:type="firstCol">
       <w:rPr>
+        <w:rFonts w:eastAsia="黑体"/>
         <w:b/>
         <w:bCs/>
       </w:rPr>
     </w:tblStylePr>
     <w:tblStylePr w:type="lastCol">
       <w:rPr>
+        <w:rFonts w:eastAsia="黑体"/>
         <w:b/>
         <w:bCs/>
       </w:rPr>
@@ -8787,7 +9191,7 @@
       <w:spacing w:after="0" w:line="240" w:lineRule="auto"/>
     </w:pPr>
     <w:rPr>
-      <w:rFonts w:asciiTheme="majorHAnsi" w:cstheme="majorBidi" w:eastAsiaTheme="majorEastAsia" w:hAnsiTheme="majorHAnsi"/>
+      <w:rFonts w:asciiTheme="majorHAnsi" w:cstheme="majorBidi" w:hAnsiTheme="majorHAnsi" w:eastAsia="黑体"/>
       <w:color w:themeColor="text1" w:val="000000"/>
     </w:rPr>
     <w:tblPr>
@@ -8809,6 +9213,7 @@
     </w:tblPr>
     <w:tblStylePr w:type="firstRow">
       <w:rPr>
+        <w:rFonts w:eastAsia="黑体"/>
         <w:sz w:val="24"/>
         <w:szCs w:val="24"/>
       </w:rPr>
@@ -8915,7 +9320,7 @@
       <w:spacing w:after="0" w:line="240" w:lineRule="auto"/>
     </w:pPr>
     <w:rPr>
-      <w:rFonts w:asciiTheme="majorHAnsi" w:cstheme="majorBidi" w:eastAsiaTheme="majorEastAsia" w:hAnsiTheme="majorHAnsi"/>
+      <w:rFonts w:asciiTheme="majorHAnsi" w:cstheme="majorBidi" w:hAnsiTheme="majorHAnsi" w:eastAsia="黑体"/>
       <w:color w:themeColor="text1" w:val="000000"/>
     </w:rPr>
     <w:tblPr>
@@ -8937,6 +9342,7 @@
     </w:tblPr>
     <w:tblStylePr w:type="firstRow">
       <w:rPr>
+        <w:rFonts w:eastAsia="黑体"/>
         <w:sz w:val="24"/>
         <w:szCs w:val="24"/>
       </w:rPr>
@@ -9043,7 +9449,7 @@
       <w:spacing w:after="0" w:line="240" w:lineRule="auto"/>
     </w:pPr>
     <w:rPr>
-      <w:rFonts w:asciiTheme="majorHAnsi" w:cstheme="majorBidi" w:eastAsiaTheme="majorEastAsia" w:hAnsiTheme="majorHAnsi"/>
+      <w:rFonts w:asciiTheme="majorHAnsi" w:cstheme="majorBidi" w:hAnsiTheme="majorHAnsi" w:eastAsia="黑体"/>
       <w:color w:themeColor="text1" w:val="000000"/>
     </w:rPr>
     <w:tblPr>
@@ -9065,6 +9471,7 @@
     </w:tblPr>
     <w:tblStylePr w:type="firstRow">
       <w:rPr>
+        <w:rFonts w:eastAsia="黑体"/>
         <w:sz w:val="24"/>
         <w:szCs w:val="24"/>
       </w:rPr>
@@ -9171,7 +9578,7 @@
       <w:spacing w:after="0" w:line="240" w:lineRule="auto"/>
     </w:pPr>
     <w:rPr>
-      <w:rFonts w:asciiTheme="majorHAnsi" w:cstheme="majorBidi" w:eastAsiaTheme="majorEastAsia" w:hAnsiTheme="majorHAnsi"/>
+      <w:rFonts w:asciiTheme="majorHAnsi" w:cstheme="majorBidi" w:hAnsiTheme="majorHAnsi" w:eastAsia="黑体"/>
       <w:color w:themeColor="text1" w:val="000000"/>
     </w:rPr>
     <w:tblPr>
@@ -9193,6 +9600,7 @@
     </w:tblPr>
     <w:tblStylePr w:type="firstRow">
       <w:rPr>
+        <w:rFonts w:eastAsia="黑体"/>
         <w:sz w:val="24"/>
         <w:szCs w:val="24"/>
       </w:rPr>
@@ -9299,7 +9707,7 @@
       <w:spacing w:after="0" w:line="240" w:lineRule="auto"/>
     </w:pPr>
     <w:rPr>
-      <w:rFonts w:asciiTheme="majorHAnsi" w:cstheme="majorBidi" w:eastAsiaTheme="majorEastAsia" w:hAnsiTheme="majorHAnsi"/>
+      <w:rFonts w:asciiTheme="majorHAnsi" w:cstheme="majorBidi" w:hAnsiTheme="majorHAnsi" w:eastAsia="黑体"/>
       <w:color w:themeColor="text1" w:val="000000"/>
     </w:rPr>
     <w:tblPr>
@@ -9321,6 +9729,7 @@
     </w:tblPr>
     <w:tblStylePr w:type="firstRow">
       <w:rPr>
+        <w:rFonts w:eastAsia="黑体"/>
         <w:sz w:val="24"/>
         <w:szCs w:val="24"/>
       </w:rPr>
@@ -9427,7 +9836,7 @@
       <w:spacing w:after="0" w:line="240" w:lineRule="auto"/>
     </w:pPr>
     <w:rPr>
-      <w:rFonts w:asciiTheme="majorHAnsi" w:cstheme="majorBidi" w:eastAsiaTheme="majorEastAsia" w:hAnsiTheme="majorHAnsi"/>
+      <w:rFonts w:asciiTheme="majorHAnsi" w:cstheme="majorBidi" w:hAnsiTheme="majorHAnsi" w:eastAsia="黑体"/>
       <w:color w:themeColor="text1" w:val="000000"/>
     </w:rPr>
     <w:tblPr>
@@ -9449,6 +9858,7 @@
     </w:tblPr>
     <w:tblStylePr w:type="firstRow">
       <w:rPr>
+        <w:rFonts w:eastAsia="黑体"/>
         <w:sz w:val="24"/>
         <w:szCs w:val="24"/>
       </w:rPr>
@@ -9555,7 +9965,7 @@
       <w:spacing w:after="0" w:line="240" w:lineRule="auto"/>
     </w:pPr>
     <w:rPr>
-      <w:rFonts w:asciiTheme="majorHAnsi" w:cstheme="majorBidi" w:eastAsiaTheme="majorEastAsia" w:hAnsiTheme="majorHAnsi"/>
+      <w:rFonts w:asciiTheme="majorHAnsi" w:cstheme="majorBidi" w:hAnsiTheme="majorHAnsi" w:eastAsia="黑体"/>
       <w:color w:themeColor="text1" w:val="000000"/>
     </w:rPr>
     <w:tblPr>
@@ -9577,6 +9987,7 @@
     </w:tblPr>
     <w:tblStylePr w:type="firstRow">
       <w:rPr>
+        <w:rFonts w:eastAsia="黑体"/>
         <w:sz w:val="24"/>
         <w:szCs w:val="24"/>
       </w:rPr>
@@ -9706,12 +10117,14 @@
     </w:tcPr>
     <w:tblStylePr w:type="firstRow">
       <w:rPr>
+        <w:rFonts w:eastAsia="黑体"/>
         <w:b/>
         <w:bCs/>
       </w:rPr>
     </w:tblStylePr>
     <w:tblStylePr w:type="lastRow">
       <w:rPr>
+        <w:rFonts w:eastAsia="黑体"/>
         <w:b/>
         <w:bCs/>
       </w:rPr>
@@ -9724,12 +10137,14 @@
     </w:tblStylePr>
     <w:tblStylePr w:type="firstCol">
       <w:rPr>
+        <w:rFonts w:eastAsia="黑体"/>
         <w:b/>
         <w:bCs/>
       </w:rPr>
     </w:tblStylePr>
     <w:tblStylePr w:type="lastCol">
       <w:rPr>
+        <w:rFonts w:eastAsia="黑体"/>
         <w:b/>
         <w:bCs/>
       </w:rPr>
@@ -9779,12 +10194,14 @@
     </w:tcPr>
     <w:tblStylePr w:type="firstRow">
       <w:rPr>
+        <w:rFonts w:eastAsia="黑体"/>
         <w:b/>
         <w:bCs/>
       </w:rPr>
     </w:tblStylePr>
     <w:tblStylePr w:type="lastRow">
       <w:rPr>
+        <w:rFonts w:eastAsia="黑体"/>
         <w:b/>
         <w:bCs/>
       </w:rPr>
@@ -9797,12 +10214,14 @@
     </w:tblStylePr>
     <w:tblStylePr w:type="firstCol">
       <w:rPr>
+        <w:rFonts w:eastAsia="黑体"/>
         <w:b/>
         <w:bCs/>
       </w:rPr>
     </w:tblStylePr>
     <w:tblStylePr w:type="lastCol">
       <w:rPr>
+        <w:rFonts w:eastAsia="黑体"/>
         <w:b/>
         <w:bCs/>
       </w:rPr>
@@ -9852,12 +10271,14 @@
     </w:tcPr>
     <w:tblStylePr w:type="firstRow">
       <w:rPr>
+        <w:rFonts w:eastAsia="黑体"/>
         <w:b/>
         <w:bCs/>
       </w:rPr>
     </w:tblStylePr>
     <w:tblStylePr w:type="lastRow">
       <w:rPr>
+        <w:rFonts w:eastAsia="黑体"/>
         <w:b/>
         <w:bCs/>
       </w:rPr>
@@ -9870,12 +10291,14 @@
     </w:tblStylePr>
     <w:tblStylePr w:type="firstCol">
       <w:rPr>
+        <w:rFonts w:eastAsia="黑体"/>
         <w:b/>
         <w:bCs/>
       </w:rPr>
     </w:tblStylePr>
     <w:tblStylePr w:type="lastCol">
       <w:rPr>
+        <w:rFonts w:eastAsia="黑体"/>
         <w:b/>
         <w:bCs/>
       </w:rPr>
@@ -9925,12 +10348,14 @@
     </w:tcPr>
     <w:tblStylePr w:type="firstRow">
       <w:rPr>
+        <w:rFonts w:eastAsia="黑体"/>
         <w:b/>
         <w:bCs/>
       </w:rPr>
     </w:tblStylePr>
     <w:tblStylePr w:type="lastRow">
       <w:rPr>
+        <w:rFonts w:eastAsia="黑体"/>
         <w:b/>
         <w:bCs/>
       </w:rPr>
@@ -9943,12 +10368,14 @@
     </w:tblStylePr>
     <w:tblStylePr w:type="firstCol">
       <w:rPr>
+        <w:rFonts w:eastAsia="黑体"/>
         <w:b/>
         <w:bCs/>
       </w:rPr>
     </w:tblStylePr>
     <w:tblStylePr w:type="lastCol">
       <w:rPr>
+        <w:rFonts w:eastAsia="黑体"/>
         <w:b/>
         <w:bCs/>
       </w:rPr>
@@ -9998,12 +10425,14 @@
     </w:tcPr>
     <w:tblStylePr w:type="firstRow">
       <w:rPr>
+        <w:rFonts w:eastAsia="黑体"/>
         <w:b/>
         <w:bCs/>
       </w:rPr>
     </w:tblStylePr>
     <w:tblStylePr w:type="lastRow">
       <w:rPr>
+        <w:rFonts w:eastAsia="黑体"/>
         <w:b/>
         <w:bCs/>
       </w:rPr>
@@ -10016,12 +10445,14 @@
     </w:tblStylePr>
     <w:tblStylePr w:type="firstCol">
       <w:rPr>
+        <w:rFonts w:eastAsia="黑体"/>
         <w:b/>
         <w:bCs/>
       </w:rPr>
     </w:tblStylePr>
     <w:tblStylePr w:type="lastCol">
       <w:rPr>
+        <w:rFonts w:eastAsia="黑体"/>
         <w:b/>
         <w:bCs/>
       </w:rPr>
@@ -10071,12 +10502,14 @@
     </w:tcPr>
     <w:tblStylePr w:type="firstRow">
       <w:rPr>
+        <w:rFonts w:eastAsia="黑体"/>
         <w:b/>
         <w:bCs/>
       </w:rPr>
     </w:tblStylePr>
     <w:tblStylePr w:type="lastRow">
       <w:rPr>
+        <w:rFonts w:eastAsia="黑体"/>
         <w:b/>
         <w:bCs/>
       </w:rPr>
@@ -10089,12 +10522,14 @@
     </w:tblStylePr>
     <w:tblStylePr w:type="firstCol">
       <w:rPr>
+        <w:rFonts w:eastAsia="黑体"/>
         <w:b/>
         <w:bCs/>
       </w:rPr>
     </w:tblStylePr>
     <w:tblStylePr w:type="lastCol">
       <w:rPr>
+        <w:rFonts w:eastAsia="黑体"/>
         <w:b/>
         <w:bCs/>
       </w:rPr>
@@ -10144,12 +10579,14 @@
     </w:tcPr>
     <w:tblStylePr w:type="firstRow">
       <w:rPr>
+        <w:rFonts w:eastAsia="黑体"/>
         <w:b/>
         <w:bCs/>
       </w:rPr>
     </w:tblStylePr>
     <w:tblStylePr w:type="lastRow">
       <w:rPr>
+        <w:rFonts w:eastAsia="黑体"/>
         <w:b/>
         <w:bCs/>
       </w:rPr>
@@ -10162,12 +10599,14 @@
     </w:tblStylePr>
     <w:tblStylePr w:type="firstCol">
       <w:rPr>
+        <w:rFonts w:eastAsia="黑体"/>
         <w:b/>
         <w:bCs/>
       </w:rPr>
     </w:tblStylePr>
     <w:tblStylePr w:type="lastCol">
       <w:rPr>
+        <w:rFonts w:eastAsia="黑体"/>
         <w:b/>
         <w:bCs/>
       </w:rPr>
@@ -10194,7 +10633,7 @@
       <w:spacing w:after="0" w:line="240" w:lineRule="auto"/>
     </w:pPr>
     <w:rPr>
-      <w:rFonts w:asciiTheme="majorHAnsi" w:cstheme="majorBidi" w:eastAsiaTheme="majorEastAsia" w:hAnsiTheme="majorHAnsi"/>
+      <w:rFonts w:asciiTheme="majorHAnsi" w:cstheme="majorBidi" w:hAnsiTheme="majorHAnsi" w:eastAsia="黑体"/>
       <w:color w:themeColor="text1" w:val="000000"/>
     </w:rPr>
     <w:tblPr>
@@ -10221,6 +10660,7 @@
     </w:tcPr>
     <w:tblStylePr w:type="firstRow">
       <w:rPr>
+        <w:rFonts w:eastAsia="黑体"/>
         <w:b/>
         <w:bCs/>
         <w:color w:themeColor="text1" w:val="000000"/>
@@ -10232,6 +10672,7 @@
     </w:tblStylePr>
     <w:tblStylePr w:type="lastRow">
       <w:rPr>
+        <w:rFonts w:eastAsia="黑体"/>
         <w:b/>
         <w:bCs/>
         <w:color w:themeColor="text1" w:val="000000"/>
@@ -10251,6 +10692,7 @@
     </w:tblStylePr>
     <w:tblStylePr w:type="firstCol">
       <w:rPr>
+        <w:rFonts w:eastAsia="黑体"/>
         <w:b/>
         <w:bCs/>
         <w:color w:themeColor="text1" w:val="000000"/>
@@ -10270,6 +10712,7 @@
     </w:tblStylePr>
     <w:tblStylePr w:type="lastCol">
       <w:rPr>
+        <w:rFonts w:eastAsia="黑体"/>
         <w:b w:val="0"/>
         <w:bCs w:val="0"/>
         <w:color w:themeColor="text1" w:val="000000"/>
@@ -10319,7 +10762,7 @@
       <w:spacing w:after="0" w:line="240" w:lineRule="auto"/>
     </w:pPr>
     <w:rPr>
-      <w:rFonts w:asciiTheme="majorHAnsi" w:cstheme="majorBidi" w:eastAsiaTheme="majorEastAsia" w:hAnsiTheme="majorHAnsi"/>
+      <w:rFonts w:asciiTheme="majorHAnsi" w:cstheme="majorBidi" w:hAnsiTheme="majorHAnsi" w:eastAsia="黑体"/>
       <w:color w:themeColor="text1" w:val="000000"/>
     </w:rPr>
     <w:tblPr>
@@ -10346,6 +10789,7 @@
     </w:tcPr>
     <w:tblStylePr w:type="firstRow">
       <w:rPr>
+        <w:rFonts w:eastAsia="黑体"/>
         <w:b/>
         <w:bCs/>
         <w:color w:themeColor="text1" w:val="000000"/>
@@ -10357,6 +10801,7 @@
     </w:tblStylePr>
     <w:tblStylePr w:type="lastRow">
       <w:rPr>
+        <w:rFonts w:eastAsia="黑体"/>
         <w:b/>
         <w:bCs/>
         <w:color w:themeColor="text1" w:val="000000"/>
@@ -10376,6 +10821,7 @@
     </w:tblStylePr>
     <w:tblStylePr w:type="firstCol">
       <w:rPr>
+        <w:rFonts w:eastAsia="黑体"/>
         <w:b/>
         <w:bCs/>
         <w:color w:themeColor="text1" w:val="000000"/>
@@ -10395,6 +10841,7 @@
     </w:tblStylePr>
     <w:tblStylePr w:type="lastCol">
       <w:rPr>
+        <w:rFonts w:eastAsia="黑体"/>
         <w:b w:val="0"/>
         <w:bCs w:val="0"/>
         <w:color w:themeColor="text1" w:val="000000"/>
@@ -10444,7 +10891,7 @@
       <w:spacing w:after="0" w:line="240" w:lineRule="auto"/>
     </w:pPr>
     <w:rPr>
-      <w:rFonts w:asciiTheme="majorHAnsi" w:cstheme="majorBidi" w:eastAsiaTheme="majorEastAsia" w:hAnsiTheme="majorHAnsi"/>
+      <w:rFonts w:asciiTheme="majorHAnsi" w:cstheme="majorBidi" w:hAnsiTheme="majorHAnsi" w:eastAsia="黑体"/>
       <w:color w:themeColor="text1" w:val="000000"/>
     </w:rPr>
     <w:tblPr>
@@ -10471,6 +10918,7 @@
     </w:tcPr>
     <w:tblStylePr w:type="firstRow">
       <w:rPr>
+        <w:rFonts w:eastAsia="黑体"/>
         <w:b/>
         <w:bCs/>
         <w:color w:themeColor="text1" w:val="000000"/>
@@ -10482,6 +10930,7 @@
     </w:tblStylePr>
     <w:tblStylePr w:type="lastRow">
       <w:rPr>
+        <w:rFonts w:eastAsia="黑体"/>
         <w:b/>
         <w:bCs/>
         <w:color w:themeColor="text1" w:val="000000"/>
@@ -10501,6 +10950,7 @@
     </w:tblStylePr>
     <w:tblStylePr w:type="firstCol">
       <w:rPr>
+        <w:rFonts w:eastAsia="黑体"/>
         <w:b/>
         <w:bCs/>
         <w:color w:themeColor="text1" w:val="000000"/>
@@ -10520,6 +10970,7 @@
     </w:tblStylePr>
     <w:tblStylePr w:type="lastCol">
       <w:rPr>
+        <w:rFonts w:eastAsia="黑体"/>
         <w:b w:val="0"/>
         <w:bCs w:val="0"/>
         <w:color w:themeColor="text1" w:val="000000"/>
@@ -10569,7 +11020,7 @@
       <w:spacing w:after="0" w:line="240" w:lineRule="auto"/>
     </w:pPr>
     <w:rPr>
-      <w:rFonts w:asciiTheme="majorHAnsi" w:cstheme="majorBidi" w:eastAsiaTheme="majorEastAsia" w:hAnsiTheme="majorHAnsi"/>
+      <w:rFonts w:asciiTheme="majorHAnsi" w:cstheme="majorBidi" w:hAnsiTheme="majorHAnsi" w:eastAsia="黑体"/>
       <w:color w:themeColor="text1" w:val="000000"/>
     </w:rPr>
     <w:tblPr>
@@ -10596,6 +11047,7 @@
     </w:tcPr>
     <w:tblStylePr w:type="firstRow">
       <w:rPr>
+        <w:rFonts w:eastAsia="黑体"/>
         <w:b/>
         <w:bCs/>
         <w:color w:themeColor="text1" w:val="000000"/>
@@ -10607,6 +11059,7 @@
     </w:tblStylePr>
     <w:tblStylePr w:type="lastRow">
       <w:rPr>
+        <w:rFonts w:eastAsia="黑体"/>
         <w:b/>
         <w:bCs/>
         <w:color w:themeColor="text1" w:val="000000"/>
@@ -10626,6 +11079,7 @@
     </w:tblStylePr>
     <w:tblStylePr w:type="firstCol">
       <w:rPr>
+        <w:rFonts w:eastAsia="黑体"/>
         <w:b/>
         <w:bCs/>
         <w:color w:themeColor="text1" w:val="000000"/>
@@ -10645,6 +11099,7 @@
     </w:tblStylePr>
     <w:tblStylePr w:type="lastCol">
       <w:rPr>
+        <w:rFonts w:eastAsia="黑体"/>
         <w:b w:val="0"/>
         <w:bCs w:val="0"/>
         <w:color w:themeColor="text1" w:val="000000"/>
@@ -10694,7 +11149,7 @@
       <w:spacing w:after="0" w:line="240" w:lineRule="auto"/>
     </w:pPr>
     <w:rPr>
-      <w:rFonts w:asciiTheme="majorHAnsi" w:cstheme="majorBidi" w:eastAsiaTheme="majorEastAsia" w:hAnsiTheme="majorHAnsi"/>
+      <w:rFonts w:asciiTheme="majorHAnsi" w:cstheme="majorBidi" w:hAnsiTheme="majorHAnsi" w:eastAsia="黑体"/>
       <w:color w:themeColor="text1" w:val="000000"/>
     </w:rPr>
     <w:tblPr>
@@ -10721,6 +11176,7 @@
     </w:tcPr>
     <w:tblStylePr w:type="firstRow">
       <w:rPr>
+        <w:rFonts w:eastAsia="黑体"/>
         <w:b/>
         <w:bCs/>
         <w:color w:themeColor="text1" w:val="000000"/>
@@ -10732,6 +11188,7 @@
     </w:tblStylePr>
     <w:tblStylePr w:type="lastRow">
       <w:rPr>
+        <w:rFonts w:eastAsia="黑体"/>
         <w:b/>
         <w:bCs/>
         <w:color w:themeColor="text1" w:val="000000"/>
@@ -10751,6 +11208,7 @@
     </w:tblStylePr>
     <w:tblStylePr w:type="firstCol">
       <w:rPr>
+        <w:rFonts w:eastAsia="黑体"/>
         <w:b/>
         <w:bCs/>
         <w:color w:themeColor="text1" w:val="000000"/>
@@ -10770,6 +11228,7 @@
     </w:tblStylePr>
     <w:tblStylePr w:type="lastCol">
       <w:rPr>
+        <w:rFonts w:eastAsia="黑体"/>
         <w:b w:val="0"/>
         <w:bCs w:val="0"/>
         <w:color w:themeColor="text1" w:val="000000"/>
@@ -10819,7 +11278,7 @@
       <w:spacing w:after="0" w:line="240" w:lineRule="auto"/>
     </w:pPr>
     <w:rPr>
-      <w:rFonts w:asciiTheme="majorHAnsi" w:cstheme="majorBidi" w:eastAsiaTheme="majorEastAsia" w:hAnsiTheme="majorHAnsi"/>
+      <w:rFonts w:asciiTheme="majorHAnsi" w:cstheme="majorBidi" w:hAnsiTheme="majorHAnsi" w:eastAsia="黑体"/>
       <w:color w:themeColor="text1" w:val="000000"/>
     </w:rPr>
     <w:tblPr>
@@ -10846,6 +11305,7 @@
     </w:tcPr>
     <w:tblStylePr w:type="firstRow">
       <w:rPr>
+        <w:rFonts w:eastAsia="黑体"/>
         <w:b/>
         <w:bCs/>
         <w:color w:themeColor="text1" w:val="000000"/>
@@ -10857,6 +11317,7 @@
     </w:tblStylePr>
     <w:tblStylePr w:type="lastRow">
       <w:rPr>
+        <w:rFonts w:eastAsia="黑体"/>
         <w:b/>
         <w:bCs/>
         <w:color w:themeColor="text1" w:val="000000"/>
@@ -10876,6 +11337,7 @@
     </w:tblStylePr>
     <w:tblStylePr w:type="firstCol">
       <w:rPr>
+        <w:rFonts w:eastAsia="黑体"/>
         <w:b/>
         <w:bCs/>
         <w:color w:themeColor="text1" w:val="000000"/>
@@ -10895,6 +11357,7 @@
     </w:tblStylePr>
     <w:tblStylePr w:type="lastCol">
       <w:rPr>
+        <w:rFonts w:eastAsia="黑体"/>
         <w:b w:val="0"/>
         <w:bCs w:val="0"/>
         <w:color w:themeColor="text1" w:val="000000"/>
@@ -10944,7 +11407,7 @@
       <w:spacing w:after="0" w:line="240" w:lineRule="auto"/>
     </w:pPr>
     <w:rPr>
-      <w:rFonts w:asciiTheme="majorHAnsi" w:cstheme="majorBidi" w:eastAsiaTheme="majorEastAsia" w:hAnsiTheme="majorHAnsi"/>
+      <w:rFonts w:asciiTheme="majorHAnsi" w:cstheme="majorBidi" w:hAnsiTheme="majorHAnsi" w:eastAsia="黑体"/>
       <w:color w:themeColor="text1" w:val="000000"/>
     </w:rPr>
     <w:tblPr>
@@ -10971,6 +11434,7 @@
     </w:tcPr>
     <w:tblStylePr w:type="firstRow">
       <w:rPr>
+        <w:rFonts w:eastAsia="黑体"/>
         <w:b/>
         <w:bCs/>
         <w:color w:themeColor="text1" w:val="000000"/>
@@ -10982,6 +11446,7 @@
     </w:tblStylePr>
     <w:tblStylePr w:type="lastRow">
       <w:rPr>
+        <w:rFonts w:eastAsia="黑体"/>
         <w:b/>
         <w:bCs/>
         <w:color w:themeColor="text1" w:val="000000"/>
@@ -11001,6 +11466,7 @@
     </w:tblStylePr>
     <w:tblStylePr w:type="firstCol">
       <w:rPr>
+        <w:rFonts w:eastAsia="黑体"/>
         <w:b/>
         <w:bCs/>
         <w:color w:themeColor="text1" w:val="000000"/>
@@ -11020,6 +11486,7 @@
     </w:tblStylePr>
     <w:tblStylePr w:type="lastCol">
       <w:rPr>
+        <w:rFonts w:eastAsia="黑体"/>
         <w:b w:val="0"/>
         <w:bCs w:val="0"/>
         <w:color w:themeColor="text1" w:val="000000"/>
@@ -11092,6 +11559,7 @@
     </w:tcPr>
     <w:tblStylePr w:type="firstRow">
       <w:rPr>
+        <w:rFonts w:eastAsia="黑体"/>
         <w:b/>
         <w:bCs/>
         <w:i w:val="0"/>
@@ -11113,6 +11581,7 @@
     </w:tblStylePr>
     <w:tblStylePr w:type="lastRow">
       <w:rPr>
+        <w:rFonts w:eastAsia="黑体"/>
         <w:b/>
         <w:bCs/>
         <w:i w:val="0"/>
@@ -11134,6 +11603,7 @@
     </w:tblStylePr>
     <w:tblStylePr w:type="firstCol">
       <w:rPr>
+        <w:rFonts w:eastAsia="黑体"/>
         <w:b/>
         <w:bCs/>
         <w:i w:val="0"/>
@@ -11153,6 +11623,7 @@
     </w:tblStylePr>
     <w:tblStylePr w:type="lastCol">
       <w:rPr>
+        <w:rFonts w:eastAsia="黑体"/>
         <w:b/>
         <w:bCs/>
         <w:i w:val="0"/>
@@ -11233,6 +11704,7 @@
     </w:tcPr>
     <w:tblStylePr w:type="firstRow">
       <w:rPr>
+        <w:rFonts w:eastAsia="黑体"/>
         <w:b/>
         <w:bCs/>
         <w:i w:val="0"/>
@@ -11254,6 +11726,7 @@
     </w:tblStylePr>
     <w:tblStylePr w:type="lastRow">
       <w:rPr>
+        <w:rFonts w:eastAsia="黑体"/>
         <w:b/>
         <w:bCs/>
         <w:i w:val="0"/>
@@ -11275,6 +11748,7 @@
     </w:tblStylePr>
     <w:tblStylePr w:type="firstCol">
       <w:rPr>
+        <w:rFonts w:eastAsia="黑体"/>
         <w:b/>
         <w:bCs/>
         <w:i w:val="0"/>
@@ -11294,6 +11768,7 @@
     </w:tblStylePr>
     <w:tblStylePr w:type="lastCol">
       <w:rPr>
+        <w:rFonts w:eastAsia="黑体"/>
         <w:b/>
         <w:bCs/>
         <w:i w:val="0"/>
@@ -11374,6 +11849,7 @@
     </w:tcPr>
     <w:tblStylePr w:type="firstRow">
       <w:rPr>
+        <w:rFonts w:eastAsia="黑体"/>
         <w:b/>
         <w:bCs/>
         <w:i w:val="0"/>
@@ -11395,6 +11871,7 @@
     </w:tblStylePr>
     <w:tblStylePr w:type="lastRow">
       <w:rPr>
+        <w:rFonts w:eastAsia="黑体"/>
         <w:b/>
         <w:bCs/>
         <w:i w:val="0"/>
@@ -11416,6 +11893,7 @@
     </w:tblStylePr>
     <w:tblStylePr w:type="firstCol">
       <w:rPr>
+        <w:rFonts w:eastAsia="黑体"/>
         <w:b/>
         <w:bCs/>
         <w:i w:val="0"/>
@@ -11435,6 +11913,7 @@
     </w:tblStylePr>
     <w:tblStylePr w:type="lastCol">
       <w:rPr>
+        <w:rFonts w:eastAsia="黑体"/>
         <w:b/>
         <w:bCs/>
         <w:i w:val="0"/>
@@ -11515,6 +11994,7 @@
     </w:tcPr>
     <w:tblStylePr w:type="firstRow">
       <w:rPr>
+        <w:rFonts w:eastAsia="黑体"/>
         <w:b/>
         <w:bCs/>
         <w:i w:val="0"/>
@@ -11536,6 +12016,7 @@
     </w:tblStylePr>
     <w:tblStylePr w:type="lastRow">
       <w:rPr>
+        <w:rFonts w:eastAsia="黑体"/>
         <w:b/>
         <w:bCs/>
         <w:i w:val="0"/>
@@ -11557,6 +12038,7 @@
     </w:tblStylePr>
     <w:tblStylePr w:type="firstCol">
       <w:rPr>
+        <w:rFonts w:eastAsia="黑体"/>
         <w:b/>
         <w:bCs/>
         <w:i w:val="0"/>
@@ -11576,6 +12058,7 @@
     </w:tblStylePr>
     <w:tblStylePr w:type="lastCol">
       <w:rPr>
+        <w:rFonts w:eastAsia="黑体"/>
         <w:b/>
         <w:bCs/>
         <w:i w:val="0"/>
@@ -11656,6 +12139,7 @@
     </w:tcPr>
     <w:tblStylePr w:type="firstRow">
       <w:rPr>
+        <w:rFonts w:eastAsia="黑体"/>
         <w:b/>
         <w:bCs/>
         <w:i w:val="0"/>
@@ -11677,6 +12161,7 @@
     </w:tblStylePr>
     <w:tblStylePr w:type="lastRow">
       <w:rPr>
+        <w:rFonts w:eastAsia="黑体"/>
         <w:b/>
         <w:bCs/>
         <w:i w:val="0"/>
@@ -11698,6 +12183,7 @@
     </w:tblStylePr>
     <w:tblStylePr w:type="firstCol">
       <w:rPr>
+        <w:rFonts w:eastAsia="黑体"/>
         <w:b/>
         <w:bCs/>
         <w:i w:val="0"/>
@@ -11717,6 +12203,7 @@
     </w:tblStylePr>
     <w:tblStylePr w:type="lastCol">
       <w:rPr>
+        <w:rFonts w:eastAsia="黑体"/>
         <w:b/>
         <w:bCs/>
         <w:i w:val="0"/>
@@ -11797,6 +12284,7 @@
     </w:tcPr>
     <w:tblStylePr w:type="firstRow">
       <w:rPr>
+        <w:rFonts w:eastAsia="黑体"/>
         <w:b/>
         <w:bCs/>
         <w:i w:val="0"/>
@@ -11818,6 +12306,7 @@
     </w:tblStylePr>
     <w:tblStylePr w:type="lastRow">
       <w:rPr>
+        <w:rFonts w:eastAsia="黑体"/>
         <w:b/>
         <w:bCs/>
         <w:i w:val="0"/>
@@ -11839,6 +12328,7 @@
     </w:tblStylePr>
     <w:tblStylePr w:type="firstCol">
       <w:rPr>
+        <w:rFonts w:eastAsia="黑体"/>
         <w:b/>
         <w:bCs/>
         <w:i w:val="0"/>
@@ -11858,6 +12348,7 @@
     </w:tblStylePr>
     <w:tblStylePr w:type="lastCol">
       <w:rPr>
+        <w:rFonts w:eastAsia="黑体"/>
         <w:b/>
         <w:bCs/>
         <w:i w:val="0"/>
@@ -11938,6 +12429,7 @@
     </w:tcPr>
     <w:tblStylePr w:type="firstRow">
       <w:rPr>
+        <w:rFonts w:eastAsia="黑体"/>
         <w:b/>
         <w:bCs/>
         <w:i w:val="0"/>
@@ -11959,6 +12451,7 @@
     </w:tblStylePr>
     <w:tblStylePr w:type="lastRow">
       <w:rPr>
+        <w:rFonts w:eastAsia="黑体"/>
         <w:b/>
         <w:bCs/>
         <w:i w:val="0"/>
@@ -11980,6 +12473,7 @@
     </w:tblStylePr>
     <w:tblStylePr w:type="firstCol">
       <w:rPr>
+        <w:rFonts w:eastAsia="黑体"/>
         <w:b/>
         <w:bCs/>
         <w:i w:val="0"/>
@@ -11999,6 +12493,7 @@
     </w:tblStylePr>
     <w:tblStylePr w:type="lastCol">
       <w:rPr>
+        <w:rFonts w:eastAsia="黑体"/>
         <w:b/>
         <w:bCs/>
         <w:i w:val="0"/>
@@ -12056,6 +12551,7 @@
       <w:spacing w:after="0" w:line="240" w:lineRule="auto"/>
     </w:pPr>
     <w:rPr>
+      <w:rFonts w:eastAsia="黑体"/>
       <w:color w:themeColor="background1" w:val="FFFFFF"/>
     </w:rPr>
     <w:tblPr>
@@ -12074,6 +12570,7 @@
     </w:tcPr>
     <w:tblStylePr w:type="firstRow">
       <w:rPr>
+        <w:rFonts w:eastAsia="黑体"/>
         <w:b/>
         <w:bCs/>
       </w:rPr>
@@ -12170,6 +12667,7 @@
       <w:spacing w:after="0" w:line="240" w:lineRule="auto"/>
     </w:pPr>
     <w:rPr>
+      <w:rFonts w:eastAsia="黑体"/>
       <w:color w:themeColor="background1" w:val="FFFFFF"/>
     </w:rPr>
     <w:tblPr>
@@ -12188,6 +12686,7 @@
     </w:tcPr>
     <w:tblStylePr w:type="firstRow">
       <w:rPr>
+        <w:rFonts w:eastAsia="黑体"/>
         <w:b/>
         <w:bCs/>
       </w:rPr>
@@ -12284,6 +12783,7 @@
       <w:spacing w:after="0" w:line="240" w:lineRule="auto"/>
     </w:pPr>
     <w:rPr>
+      <w:rFonts w:eastAsia="黑体"/>
       <w:color w:themeColor="background1" w:val="FFFFFF"/>
     </w:rPr>
     <w:tblPr>
@@ -12302,6 +12802,7 @@
     </w:tcPr>
     <w:tblStylePr w:type="firstRow">
       <w:rPr>
+        <w:rFonts w:eastAsia="黑体"/>
         <w:b/>
         <w:bCs/>
       </w:rPr>
@@ -12398,6 +12899,7 @@
       <w:spacing w:after="0" w:line="240" w:lineRule="auto"/>
     </w:pPr>
     <w:rPr>
+      <w:rFonts w:eastAsia="黑体"/>
       <w:color w:themeColor="background1" w:val="FFFFFF"/>
     </w:rPr>
     <w:tblPr>
@@ -12416,6 +12918,7 @@
     </w:tcPr>
     <w:tblStylePr w:type="firstRow">
       <w:rPr>
+        <w:rFonts w:eastAsia="黑体"/>
         <w:b/>
         <w:bCs/>
       </w:rPr>
@@ -12512,6 +13015,7 @@
       <w:spacing w:after="0" w:line="240" w:lineRule="auto"/>
     </w:pPr>
     <w:rPr>
+      <w:rFonts w:eastAsia="黑体"/>
       <w:color w:themeColor="background1" w:val="FFFFFF"/>
     </w:rPr>
     <w:tblPr>
@@ -12530,6 +13034,7 @@
     </w:tcPr>
     <w:tblStylePr w:type="firstRow">
       <w:rPr>
+        <w:rFonts w:eastAsia="黑体"/>
         <w:b/>
         <w:bCs/>
       </w:rPr>
@@ -12626,6 +13131,7 @@
       <w:spacing w:after="0" w:line="240" w:lineRule="auto"/>
     </w:pPr>
     <w:rPr>
+      <w:rFonts w:eastAsia="黑体"/>
       <w:color w:themeColor="background1" w:val="FFFFFF"/>
     </w:rPr>
     <w:tblPr>
@@ -12644,6 +13150,7 @@
     </w:tcPr>
     <w:tblStylePr w:type="firstRow">
       <w:rPr>
+        <w:rFonts w:eastAsia="黑体"/>
         <w:b/>
         <w:bCs/>
       </w:rPr>
@@ -12740,6 +13247,7 @@
       <w:spacing w:after="0" w:line="240" w:lineRule="auto"/>
     </w:pPr>
     <w:rPr>
+      <w:rFonts w:eastAsia="黑体"/>
       <w:color w:themeColor="background1" w:val="FFFFFF"/>
     </w:rPr>
     <w:tblPr>
@@ -12758,6 +13266,7 @@
     </w:tcPr>
     <w:tblStylePr w:type="firstRow">
       <w:rPr>
+        <w:rFonts w:eastAsia="黑体"/>
         <w:b/>
         <w:bCs/>
       </w:rPr>
@@ -12854,6 +13363,7 @@
       <w:spacing w:after="0" w:line="240" w:lineRule="auto"/>
     </w:pPr>
     <w:rPr>
+      <w:rFonts w:eastAsia="黑体"/>
       <w:color w:themeColor="text1" w:val="000000"/>
     </w:rPr>
     <w:tblPr>
@@ -12880,6 +13390,7 @@
     </w:tcPr>
     <w:tblStylePr w:type="firstRow">
       <w:rPr>
+        <w:rFonts w:eastAsia="黑体"/>
         <w:b/>
         <w:bCs/>
       </w:rPr>
@@ -12898,6 +13409,7 @@
     </w:tblStylePr>
     <w:tblStylePr w:type="lastRow">
       <w:rPr>
+        <w:rFonts w:eastAsia="黑体"/>
         <w:b/>
         <w:bCs/>
         <w:color w:themeColor="background1" w:val="FFFFFF"/>
@@ -12912,6 +13424,7 @@
     </w:tblStylePr>
     <w:tblStylePr w:type="firstCol">
       <w:rPr>
+        <w:rFonts w:eastAsia="黑体"/>
         <w:color w:themeColor="background1" w:val="FFFFFF"/>
       </w:rPr>
       <w:tblPr/>
@@ -12929,6 +13442,7 @@
     </w:tblStylePr>
     <w:tblStylePr w:type="lastCol">
       <w:rPr>
+        <w:rFonts w:eastAsia="黑体"/>
         <w:color w:themeColor="background1" w:val="FFFFFF"/>
       </w:rPr>
       <w:tblPr/>
@@ -12958,11 +13472,13 @@
     </w:tblStylePr>
     <w:tblStylePr w:type="neCell">
       <w:rPr>
+        <w:rFonts w:eastAsia="黑体"/>
         <w:color w:themeColor="text1" w:val="000000"/>
       </w:rPr>
     </w:tblStylePr>
     <w:tblStylePr w:type="nwCell">
       <w:rPr>
+        <w:rFonts w:eastAsia="黑体"/>
         <w:color w:themeColor="text1" w:val="000000"/>
       </w:rPr>
     </w:tblStylePr>
@@ -12976,6 +13492,7 @@
       <w:spacing w:after="0" w:line="240" w:lineRule="auto"/>
     </w:pPr>
     <w:rPr>
+      <w:rFonts w:eastAsia="黑体"/>
       <w:color w:themeColor="text1" w:val="000000"/>
     </w:rPr>
     <w:tblPr>
@@ -13002,6 +13519,7 @@
     </w:tcPr>
     <w:tblStylePr w:type="firstRow">
       <w:rPr>
+        <w:rFonts w:eastAsia="黑体"/>
         <w:b/>
         <w:bCs/>
       </w:rPr>
@@ -13020,6 +13538,7 @@
     </w:tblStylePr>
     <w:tblStylePr w:type="lastRow">
       <w:rPr>
+        <w:rFonts w:eastAsia="黑体"/>
         <w:b/>
         <w:bCs/>
         <w:color w:themeColor="background1" w:val="FFFFFF"/>
@@ -13034,6 +13553,7 @@
     </w:tblStylePr>
     <w:tblStylePr w:type="firstCol">
       <w:rPr>
+        <w:rFonts w:eastAsia="黑体"/>
         <w:color w:themeColor="background1" w:val="FFFFFF"/>
       </w:rPr>
       <w:tblPr/>
@@ -13051,6 +13571,7 @@
     </w:tblStylePr>
     <w:tblStylePr w:type="lastCol">
       <w:rPr>
+        <w:rFonts w:eastAsia="黑体"/>
         <w:color w:themeColor="background1" w:val="FFFFFF"/>
       </w:rPr>
       <w:tblPr/>
@@ -13080,11 +13601,13 @@
     </w:tblStylePr>
     <w:tblStylePr w:type="neCell">
       <w:rPr>
+        <w:rFonts w:eastAsia="黑体"/>
         <w:color w:themeColor="text1" w:val="000000"/>
       </w:rPr>
     </w:tblStylePr>
     <w:tblStylePr w:type="nwCell">
       <w:rPr>
+        <w:rFonts w:eastAsia="黑体"/>
         <w:color w:themeColor="text1" w:val="000000"/>
       </w:rPr>
     </w:tblStylePr>
@@ -13098,6 +13621,7 @@
       <w:spacing w:after="0" w:line="240" w:lineRule="auto"/>
     </w:pPr>
     <w:rPr>
+      <w:rFonts w:eastAsia="黑体"/>
       <w:color w:themeColor="text1" w:val="000000"/>
     </w:rPr>
     <w:tblPr>
@@ -13124,6 +13648,7 @@
     </w:tcPr>
     <w:tblStylePr w:type="firstRow">
       <w:rPr>
+        <w:rFonts w:eastAsia="黑体"/>
         <w:b/>
         <w:bCs/>
       </w:rPr>
@@ -13142,6 +13667,7 @@
     </w:tblStylePr>
     <w:tblStylePr w:type="lastRow">
       <w:rPr>
+        <w:rFonts w:eastAsia="黑体"/>
         <w:b/>
         <w:bCs/>
         <w:color w:themeColor="background1" w:val="FFFFFF"/>
@@ -13156,6 +13682,7 @@
     </w:tblStylePr>
     <w:tblStylePr w:type="firstCol">
       <w:rPr>
+        <w:rFonts w:eastAsia="黑体"/>
         <w:color w:themeColor="background1" w:val="FFFFFF"/>
       </w:rPr>
       <w:tblPr/>
@@ -13173,6 +13700,7 @@
     </w:tblStylePr>
     <w:tblStylePr w:type="lastCol">
       <w:rPr>
+        <w:rFonts w:eastAsia="黑体"/>
         <w:color w:themeColor="background1" w:val="FFFFFF"/>
       </w:rPr>
       <w:tblPr/>
@@ -13202,11 +13730,13 @@
     </w:tblStylePr>
     <w:tblStylePr w:type="neCell">
       <w:rPr>
+        <w:rFonts w:eastAsia="黑体"/>
         <w:color w:themeColor="text1" w:val="000000"/>
       </w:rPr>
     </w:tblStylePr>
     <w:tblStylePr w:type="nwCell">
       <w:rPr>
+        <w:rFonts w:eastAsia="黑体"/>
         <w:color w:themeColor="text1" w:val="000000"/>
       </w:rPr>
     </w:tblStylePr>
@@ -13220,6 +13750,7 @@
       <w:spacing w:after="0" w:line="240" w:lineRule="auto"/>
     </w:pPr>
     <w:rPr>
+      <w:rFonts w:eastAsia="黑体"/>
       <w:color w:themeColor="text1" w:val="000000"/>
     </w:rPr>
     <w:tblPr>
@@ -13246,6 +13777,7 @@
     </w:tcPr>
     <w:tblStylePr w:type="firstRow">
       <w:rPr>
+        <w:rFonts w:eastAsia="黑体"/>
         <w:b/>
         <w:bCs/>
       </w:rPr>
@@ -13264,6 +13796,7 @@
     </w:tblStylePr>
     <w:tblStylePr w:type="lastRow">
       <w:rPr>
+        <w:rFonts w:eastAsia="黑体"/>
         <w:b/>
         <w:bCs/>
         <w:color w:themeColor="background1" w:val="FFFFFF"/>
@@ -13278,6 +13811,7 @@
     </w:tblStylePr>
     <w:tblStylePr w:type="firstCol">
       <w:rPr>
+        <w:rFonts w:eastAsia="黑体"/>
         <w:color w:themeColor="background1" w:val="FFFFFF"/>
       </w:rPr>
       <w:tblPr/>
@@ -13295,6 +13829,7 @@
     </w:tblStylePr>
     <w:tblStylePr w:type="lastCol">
       <w:rPr>
+        <w:rFonts w:eastAsia="黑体"/>
         <w:color w:themeColor="background1" w:val="FFFFFF"/>
       </w:rPr>
       <w:tblPr/>
@@ -13332,6 +13867,7 @@
       <w:spacing w:after="0" w:line="240" w:lineRule="auto"/>
     </w:pPr>
     <w:rPr>
+      <w:rFonts w:eastAsia="黑体"/>
       <w:color w:themeColor="text1" w:val="000000"/>
     </w:rPr>
     <w:tblPr>
@@ -13358,6 +13894,7 @@
     </w:tcPr>
     <w:tblStylePr w:type="firstRow">
       <w:rPr>
+        <w:rFonts w:eastAsia="黑体"/>
         <w:b/>
         <w:bCs/>
       </w:rPr>
@@ -13376,6 +13913,7 @@
     </w:tblStylePr>
     <w:tblStylePr w:type="lastRow">
       <w:rPr>
+        <w:rFonts w:eastAsia="黑体"/>
         <w:b/>
         <w:bCs/>
         <w:color w:themeColor="background1" w:val="FFFFFF"/>
@@ -13390,6 +13928,7 @@
     </w:tblStylePr>
     <w:tblStylePr w:type="firstCol">
       <w:rPr>
+        <w:rFonts w:eastAsia="黑体"/>
         <w:color w:themeColor="background1" w:val="FFFFFF"/>
       </w:rPr>
       <w:tblPr/>
@@ -13407,6 +13946,7 @@
     </w:tblStylePr>
     <w:tblStylePr w:type="lastCol">
       <w:rPr>
+        <w:rFonts w:eastAsia="黑体"/>
         <w:color w:themeColor="background1" w:val="FFFFFF"/>
       </w:rPr>
       <w:tblPr/>
@@ -13436,11 +13976,13 @@
     </w:tblStylePr>
     <w:tblStylePr w:type="neCell">
       <w:rPr>
+        <w:rFonts w:eastAsia="黑体"/>
         <w:color w:themeColor="text1" w:val="000000"/>
       </w:rPr>
     </w:tblStylePr>
     <w:tblStylePr w:type="nwCell">
       <w:rPr>
+        <w:rFonts w:eastAsia="黑体"/>
         <w:color w:themeColor="text1" w:val="000000"/>
       </w:rPr>
     </w:tblStylePr>
@@ -13454,6 +13996,7 @@
       <w:spacing w:after="0" w:line="240" w:lineRule="auto"/>
     </w:pPr>
     <w:rPr>
+      <w:rFonts w:eastAsia="黑体"/>
       <w:color w:themeColor="text1" w:val="000000"/>
     </w:rPr>
     <w:tblPr>
@@ -13480,6 +14023,7 @@
     </w:tcPr>
     <w:tblStylePr w:type="firstRow">
       <w:rPr>
+        <w:rFonts w:eastAsia="黑体"/>
         <w:b/>
         <w:bCs/>
       </w:rPr>
@@ -13498,6 +14042,7 @@
     </w:tblStylePr>
     <w:tblStylePr w:type="lastRow">
       <w:rPr>
+        <w:rFonts w:eastAsia="黑体"/>
         <w:b/>
         <w:bCs/>
         <w:color w:themeColor="background1" w:val="FFFFFF"/>
@@ -13512,6 +14057,7 @@
     </w:tblStylePr>
     <w:tblStylePr w:type="firstCol">
       <w:rPr>
+        <w:rFonts w:eastAsia="黑体"/>
         <w:color w:themeColor="background1" w:val="FFFFFF"/>
       </w:rPr>
       <w:tblPr/>
@@ -13529,6 +14075,7 @@
     </w:tblStylePr>
     <w:tblStylePr w:type="lastCol">
       <w:rPr>
+        <w:rFonts w:eastAsia="黑体"/>
         <w:color w:themeColor="background1" w:val="FFFFFF"/>
       </w:rPr>
       <w:tblPr/>
@@ -13558,11 +14105,13 @@
     </w:tblStylePr>
     <w:tblStylePr w:type="neCell">
       <w:rPr>
+        <w:rFonts w:eastAsia="黑体"/>
         <w:color w:themeColor="text1" w:val="000000"/>
       </w:rPr>
     </w:tblStylePr>
     <w:tblStylePr w:type="nwCell">
       <w:rPr>
+        <w:rFonts w:eastAsia="黑体"/>
         <w:color w:themeColor="text1" w:val="000000"/>
       </w:rPr>
     </w:tblStylePr>
@@ -13576,6 +14125,7 @@
       <w:spacing w:after="0" w:line="240" w:lineRule="auto"/>
     </w:pPr>
     <w:rPr>
+      <w:rFonts w:eastAsia="黑体"/>
       <w:color w:themeColor="text1" w:val="000000"/>
     </w:rPr>
     <w:tblPr>
@@ -13602,6 +14152,7 @@
     </w:tcPr>
     <w:tblStylePr w:type="firstRow">
       <w:rPr>
+        <w:rFonts w:eastAsia="黑体"/>
         <w:b/>
         <w:bCs/>
       </w:rPr>
@@ -13620,6 +14171,7 @@
     </w:tblStylePr>
     <w:tblStylePr w:type="lastRow">
       <w:rPr>
+        <w:rFonts w:eastAsia="黑体"/>
         <w:b/>
         <w:bCs/>
         <w:color w:themeColor="background1" w:val="FFFFFF"/>
@@ -13634,6 +14186,7 @@
     </w:tblStylePr>
     <w:tblStylePr w:type="firstCol">
       <w:rPr>
+        <w:rFonts w:eastAsia="黑体"/>
         <w:color w:themeColor="background1" w:val="FFFFFF"/>
       </w:rPr>
       <w:tblPr/>
@@ -13651,6 +14204,7 @@
     </w:tblStylePr>
     <w:tblStylePr w:type="lastCol">
       <w:rPr>
+        <w:rFonts w:eastAsia="黑体"/>
         <w:color w:themeColor="background1" w:val="FFFFFF"/>
       </w:rPr>
       <w:tblPr/>
@@ -13680,11 +14234,13 @@
     </w:tblStylePr>
     <w:tblStylePr w:type="neCell">
       <w:rPr>
+        <w:rFonts w:eastAsia="黑体"/>
         <w:color w:themeColor="text1" w:val="000000"/>
       </w:rPr>
     </w:tblStylePr>
     <w:tblStylePr w:type="nwCell">
       <w:rPr>
+        <w:rFonts w:eastAsia="黑体"/>
         <w:color w:themeColor="text1" w:val="000000"/>
       </w:rPr>
     </w:tblStylePr>
@@ -13698,6 +14254,7 @@
       <w:spacing w:after="0" w:line="240" w:lineRule="auto"/>
     </w:pPr>
     <w:rPr>
+      <w:rFonts w:eastAsia="黑体"/>
       <w:color w:themeColor="text1" w:val="000000"/>
     </w:rPr>
     <w:tblPr>
@@ -13716,6 +14273,7 @@
     </w:tcPr>
     <w:tblStylePr w:type="firstRow">
       <w:rPr>
+        <w:rFonts w:eastAsia="黑体"/>
         <w:b/>
         <w:bCs/>
         <w:color w:themeColor="background1" w:val="FFFFFF"/>
@@ -13730,6 +14288,7 @@
     </w:tblStylePr>
     <w:tblStylePr w:type="lastRow">
       <w:rPr>
+        <w:rFonts w:eastAsia="黑体"/>
         <w:b/>
         <w:bCs/>
         <w:color w:themeColor="accent2" w:themeShade="CC" w:val="9E3A38"/>
@@ -13744,12 +14303,14 @@
     </w:tblStylePr>
     <w:tblStylePr w:type="firstCol">
       <w:rPr>
+        <w:rFonts w:eastAsia="黑体"/>
         <w:b/>
         <w:bCs/>
       </w:rPr>
     </w:tblStylePr>
     <w:tblStylePr w:type="lastCol">
       <w:rPr>
+        <w:rFonts w:eastAsia="黑体"/>
         <w:b/>
         <w:bCs/>
       </w:rPr>
@@ -13784,6 +14345,7 @@
       <w:spacing w:after="0" w:line="240" w:lineRule="auto"/>
     </w:pPr>
     <w:rPr>
+      <w:rFonts w:eastAsia="黑体"/>
       <w:color w:themeColor="text1" w:val="000000"/>
     </w:rPr>
     <w:tblPr>
@@ -13802,6 +14364,7 @@
     </w:tcPr>
     <w:tblStylePr w:type="firstRow">
       <w:rPr>
+        <w:rFonts w:eastAsia="黑体"/>
         <w:b/>
         <w:bCs/>
         <w:color w:themeColor="background1" w:val="FFFFFF"/>
@@ -13816,6 +14379,7 @@
     </w:tblStylePr>
     <w:tblStylePr w:type="lastRow">
       <w:rPr>
+        <w:rFonts w:eastAsia="黑体"/>
         <w:b/>
         <w:bCs/>
         <w:color w:themeColor="accent2" w:themeShade="CC" w:val="9E3A38"/>
@@ -13830,12 +14394,14 @@
     </w:tblStylePr>
     <w:tblStylePr w:type="firstCol">
       <w:rPr>
+        <w:rFonts w:eastAsia="黑体"/>
         <w:b/>
         <w:bCs/>
       </w:rPr>
     </w:tblStylePr>
     <w:tblStylePr w:type="lastCol">
       <w:rPr>
+        <w:rFonts w:eastAsia="黑体"/>
         <w:b/>
         <w:bCs/>
       </w:rPr>
@@ -13870,6 +14436,7 @@
       <w:spacing w:after="0" w:line="240" w:lineRule="auto"/>
     </w:pPr>
     <w:rPr>
+      <w:rFonts w:eastAsia="黑体"/>
       <w:color w:themeColor="text1" w:val="000000"/>
     </w:rPr>
     <w:tblPr>
@@ -13888,6 +14455,7 @@
     </w:tcPr>
     <w:tblStylePr w:type="firstRow">
       <w:rPr>
+        <w:rFonts w:eastAsia="黑体"/>
         <w:b/>
         <w:bCs/>
         <w:color w:themeColor="background1" w:val="FFFFFF"/>
@@ -13902,6 +14470,7 @@
     </w:tblStylePr>
     <w:tblStylePr w:type="lastRow">
       <w:rPr>
+        <w:rFonts w:eastAsia="黑体"/>
         <w:b/>
         <w:bCs/>
         <w:color w:themeColor="accent2" w:themeShade="CC" w:val="9E3A38"/>
@@ -13916,12 +14485,14 @@
     </w:tblStylePr>
     <w:tblStylePr w:type="firstCol">
       <w:rPr>
+        <w:rFonts w:eastAsia="黑体"/>
         <w:b/>
         <w:bCs/>
       </w:rPr>
     </w:tblStylePr>
     <w:tblStylePr w:type="lastCol">
       <w:rPr>
+        <w:rFonts w:eastAsia="黑体"/>
         <w:b/>
         <w:bCs/>
       </w:rPr>
@@ -13956,6 +14527,7 @@
       <w:spacing w:after="0" w:line="240" w:lineRule="auto"/>
     </w:pPr>
     <w:rPr>
+      <w:rFonts w:eastAsia="黑体"/>
       <w:color w:themeColor="text1" w:val="000000"/>
     </w:rPr>
     <w:tblPr>
@@ -13974,6 +14546,7 @@
     </w:tcPr>
     <w:tblStylePr w:type="firstRow">
       <w:rPr>
+        <w:rFonts w:eastAsia="黑体"/>
         <w:b/>
         <w:bCs/>
         <w:color w:themeColor="background1" w:val="FFFFFF"/>
@@ -13988,6 +14561,7 @@
     </w:tblStylePr>
     <w:tblStylePr w:type="lastRow">
       <w:rPr>
+        <w:rFonts w:eastAsia="黑体"/>
         <w:b/>
         <w:bCs/>
         <w:color w:themeColor="accent4" w:themeShade="CC" w:val="664E82"/>
@@ -14002,12 +14576,14 @@
     </w:tblStylePr>
     <w:tblStylePr w:type="firstCol">
       <w:rPr>
+        <w:rFonts w:eastAsia="黑体"/>
         <w:b/>
         <w:bCs/>
       </w:rPr>
     </w:tblStylePr>
     <w:tblStylePr w:type="lastCol">
       <w:rPr>
+        <w:rFonts w:eastAsia="黑体"/>
         <w:b/>
         <w:bCs/>
       </w:rPr>
@@ -14042,6 +14618,7 @@
       <w:spacing w:after="0" w:line="240" w:lineRule="auto"/>
     </w:pPr>
     <w:rPr>
+      <w:rFonts w:eastAsia="黑体"/>
       <w:color w:themeColor="text1" w:val="000000"/>
     </w:rPr>
     <w:tblPr>
@@ -14060,6 +14637,7 @@
     </w:tcPr>
     <w:tblStylePr w:type="firstRow">
       <w:rPr>
+        <w:rFonts w:eastAsia="黑体"/>
         <w:b/>
         <w:bCs/>
         <w:color w:themeColor="background1" w:val="FFFFFF"/>
@@ -14074,6 +14652,7 @@
     </w:tblStylePr>
     <w:tblStylePr w:type="lastRow">
       <w:rPr>
+        <w:rFonts w:eastAsia="黑体"/>
         <w:b/>
         <w:bCs/>
         <w:color w:themeColor="accent3" w:themeShade="CC" w:val="7E9C40"/>
@@ -14088,12 +14667,14 @@
     </w:tblStylePr>
     <w:tblStylePr w:type="firstCol">
       <w:rPr>
+        <w:rFonts w:eastAsia="黑体"/>
         <w:b/>
         <w:bCs/>
       </w:rPr>
     </w:tblStylePr>
     <w:tblStylePr w:type="lastCol">
       <w:rPr>
+        <w:rFonts w:eastAsia="黑体"/>
         <w:b/>
         <w:bCs/>
       </w:rPr>
@@ -14128,6 +14709,7 @@
       <w:spacing w:after="0" w:line="240" w:lineRule="auto"/>
     </w:pPr>
     <w:rPr>
+      <w:rFonts w:eastAsia="黑体"/>
       <w:color w:themeColor="text1" w:val="000000"/>
     </w:rPr>
     <w:tblPr>
@@ -14146,6 +14728,7 @@
     </w:tcPr>
     <w:tblStylePr w:type="firstRow">
       <w:rPr>
+        <w:rFonts w:eastAsia="黑体"/>
         <w:b/>
         <w:bCs/>
         <w:color w:themeColor="background1" w:val="FFFFFF"/>
@@ -14160,6 +14743,7 @@
     </w:tblStylePr>
     <w:tblStylePr w:type="lastRow">
       <w:rPr>
+        <w:rFonts w:eastAsia="黑体"/>
         <w:b/>
         <w:bCs/>
         <w:color w:themeColor="accent6" w:themeShade="CC" w:val="F2730A"/>
@@ -14174,12 +14758,14 @@
     </w:tblStylePr>
     <w:tblStylePr w:type="firstCol">
       <w:rPr>
+        <w:rFonts w:eastAsia="黑体"/>
         <w:b/>
         <w:bCs/>
       </w:rPr>
     </w:tblStylePr>
     <w:tblStylePr w:type="lastCol">
       <w:rPr>
+        <w:rFonts w:eastAsia="黑体"/>
         <w:b/>
         <w:bCs/>
       </w:rPr>
@@ -14214,6 +14800,7 @@
       <w:spacing w:after="0" w:line="240" w:lineRule="auto"/>
     </w:pPr>
     <w:rPr>
+      <w:rFonts w:eastAsia="黑体"/>
       <w:color w:themeColor="text1" w:val="000000"/>
     </w:rPr>
     <w:tblPr>
@@ -14232,6 +14819,7 @@
     </w:tcPr>
     <w:tblStylePr w:type="firstRow">
       <w:rPr>
+        <w:rFonts w:eastAsia="黑体"/>
         <w:b/>
         <w:bCs/>
         <w:color w:themeColor="background1" w:val="FFFFFF"/>
@@ -14246,6 +14834,7 @@
     </w:tblStylePr>
     <w:tblStylePr w:type="lastRow">
       <w:rPr>
+        <w:rFonts w:eastAsia="黑体"/>
         <w:b/>
         <w:bCs/>
         <w:color w:themeColor="accent5" w:themeShade="CC" w:val="348DA5"/>
@@ -14260,12 +14849,14 @@
     </w:tblStylePr>
     <w:tblStylePr w:type="firstCol">
       <w:rPr>
+        <w:rFonts w:eastAsia="黑体"/>
         <w:b/>
         <w:bCs/>
       </w:rPr>
     </w:tblStylePr>
     <w:tblStylePr w:type="lastCol">
       <w:rPr>
+        <w:rFonts w:eastAsia="黑体"/>
         <w:b/>
         <w:bCs/>
       </w:rPr>
@@ -14300,6 +14891,7 @@
       <w:spacing w:after="0" w:line="240" w:lineRule="auto"/>
     </w:pPr>
     <w:rPr>
+      <w:rFonts w:eastAsia="黑体"/>
       <w:color w:themeColor="text1" w:val="000000"/>
     </w:rPr>
     <w:tblPr>
@@ -14321,6 +14913,7 @@
     </w:tcPr>
     <w:tblStylePr w:type="firstRow">
       <w:rPr>
+        <w:rFonts w:eastAsia="黑体"/>
         <w:b/>
         <w:bCs/>
       </w:rPr>
@@ -14331,6 +14924,7 @@
     </w:tblStylePr>
     <w:tblStylePr w:type="lastRow">
       <w:rPr>
+        <w:rFonts w:eastAsia="黑体"/>
         <w:b/>
         <w:bCs/>
         <w:color w:themeColor="text1" w:val="000000"/>
@@ -14342,6 +14936,7 @@
     </w:tblStylePr>
     <w:tblStylePr w:type="firstCol">
       <w:rPr>
+        <w:rFonts w:eastAsia="黑体"/>
         <w:color w:themeColor="background1" w:val="FFFFFF"/>
       </w:rPr>
       <w:tblPr/>
@@ -14351,6 +14946,7 @@
     </w:tblStylePr>
     <w:tblStylePr w:type="lastCol">
       <w:rPr>
+        <w:rFonts w:eastAsia="黑体"/>
         <w:color w:themeColor="background1" w:val="FFFFFF"/>
       </w:rPr>
       <w:tblPr/>
@@ -14380,6 +14976,7 @@
       <w:spacing w:after="0" w:line="240" w:lineRule="auto"/>
     </w:pPr>
     <w:rPr>
+      <w:rFonts w:eastAsia="黑体"/>
       <w:color w:themeColor="text1" w:val="000000"/>
     </w:rPr>
     <w:tblPr>
@@ -14401,6 +14998,7 @@
     </w:tcPr>
     <w:tblStylePr w:type="firstRow">
       <w:rPr>
+        <w:rFonts w:eastAsia="黑体"/>
         <w:b/>
         <w:bCs/>
       </w:rPr>
@@ -14411,6 +15009,7 @@
     </w:tblStylePr>
     <w:tblStylePr w:type="lastRow">
       <w:rPr>
+        <w:rFonts w:eastAsia="黑体"/>
         <w:b/>
         <w:bCs/>
         <w:color w:themeColor="text1" w:val="000000"/>
@@ -14422,6 +15021,7 @@
     </w:tblStylePr>
     <w:tblStylePr w:type="firstCol">
       <w:rPr>
+        <w:rFonts w:eastAsia="黑体"/>
         <w:color w:themeColor="background1" w:val="FFFFFF"/>
       </w:rPr>
       <w:tblPr/>
@@ -14431,6 +15031,7 @@
     </w:tblStylePr>
     <w:tblStylePr w:type="lastCol">
       <w:rPr>
+        <w:rFonts w:eastAsia="黑体"/>
         <w:color w:themeColor="background1" w:val="FFFFFF"/>
       </w:rPr>
       <w:tblPr/>
@@ -14460,6 +15061,7 @@
       <w:spacing w:after="0" w:line="240" w:lineRule="auto"/>
     </w:pPr>
     <w:rPr>
+      <w:rFonts w:eastAsia="黑体"/>
       <w:color w:themeColor="text1" w:val="000000"/>
     </w:rPr>
     <w:tblPr>
@@ -14481,6 +15083,7 @@
     </w:tcPr>
     <w:tblStylePr w:type="firstRow">
       <w:rPr>
+        <w:rFonts w:eastAsia="黑体"/>
         <w:b/>
         <w:bCs/>
       </w:rPr>
@@ -14491,6 +15094,7 @@
     </w:tblStylePr>
     <w:tblStylePr w:type="lastRow">
       <w:rPr>
+        <w:rFonts w:eastAsia="黑体"/>
         <w:b/>
         <w:bCs/>
         <w:color w:themeColor="text1" w:val="000000"/>
@@ -14502,6 +15106,7 @@
     </w:tblStylePr>
     <w:tblStylePr w:type="firstCol">
       <w:rPr>
+        <w:rFonts w:eastAsia="黑体"/>
         <w:color w:themeColor="background1" w:val="FFFFFF"/>
       </w:rPr>
       <w:tblPr/>
@@ -14511,6 +15116,7 @@
     </w:tblStylePr>
     <w:tblStylePr w:type="lastCol">
       <w:rPr>
+        <w:rFonts w:eastAsia="黑体"/>
         <w:color w:themeColor="background1" w:val="FFFFFF"/>
       </w:rPr>
       <w:tblPr/>
@@ -14540,6 +15146,7 @@
       <w:spacing w:after="0" w:line="240" w:lineRule="auto"/>
     </w:pPr>
     <w:rPr>
+      <w:rFonts w:eastAsia="黑体"/>
       <w:color w:themeColor="text1" w:val="000000"/>
     </w:rPr>
     <w:tblPr>
@@ -14561,6 +15168,7 @@
     </w:tcPr>
     <w:tblStylePr w:type="firstRow">
       <w:rPr>
+        <w:rFonts w:eastAsia="黑体"/>
         <w:b/>
         <w:bCs/>
       </w:rPr>
@@ -14571,6 +15179,7 @@
     </w:tblStylePr>
     <w:tblStylePr w:type="lastRow">
       <w:rPr>
+        <w:rFonts w:eastAsia="黑体"/>
         <w:b/>
         <w:bCs/>
         <w:color w:themeColor="text1" w:val="000000"/>
@@ -14582,6 +15191,7 @@
     </w:tblStylePr>
     <w:tblStylePr w:type="firstCol">
       <w:rPr>
+        <w:rFonts w:eastAsia="黑体"/>
         <w:color w:themeColor="background1" w:val="FFFFFF"/>
       </w:rPr>
       <w:tblPr/>
@@ -14591,6 +15201,7 @@
     </w:tblStylePr>
     <w:tblStylePr w:type="lastCol">
       <w:rPr>
+        <w:rFonts w:eastAsia="黑体"/>
         <w:color w:themeColor="background1" w:val="FFFFFF"/>
       </w:rPr>
       <w:tblPr/>
@@ -14620,6 +15231,7 @@
       <w:spacing w:after="0" w:line="240" w:lineRule="auto"/>
     </w:pPr>
     <w:rPr>
+      <w:rFonts w:eastAsia="黑体"/>
       <w:color w:themeColor="text1" w:val="000000"/>
     </w:rPr>
     <w:tblPr>
@@ -14641,6 +15253,7 @@
     </w:tcPr>
     <w:tblStylePr w:type="firstRow">
       <w:rPr>
+        <w:rFonts w:eastAsia="黑体"/>
         <w:b/>
         <w:bCs/>
       </w:rPr>
@@ -14651,6 +15264,7 @@
     </w:tblStylePr>
     <w:tblStylePr w:type="lastRow">
       <w:rPr>
+        <w:rFonts w:eastAsia="黑体"/>
         <w:b/>
         <w:bCs/>
         <w:color w:themeColor="text1" w:val="000000"/>
@@ -14662,6 +15276,7 @@
     </w:tblStylePr>
     <w:tblStylePr w:type="firstCol">
       <w:rPr>
+        <w:rFonts w:eastAsia="黑体"/>
         <w:color w:themeColor="background1" w:val="FFFFFF"/>
       </w:rPr>
       <w:tblPr/>
@@ -14671,6 +15286,7 @@
     </w:tblStylePr>
     <w:tblStylePr w:type="lastCol">
       <w:rPr>
+        <w:rFonts w:eastAsia="黑体"/>
         <w:color w:themeColor="background1" w:val="FFFFFF"/>
       </w:rPr>
       <w:tblPr/>
@@ -14700,6 +15316,7 @@
       <w:spacing w:after="0" w:line="240" w:lineRule="auto"/>
     </w:pPr>
     <w:rPr>
+      <w:rFonts w:eastAsia="黑体"/>
       <w:color w:themeColor="text1" w:val="000000"/>
     </w:rPr>
     <w:tblPr>
@@ -14721,6 +15338,7 @@
     </w:tcPr>
     <w:tblStylePr w:type="firstRow">
       <w:rPr>
+        <w:rFonts w:eastAsia="黑体"/>
         <w:b/>
         <w:bCs/>
       </w:rPr>
@@ -14731,6 +15349,7 @@
     </w:tblStylePr>
     <w:tblStylePr w:type="lastRow">
       <w:rPr>
+        <w:rFonts w:eastAsia="黑体"/>
         <w:b/>
         <w:bCs/>
         <w:color w:themeColor="text1" w:val="000000"/>
@@ -14742,6 +15361,7 @@
     </w:tblStylePr>
     <w:tblStylePr w:type="firstCol">
       <w:rPr>
+        <w:rFonts w:eastAsia="黑体"/>
         <w:color w:themeColor="background1" w:val="FFFFFF"/>
       </w:rPr>
       <w:tblPr/>
@@ -14751,6 +15371,7 @@
     </w:tblStylePr>
     <w:tblStylePr w:type="lastCol">
       <w:rPr>
+        <w:rFonts w:eastAsia="黑体"/>
         <w:color w:themeColor="background1" w:val="FFFFFF"/>
       </w:rPr>
       <w:tblPr/>
@@ -14780,6 +15401,7 @@
       <w:spacing w:after="0" w:line="240" w:lineRule="auto"/>
     </w:pPr>
     <w:rPr>
+      <w:rFonts w:eastAsia="黑体"/>
       <w:color w:themeColor="text1" w:val="000000"/>
     </w:rPr>
     <w:tblPr>
@@ -14801,6 +15423,7 @@
     </w:tcPr>
     <w:tblStylePr w:type="firstRow">
       <w:rPr>
+        <w:rFonts w:eastAsia="黑体"/>
         <w:b/>
         <w:bCs/>
       </w:rPr>
@@ -14811,6 +15434,7 @@
     </w:tblStylePr>
     <w:tblStylePr w:type="lastRow">
       <w:rPr>
+        <w:rFonts w:eastAsia="黑体"/>
         <w:b/>
         <w:bCs/>
         <w:color w:themeColor="text1" w:val="000000"/>
@@ -14822,6 +15446,7 @@
     </w:tblStylePr>
     <w:tblStylePr w:type="firstCol">
       <w:rPr>
+        <w:rFonts w:eastAsia="黑体"/>
         <w:color w:themeColor="background1" w:val="FFFFFF"/>
       </w:rPr>
       <w:tblPr/>
@@ -14831,6 +15456,7 @@
     </w:tblStylePr>
     <w:tblStylePr w:type="lastCol">
       <w:rPr>
+        <w:rFonts w:eastAsia="黑体"/>
         <w:color w:themeColor="background1" w:val="FFFFFF"/>
       </w:rPr>
       <w:tblPr/>
@@ -14863,6 +15489,7 @@
     <w:name w:val="KeywordTok"/>
     <w:basedOn w:val="VerbatimChar"/>
     <w:rPr>
+      <w:rFonts w:eastAsia="黑体"/>
       <w:b/>
       <w:color w:val="007020"/>
     </w:rPr>
@@ -14871,6 +15498,7 @@
     <w:name w:val="DataTypeTok"/>
     <w:basedOn w:val="VerbatimChar"/>
     <w:rPr>
+      <w:rFonts w:eastAsia="黑体"/>
       <w:color w:val="902000"/>
     </w:rPr>
   </w:style>
@@ -14878,6 +15506,7 @@
     <w:name w:val="DecValTok"/>
     <w:basedOn w:val="VerbatimChar"/>
     <w:rPr>
+      <w:rFonts w:eastAsia="黑体"/>
       <w:color w:val="40a070"/>
     </w:rPr>
   </w:style>
@@ -14885,6 +15514,7 @@
     <w:name w:val="BaseNTok"/>
     <w:basedOn w:val="VerbatimChar"/>
     <w:rPr>
+      <w:rFonts w:eastAsia="黑体"/>
       <w:color w:val="40a070"/>
     </w:rPr>
   </w:style>
@@ -14892,6 +15522,7 @@
     <w:name w:val="FloatTok"/>
     <w:basedOn w:val="VerbatimChar"/>
     <w:rPr>
+      <w:rFonts w:eastAsia="黑体"/>
       <w:color w:val="40a070"/>
     </w:rPr>
   </w:style>
@@ -14899,6 +15530,7 @@
     <w:name w:val="ConstantTok"/>
     <w:basedOn w:val="VerbatimChar"/>
     <w:rPr>
+      <w:rFonts w:eastAsia="黑体"/>
       <w:color w:val="880000"/>
     </w:rPr>
   </w:style>
@@ -14906,6 +15538,7 @@
     <w:name w:val="CharTok"/>
     <w:basedOn w:val="VerbatimChar"/>
     <w:rPr>
+      <w:rFonts w:eastAsia="黑体"/>
       <w:color w:val="4070a0"/>
     </w:rPr>
   </w:style>
@@ -14913,6 +15546,7 @@
     <w:name w:val="SpecialCharTok"/>
     <w:basedOn w:val="VerbatimChar"/>
     <w:rPr>
+      <w:rFonts w:eastAsia="黑体"/>
       <w:color w:val="4070a0"/>
     </w:rPr>
   </w:style>
@@ -14920,6 +15554,7 @@
     <w:name w:val="StringTok"/>
     <w:basedOn w:val="VerbatimChar"/>
     <w:rPr>
+      <w:rFonts w:eastAsia="黑体"/>
       <w:color w:val="4070a0"/>
     </w:rPr>
   </w:style>
@@ -14927,6 +15562,7 @@
     <w:name w:val="VerbatimStringTok"/>
     <w:basedOn w:val="VerbatimChar"/>
     <w:rPr>
+      <w:rFonts w:eastAsia="黑体"/>
       <w:color w:val="4070a0"/>
     </w:rPr>
   </w:style>
@@ -14934,6 +15570,7 @@
     <w:name w:val="SpecialStringTok"/>
     <w:basedOn w:val="VerbatimChar"/>
     <w:rPr>
+      <w:rFonts w:eastAsia="黑体"/>
       <w:color w:val="bb6688"/>
     </w:rPr>
   </w:style>
@@ -14941,6 +15578,7 @@
     <w:name w:val="ImportTok"/>
     <w:basedOn w:val="VerbatimChar"/>
     <w:rPr>
+      <w:rFonts w:eastAsia="黑体"/>
       <w:b/>
       <w:color w:val="008000"/>
     </w:rPr>
@@ -14949,6 +15587,7 @@
     <w:name w:val="CommentTok"/>
     <w:basedOn w:val="VerbatimChar"/>
     <w:rPr>
+      <w:rFonts w:eastAsia="黑体"/>
       <w:i/>
       <w:color w:val="60a0b0"/>
     </w:rPr>
@@ -14957,6 +15596,7 @@
     <w:name w:val="DocumentationTok"/>
     <w:basedOn w:val="VerbatimChar"/>
     <w:rPr>
+      <w:rFonts w:eastAsia="黑体"/>
       <w:i/>
       <w:color w:val="ba2121"/>
     </w:rPr>
@@ -14965,6 +15605,7 @@
     <w:name w:val="AnnotationTok"/>
     <w:basedOn w:val="VerbatimChar"/>
     <w:rPr>
+      <w:rFonts w:eastAsia="黑体"/>
       <w:b/>
       <w:i/>
       <w:color w:val="60a0b0"/>
@@ -14974,6 +15615,7 @@
     <w:name w:val="CommentVarTok"/>
     <w:basedOn w:val="VerbatimChar"/>
     <w:rPr>
+      <w:rFonts w:eastAsia="黑体"/>
       <w:b/>
       <w:i/>
       <w:color w:val="60a0b0"/>
@@ -14983,6 +15625,7 @@
     <w:name w:val="OtherTok"/>
     <w:basedOn w:val="VerbatimChar"/>
     <w:rPr>
+      <w:rFonts w:eastAsia="黑体"/>
       <w:color w:val="007020"/>
     </w:rPr>
   </w:style>
@@ -14990,6 +15633,7 @@
     <w:name w:val="FunctionTok"/>
     <w:basedOn w:val="VerbatimChar"/>
     <w:rPr>
+      <w:rFonts w:eastAsia="黑体"/>
       <w:color w:val="06287e"/>
     </w:rPr>
   </w:style>
@@ -14997,6 +15641,7 @@
     <w:name w:val="VariableTok"/>
     <w:basedOn w:val="VerbatimChar"/>
     <w:rPr>
+      <w:rFonts w:eastAsia="黑体"/>
       <w:color w:val="19177c"/>
     </w:rPr>
   </w:style>
@@ -15004,6 +15649,7 @@
     <w:name w:val="ControlFlowTok"/>
     <w:basedOn w:val="VerbatimChar"/>
     <w:rPr>
+      <w:rFonts w:eastAsia="黑体"/>
       <w:b/>
       <w:color w:val="007020"/>
     </w:rPr>
@@ -15012,6 +15658,7 @@
     <w:name w:val="OperatorTok"/>
     <w:basedOn w:val="VerbatimChar"/>
     <w:rPr>
+      <w:rFonts w:eastAsia="黑体"/>
       <w:color w:val="666666"/>
     </w:rPr>
   </w:style>
@@ -15019,18 +15666,22 @@
     <w:name w:val="BuiltInTok"/>
     <w:basedOn w:val="VerbatimChar"/>
     <w:rPr>
+      <w:rFonts w:eastAsia="黑体"/>
       <w:color w:val="008000"/>
     </w:rPr>
   </w:style>
   <w:style w:type="character" w:customStyle="1" w:styleId="ExtensionTok">
     <w:name w:val="ExtensionTok"/>
     <w:basedOn w:val="VerbatimChar"/>
-    <w:rPr/>
+    <w:rPr>
+      <w:rFonts w:eastAsia="黑体"/>
+    </w:rPr>
   </w:style>
   <w:style w:type="character" w:customStyle="1" w:styleId="PreprocessorTok">
     <w:name w:val="PreprocessorTok"/>
     <w:basedOn w:val="VerbatimChar"/>
     <w:rPr>
+      <w:rFonts w:eastAsia="黑体"/>
       <w:color w:val="bc7a00"/>
     </w:rPr>
   </w:style>
@@ -15038,18 +15689,22 @@
     <w:name w:val="AttributeTok"/>
     <w:basedOn w:val="VerbatimChar"/>
     <w:rPr>
+      <w:rFonts w:eastAsia="黑体"/>
       <w:color w:val="7d9029"/>
     </w:rPr>
   </w:style>
   <w:style w:type="character" w:customStyle="1" w:styleId="RegionMarkerTok">
     <w:name w:val="RegionMarkerTok"/>
     <w:basedOn w:val="VerbatimChar"/>
-    <w:rPr/>
+    <w:rPr>
+      <w:rFonts w:eastAsia="黑体"/>
+    </w:rPr>
   </w:style>
   <w:style w:type="character" w:customStyle="1" w:styleId="InformationTok">
     <w:name w:val="InformationTok"/>
     <w:basedOn w:val="VerbatimChar"/>
     <w:rPr>
+      <w:rFonts w:eastAsia="黑体"/>
       <w:b/>
       <w:i/>
       <w:color w:val="60a0b0"/>
@@ -15059,6 +15714,7 @@
     <w:name w:val="WarningTok"/>
     <w:basedOn w:val="VerbatimChar"/>
     <w:rPr>
+      <w:rFonts w:eastAsia="黑体"/>
       <w:b/>
       <w:i/>
       <w:color w:val="60a0b0"/>
@@ -15068,6 +15724,7 @@
     <w:name w:val="AlertTok"/>
     <w:basedOn w:val="VerbatimChar"/>
     <w:rPr>
+      <w:rFonts w:eastAsia="黑体"/>
       <w:b/>
       <w:color w:val="ff0000"/>
     </w:rPr>
@@ -15076,6 +15733,7 @@
     <w:name w:val="ErrorTok"/>
     <w:basedOn w:val="VerbatimChar"/>
     <w:rPr>
+      <w:rFonts w:eastAsia="黑体"/>
       <w:b/>
       <w:color w:val="ff0000"/>
     </w:rPr>
@@ -15083,7 +15741,9 @@
   <w:style w:type="character" w:customStyle="1" w:styleId="NormalTok">
     <w:name w:val="NormalTok"/>
     <w:basedOn w:val="VerbatimChar"/>
-    <w:rPr/>
+    <w:rPr>
+      <w:rFonts w:eastAsia="黑体"/>
+    </w:rPr>
   </w:style>
 </w:styles>
 </file>
@@ -15132,12 +15792,12 @@
     <a:fontScheme name="Office">
       <a:majorFont>
         <a:latin typeface="Calibri"/>
-        <a:ea typeface=""/>
+        <a:ea typeface="黑体"/>
         <a:cs typeface=""/>
         <a:font script="Jpan" typeface="ＭＳ ゴシック"/>
         <a:font script="Hang" typeface="맑은 고딕"/>
-        <a:font script="Hans" typeface="宋体"/>
-        <a:font script="Hant" typeface="新細明體"/>
+        <a:font script="Hans" typeface="黑体"/>
+        <a:font script="Hant" typeface="黑体"/>
         <a:font script="Arab" typeface="Times New Roman"/>
         <a:font script="Hebr" typeface="Times New Roman"/>
         <a:font script="Thai" typeface="Angsana New"/>
@@ -15167,12 +15827,12 @@
       </a:majorFont>
       <a:minorFont>
         <a:latin typeface="Cambria"/>
-        <a:ea typeface=""/>
+        <a:ea typeface="黑体"/>
         <a:cs typeface=""/>
         <a:font script="Jpan" typeface="ＭＳ 明朝"/>
         <a:font script="Hang" typeface="맑은 고딕"/>
-        <a:font script="Hans" typeface="宋体"/>
-        <a:font script="Hant" typeface="新細明體"/>
+        <a:font script="Hans" typeface="黑体"/>
+        <a:font script="Hant" typeface="黑体"/>
         <a:font script="Arab" typeface="Arial"/>
         <a:font script="Hebr" typeface="Arial"/>
         <a:font script="Thai" typeface="Cordia New"/>

--- a/05-数字电路/01-组合逻辑电路/数据分配器电路DEMUX/数据分配器电路DEMUX.docx
+++ b/05-数字电路/01-组合逻辑电路/数据分配器电路DEMUX/数据分配器电路DEMUX.docx
@@ -2721,7 +2721,7 @@
           <w:color w:val="555555"/>
           <w:sz w:val="21"/>
         </w:rPr>
-        <w:t>材料收集者：杜文杰，WX手机：19519196569，QQ:3478827729</w:t>
+        <w:t>材料收集者：杜文杰，微信/手机：19519196569，QQ:3478827729</w:t>
       </w:r>
     </w:p>
     <w:sectPr>
